--- a/downloads/workbook/ai-4-week-26.docx
+++ b/downloads/workbook/ai-4-week-26.docx
@@ -1593,6 +1593,178 @@
         <w:t>Project connection: For your Responsible Plant Classifier, save the input, procedure, observed result and limitation of this check. Label this worked example as practice; use a different, previously unreviewed case when checking independent understanding.</w:t>
       </w:r>
     </w:p>
+    <w:p>
+      <w:pPr>
+        <w:pStyle w:val="Heading1"/>
+      </w:pPr>
+      <w:r>
+        <w:t>24. Project portfolio milestone</w:t>
+      </w:r>
+    </w:p>
+    <w:p>
+      <w:r>
+        <w:t>Project: Responsible Plant Classifier</w:t>
+      </w:r>
+    </w:p>
+    <w:p>
+      <w:r>
+        <w:t>Current milestone: Prepare the demonstration. Gather reproducible instructions, evidence, access checks and remaining limitations.</w:t>
+      </w:r>
+    </w:p>
+    <w:p>
+      <w:r>
+        <w:t>For your Responsible Plant Classifier, save the input, procedure, observed result and limitation of this check. Label this worked example as practice; use a different, previously unreviewed case when checking independent understanding.</w:t>
+      </w:r>
+    </w:p>
+    <w:tbl>
+      <w:tblPr>
+        <w:tblStyle w:val="LightShading-Accent1"/>
+        <w:tblW w:type="auto" w:w="0"/>
+        <w:tblLook w:firstColumn="1" w:firstRow="1" w:lastColumn="0" w:lastRow="0" w:noHBand="0" w:noVBand="1" w:val="04A0"/>
+      </w:tblPr>
+      <w:tblGrid>
+        <w:gridCol w:w="5112"/>
+        <w:gridCol w:w="5112"/>
+      </w:tblGrid>
+      <w:tr>
+        <w:trPr>
+          <w:tblHeader/>
+        </w:trPr>
+        <w:tc>
+          <w:tcPr>
+            <w:tcW w:type="dxa" w:w="5112"/>
+          </w:tcPr>
+          <w:p>
+            <w:r>
+              <w:t>Evidence to keep</w:t>
+            </w:r>
+          </w:p>
+        </w:tc>
+        <w:tc>
+          <w:tcPr>
+            <w:tcW w:type="dxa" w:w="5112"/>
+          </w:tcPr>
+          <w:p>
+            <w:r>
+              <w:t>My record</w:t>
+            </w:r>
+          </w:p>
+        </w:tc>
+      </w:tr>
+      <w:tr>
+        <w:tc>
+          <w:tcPr>
+            <w:tcW w:type="dxa" w:w="5112"/>
+          </w:tcPr>
+          <w:p>
+            <w:r>
+              <w:t>This week’s input and deciding step</w:t>
+            </w:r>
+          </w:p>
+        </w:tc>
+        <w:tc>
+          <w:tcPr>
+            <w:tcW w:type="dxa" w:w="5112"/>
+          </w:tcPr>
+          <w:p>
+            <w:r/>
+          </w:p>
+        </w:tc>
+      </w:tr>
+      <w:tr>
+        <w:tc>
+          <w:tcPr>
+            <w:tcW w:type="dxa" w:w="5112"/>
+          </w:tcPr>
+          <w:p>
+            <w:r>
+              <w:t>Prediction and actual result (or labelled paper trace)</w:t>
+            </w:r>
+          </w:p>
+        </w:tc>
+        <w:tc>
+          <w:tcPr>
+            <w:tcW w:type="dxa" w:w="5112"/>
+          </w:tcPr>
+          <w:p>
+            <w:r/>
+          </w:p>
+        </w:tc>
+      </w:tr>
+      <w:tr>
+        <w:tc>
+          <w:tcPr>
+            <w:tcW w:type="dxa" w:w="5112"/>
+          </w:tcPr>
+          <w:p>
+            <w:r>
+              <w:t>One change since the previous checkpoint and why</w:t>
+            </w:r>
+          </w:p>
+        </w:tc>
+        <w:tc>
+          <w:tcPr>
+            <w:tcW w:type="dxa" w:w="5112"/>
+          </w:tcPr>
+          <w:p>
+            <w:r/>
+          </w:p>
+        </w:tc>
+      </w:tr>
+      <w:tr>
+        <w:tc>
+          <w:tcPr>
+            <w:tcW w:type="dxa" w:w="5112"/>
+          </w:tcPr>
+          <w:p>
+            <w:r>
+              <w:t>One error or limit and the next test</w:t>
+            </w:r>
+          </w:p>
+        </w:tc>
+        <w:tc>
+          <w:tcPr>
+            <w:tcW w:type="dxa" w:w="5112"/>
+          </w:tcPr>
+          <w:p>
+            <w:r/>
+          </w:p>
+        </w:tc>
+      </w:tr>
+    </w:tbl>
+    <w:p>
+      <w:pPr>
+        <w:pStyle w:val="Heading3"/>
+      </w:pPr>
+      <w:r>
+        <w:t>Explain what this week adds to your project. Reuse last week’s record rather than starting again.</w:t>
+      </w:r>
+    </w:p>
+    <w:p>
+      <w:r>
+        <w:t>________________________________________________________________</w:t>
+      </w:r>
+    </w:p>
+    <w:p>
+      <w:r>
+        <w:t>________________________________________________________________</w:t>
+      </w:r>
+    </w:p>
+    <w:p>
+      <w:r>
+        <w:t>________________________________________________________________</w:t>
+      </w:r>
+    </w:p>
+    <w:p>
+      <w:r>
+        <w:t>________________________________________________________________</w:t>
+      </w:r>
+    </w:p>
+    <w:p>
+      <w:r>
+        <w:t>________________________________________________________________</w:t>
+      </w:r>
+    </w:p>
     <w:sectPr>
       <w:pgSz w:w="12240" w:h="15840"/>
       <w:pgMar w:top="936" w:right="1008" w:bottom="936" w:left="1008" w:header="720" w:footer="720" w:gutter="0"/>

--- a/downloads/workbook/ai-4-week-26.docx
+++ b/downloads/workbook/ai-4-week-26.docx
@@ -1765,6 +1765,248 @@
         <w:t>________________________________________________________________</w:t>
       </w:r>
     </w:p>
+    <w:p>
+      <w:pPr>
+        <w:pStyle w:val="Heading1"/>
+      </w:pPr>
+      <w:r>
+        <w:t>25. Supported practice and learning evidence</w:t>
+      </w:r>
+    </w:p>
+    <w:p>
+      <w:r>
+        <w:t>Use this supported practice once, in the browser or on paper. Keep the reserved independent assessment for a separate first attempt before teacher feedback.</w:t>
+      </w:r>
+    </w:p>
+    <w:p>
+      <w:r>
+        <w:t>Record variation across declared seeds instead of selecting the prettiest run.</w:t>
+      </w:r>
+    </w:p>
+    <w:p>
+      <w:pPr>
+        <w:pStyle w:val="Heading3"/>
+      </w:pPr>
+      <w:r>
+        <w:t>Practice 1: explain the deciding evidence</w:t>
+      </w:r>
+    </w:p>
+    <w:p>
+      <w:r>
+        <w:t>Which labelled step matches this detail? Record data version, split, code, settings and seeds, not just the winning80%.</w:t>
+      </w:r>
+    </w:p>
+    <w:p>
+      <w:r>
+        <w:t>1. Preserve context</w:t>
+      </w:r>
+    </w:p>
+    <w:p>
+      <w:r>
+        <w:t>2. Keep run identities</w:t>
+      </w:r>
+    </w:p>
+    <w:p>
+      <w:r>
+        <w:t>3. Summarise variation</w:t>
+      </w:r>
+    </w:p>
+    <w:p>
+      <w:pPr>
+        <w:pStyle w:val="Heading3"/>
+      </w:pPr>
+      <w:r>
+        <w:t>My selected conclusion, deciding fact and explanation</w:t>
+      </w:r>
+    </w:p>
+    <w:p>
+      <w:r>
+        <w:t>________________________________________________________________</w:t>
+      </w:r>
+    </w:p>
+    <w:p>
+      <w:r>
+        <w:t>________________________________________________________________</w:t>
+      </w:r>
+    </w:p>
+    <w:p>
+      <w:r>
+        <w:t>________________________________________________________________</w:t>
+      </w:r>
+    </w:p>
+    <w:p>
+      <w:r>
+        <w:t>________________________________________________________________</w:t>
+      </w:r>
+    </w:p>
+    <w:p>
+      <w:r>
+        <w:t>________________________________________________________________</w:t>
+      </w:r>
+    </w:p>
+    <w:p>
+      <w:r>
+        <w:t>Hint if needed: Read the steps in the pictorial case. Match the supplied detail to the stage that performs or records it.</w:t>
+      </w:r>
+    </w:p>
+    <w:p>
+      <w:r>
+        <w:t>After your attempt, compare with the supported explanation: Preserve context Record data version, split, code, settings and seeds, not just the winning80%. Read the picture in order. Record data version, split, code, settings and seeds, not just the winning80%. The arrows show which recorded input or intermediate result each decision uses. Explain the deciding step aloud before checking the changed case; pointing to the final answer alone does not show how it follows.</w:t>
+      </w:r>
+    </w:p>
+    <w:p>
+      <w:pPr>
+        <w:pStyle w:val="Heading3"/>
+      </w:pPr>
+      <w:r>
+        <w:t>Practice 2: explain the deciding evidence</w:t>
+      </w:r>
+    </w:p>
+    <w:p>
+      <w:r>
+        <w:t>Changed-case practice: The report deletes the 60% run. Which conclusion is supported by the supplied facts?</w:t>
+      </w:r>
+    </w:p>
+    <w:p>
+      <w:r>
+        <w:t>1. The remaining mean rises to75%, but the reported comparison becomes selectively incomplete.</w:t>
+      </w:r>
+    </w:p>
+    <w:p>
+      <w:r>
+        <w:t>2. This one example guarantees correct results for every future input.</w:t>
+      </w:r>
+    </w:p>
+    <w:p>
+      <w:r>
+        <w:t>3. We can decide the result without examining the changed input or the procedure.</w:t>
+      </w:r>
+    </w:p>
+    <w:p>
+      <w:pPr>
+        <w:pStyle w:val="Heading3"/>
+      </w:pPr>
+      <w:r>
+        <w:t>My selected conclusion, deciding fact and explanation</w:t>
+      </w:r>
+    </w:p>
+    <w:p>
+      <w:r>
+        <w:t>________________________________________________________________</w:t>
+      </w:r>
+    </w:p>
+    <w:p>
+      <w:r>
+        <w:t>________________________________________________________________</w:t>
+      </w:r>
+    </w:p>
+    <w:p>
+      <w:r>
+        <w:t>________________________________________________________________</w:t>
+      </w:r>
+    </w:p>
+    <w:p>
+      <w:r>
+        <w:t>________________________________________________________________</w:t>
+      </w:r>
+    </w:p>
+    <w:p>
+      <w:r>
+        <w:t>________________________________________________________________</w:t>
+      </w:r>
+    </w:p>
+    <w:p>
+      <w:r>
+        <w:t>Hint if needed: Use the changed condition and the deciding step in the pictorial trace. The answer must say what follows from those facts.</w:t>
+      </w:r>
+    </w:p>
+    <w:p>
+      <w:r>
+        <w:t>After your attempt, compare with the supported explanation: The remaining mean rises to75%, but the reported comparison becomes selectively incomplete. Removing an unfavourable declared run changes the evidence rather than improving the method.</w:t>
+      </w:r>
+    </w:p>
+    <w:p>
+      <w:pPr>
+        <w:pStyle w:val="Heading3"/>
+      </w:pPr>
+      <w:r>
+        <w:t>Repair a missing building block</w:t>
+      </w:r>
+    </w:p>
+    <w:p>
+      <w:r>
+        <w:t>Review Metrics Match Consequences (ai-4/25). Goal: Apply a declared score threshold including equality. Short practice: Which labels determine the false-alarm count at threshold 0.4? Point to the relevant step in the picture, then write the changed result and the rule or evidence that supports it.. Return to this week and explain what you changed.</w:t>
+      </w:r>
+    </w:p>
+    <w:p>
+      <w:r>
+        <w:t>Review Hold Out Test Data (ai-4/23). Goal: Freeze the full evaluation procedure before testing. Short practice: What is needed for an honest final claim about the revised version? Point to the relevant step in the picture, then write the changed result and the rule or evidence that supports it.. Return to this week and explain what you changed.</w:t>
+      </w:r>
+    </w:p>
+    <w:p>
+      <w:r>
+        <w:t>Review Mean, Median, and Baselines (ai-4/20). Goal: Fit mean and median constant baselines on training targets. Short practice: Does either original baseline win under evaluation MAE? Point to the relevant step in the picture, then write the changed result and the rule or evidence that supports it.. Return to this week and explain what you changed.</w:t>
+      </w:r>
+    </w:p>
+    <w:p>
+      <w:pPr>
+        <w:pStyle w:val="Heading3"/>
+      </w:pPr>
+      <w:r>
+        <w:t>Predict, run and debug</w:t>
+      </w:r>
+    </w:p>
+    <w:p>
+      <w:r>
+        <w:t>The browser lab lets you edit the supported Python examples already included in this lesson. Predict first, run, inspect the actual output or error, change one input, then run again. Keep code, predictions, actual results and a reasoned revision together. On paper, label your result as a trace rather than an execution.</w:t>
+      </w:r>
+    </w:p>
+    <w:p>
+      <w:pPr>
+        <w:pStyle w:val="Heading3"/>
+      </w:pPr>
+      <w:r>
+        <w:t>Keep your completed work</w:t>
+      </w:r>
+    </w:p>
+    <w:p>
+      <w:r>
+        <w:t>Use Download completed work in the hosted lesson to export your answers, reflections, practice feedback and code-run evidence. Open the HTML copy to read or print it. Drafts stay in this browser when storage is available; clear drafts on a shared device.</w:t>
+      </w:r>
+    </w:p>
+    <w:p>
+      <w:pPr>
+        <w:pStyle w:val="Heading3"/>
+      </w:pPr>
+      <w:r>
+        <w:t>What I repaired, the evidence I kept and the next test</w:t>
+      </w:r>
+    </w:p>
+    <w:p>
+      <w:r>
+        <w:t>________________________________________________________________</w:t>
+      </w:r>
+    </w:p>
+    <w:p>
+      <w:r>
+        <w:t>________________________________________________________________</w:t>
+      </w:r>
+    </w:p>
+    <w:p>
+      <w:r>
+        <w:t>________________________________________________________________</w:t>
+      </w:r>
+    </w:p>
+    <w:p>
+      <w:r>
+        <w:t>________________________________________________________________</w:t>
+      </w:r>
+    </w:p>
+    <w:p>
+      <w:r>
+        <w:t>________________________________________________________________</w:t>
+      </w:r>
+    </w:p>
     <w:sectPr>
       <w:pgSz w:w="12240" w:h="15840"/>
       <w:pgMar w:top="936" w:right="1008" w:bottom="936" w:left="1008" w:header="720" w:footer="720" w:gutter="0"/>

--- a/downloads/workbook/ai-4-week-26.docx
+++ b/downloads/workbook/ai-4-week-26.docx
@@ -30,6 +30,17 @@
     </w:p>
     <w:p>
       <w:r>
+        <w:t>Record your starting explanation for Reproducible Experiments before opening notes. Show any later correction separately.</w:t>
+      </w:r>
+    </w:p>
+    <w:p>
+      <w:pPr>
+        <w:spacing w:line="336" w:lineRule="auto" w:after="180"/>
+      </w:pPr>
+      <w:r>
+        <w:rPr>
+          <w:b w:val="0"/>
+        </w:rPr>
         <w:t>Try the recall before opening notes. Then use a different colour or a labelled second line to correct your explanation.</w:t>
       </w:r>
     </w:p>
@@ -42,7 +53,13 @@
       </w:r>
     </w:p>
     <w:p>
-      <w:r>
+      <w:pPr>
+        <w:spacing w:line="336" w:lineRule="auto" w:after="180"/>
+      </w:pPr>
+      <w:r>
+        <w:rPr>
+          <w:b w:val="0"/>
+        </w:rPr>
         <w:t>Without opening the old lesson, explain one key idea from Metrics Match Consequences. Give an example and a mistake that the idea helps you avoid.</w:t>
       </w:r>
     </w:p>
@@ -78,7 +95,13 @@
       </w:r>
     </w:p>
     <w:p>
-      <w:r>
+      <w:pPr>
+        <w:spacing w:line="336" w:lineRule="auto" w:after="180"/>
+      </w:pPr>
+      <w:r>
+        <w:rPr>
+          <w:b w:val="0"/>
+        </w:rPr>
         <w:t>Without opening the old lesson, explain one key idea from Hold Out Test Data. Give an example and a mistake that the idea helps you avoid.</w:t>
       </w:r>
     </w:p>
@@ -114,7 +137,13 @@
       </w:r>
     </w:p>
     <w:p>
-      <w:r>
+      <w:pPr>
+        <w:spacing w:line="336" w:lineRule="auto" w:after="180"/>
+      </w:pPr>
+      <w:r>
+        <w:rPr>
+          <w:b w:val="0"/>
+        </w:rPr>
         <w:t>Without opening the old lesson, explain one key idea from Mean, Median, and Baselines. Give an example and a mistake that the idea helps you avoid.</w:t>
       </w:r>
     </w:p>
@@ -151,7 +180,30 @@
     </w:p>
     <w:p>
       <w:r>
-        <w:t>Use W2: Improve a record for Experimental records and seeds. Record the answer once; the lesson and workbook refer to the same attempt.</w:t>
+        <w:t>Complete the supported Reproducible Experiments trace and record the first step you can explain without help.</w:t>
+      </w:r>
+    </w:p>
+    <w:p>
+      <w:pPr>
+        <w:spacing w:line="336" w:lineRule="auto" w:after="180"/>
+      </w:pPr>
+      <w:r>
+        <w:rPr>
+          <w:b w:val="0"/>
+        </w:rPr>
+        <w:t xml:space="preserve">Use W2: Improve a record for Experimental records and </w:t>
+      </w:r>
+      <w:r>
+        <w:rPr>
+          <w:b/>
+        </w:rPr>
+        <w:t>seed</w:t>
+      </w:r>
+      <w:r>
+        <w:rPr>
+          <w:b w:val="0"/>
+        </w:rPr>
+        <w:t>s. Record the answer once; the lesson and workbook refer to the same attempt.</w:t>
       </w:r>
     </w:p>
     <w:tbl>
@@ -279,7 +331,41 @@
     </w:p>
     <w:p>
       <w:r>
-        <w:t>Use the worked case for Experimental records and seeds. Proposed explanation: “A final answer is enough”. Decide whether this explanation is supported. Point to the step or supplied fact that decides; explain your repair if needed.</w:t>
+        <w:t>Check the proposed Reproducible Experiments explanation against the supplied facts before discussing it.</w:t>
+      </w:r>
+    </w:p>
+    <w:p>
+      <w:pPr>
+        <w:spacing w:line="336" w:lineRule="auto" w:after="180"/>
+      </w:pPr>
+      <w:r>
+        <w:rPr>
+          <w:b w:val="0"/>
+        </w:rPr>
+        <w:t xml:space="preserve">Use the worked case for Experimental records and </w:t>
+      </w:r>
+      <w:r>
+        <w:rPr>
+          <w:b/>
+        </w:rPr>
+        <w:t>seed</w:t>
+      </w:r>
+      <w:r>
+        <w:rPr>
+          <w:b w:val="0"/>
+        </w:rPr>
+        <w:t>s. Proposed explanation: “A final answer is enough”. Decide whether this explanation is supported.</w:t>
+      </w:r>
+    </w:p>
+    <w:p>
+      <w:pPr>
+        <w:spacing w:line="336" w:lineRule="auto" w:after="180"/>
+      </w:pPr>
+      <w:r>
+        <w:rPr>
+          <w:b w:val="0"/>
+        </w:rPr>
+        <w:t>Point to the step or supplied fact that decides; explain your repair if needed.</w:t>
       </w:r>
     </w:p>
     <w:p>
@@ -319,6 +405,11 @@
       </w:r>
     </w:p>
     <w:p>
+      <w:r>
+        <w:t>Write one first attempt at the reserved independent case before feedback. Repeated copies of that case refer to the same recorded attempt.</w:t>
+      </w:r>
+    </w:p>
+    <w:p>
       <w:pPr>
         <w:pStyle w:val="Heading3"/>
       </w:pPr>
@@ -327,8 +418,26 @@
       </w:r>
     </w:p>
     <w:p>
-      <w:r>
-        <w:t>Declared seeds 1, 2, 3 produce 9/12, 8/12, 10/12 correct. Compute the mean accuracy and range.</w:t>
+      <w:pPr>
+        <w:spacing w:line="336" w:lineRule="auto" w:after="180"/>
+      </w:pPr>
+      <w:r>
+        <w:rPr>
+          <w:b w:val="0"/>
+        </w:rPr>
+        <w:t xml:space="preserve">Declared </w:t>
+      </w:r>
+      <w:r>
+        <w:rPr>
+          <w:b/>
+        </w:rPr>
+        <w:t>seed</w:t>
+      </w:r>
+      <w:r>
+        <w:rPr>
+          <w:b w:val="0"/>
+        </w:rPr>
+        <w:t>s 1, 2, 3 produce 9/12, 8/12, 10/12 correct. Compute the mean accuracy and range.</w:t>
       </w:r>
     </w:p>
     <w:p>
@@ -375,7 +484,13 @@
       </w:r>
     </w:p>
     <w:p>
-      <w:r>
+      <w:pPr>
+        <w:spacing w:line="336" w:lineRule="auto" w:after="180"/>
+      </w:pPr>
+      <w:r>
+        <w:rPr>
+          <w:b w:val="0"/>
+        </w:rPr>
         <w:t>Attempt this case before feedback. Record any help. Earlier examples below are further practice; a case already practised with feedback cannot establish fresh transfer.</w:t>
       </w:r>
     </w:p>
@@ -389,7 +504,30 @@
     </w:p>
     <w:p>
       <w:r>
-        <w:t>Two teams use the same random seed but different label files. Their results differ. List the records needed to reproduce the experiment.</w:t>
+        <w:t>Connect the Reproducible Experiments target to a trace and a justified conclusion.</w:t>
+      </w:r>
+    </w:p>
+    <w:p>
+      <w:pPr>
+        <w:spacing w:line="336" w:lineRule="auto" w:after="180"/>
+      </w:pPr>
+      <w:r>
+        <w:rPr>
+          <w:b w:val="0"/>
+        </w:rPr>
+        <w:t xml:space="preserve">Two teams use the same </w:t>
+      </w:r>
+      <w:r>
+        <w:rPr>
+          <w:b/>
+        </w:rPr>
+        <w:t>random seed</w:t>
+      </w:r>
+      <w:r>
+        <w:rPr>
+          <w:b w:val="0"/>
+        </w:rPr>
+        <w:t xml:space="preserve"> but different label files. Their results differ. List the records needed to reproduce the experiment.</w:t>
       </w:r>
     </w:p>
     <w:p>
@@ -402,17 +540,94 @@
     </w:p>
     <w:p>
       <w:r>
-        <w:t>A report says accuracy85% without data split, code version, seed or preprocessing.</w:t>
-      </w:r>
-    </w:p>
-    <w:p>
-      <w:r>
-        <w:t>Specify reproducibility records.</w:t>
-      </w:r>
-    </w:p>
-    <w:p>
-      <w:r>
-        <w:t>Show your trace, calculation or evidence</w:t>
+        <w:t>Solve the supplied Reproducible Experiments case and show the deciding evidence.</w:t>
+      </w:r>
+    </w:p>
+    <w:p>
+      <w:pPr>
+        <w:spacing w:line="336" w:lineRule="auto" w:after="180"/>
+      </w:pPr>
+      <w:r>
+        <w:rPr>
+          <w:b w:val="0"/>
+        </w:rPr>
+        <w:t xml:space="preserve">A report says accuracy85% without data split, code </w:t>
+      </w:r>
+      <w:r>
+        <w:rPr>
+          <w:b/>
+        </w:rPr>
+        <w:t>version</w:t>
+      </w:r>
+      <w:r>
+        <w:rPr>
+          <w:b w:val="0"/>
+        </w:rPr>
+        <w:t xml:space="preserve">, </w:t>
+      </w:r>
+      <w:r>
+        <w:rPr>
+          <w:b/>
+        </w:rPr>
+        <w:t>seed</w:t>
+      </w:r>
+      <w:r>
+        <w:rPr>
+          <w:b w:val="0"/>
+        </w:rPr>
+        <w:t xml:space="preserve"> or pre</w:t>
+      </w:r>
+      <w:r>
+        <w:rPr>
+          <w:b/>
+        </w:rPr>
+        <w:t>process</w:t>
+      </w:r>
+      <w:r>
+        <w:rPr>
+          <w:b w:val="0"/>
+        </w:rPr>
+        <w:t>ing.</w:t>
+      </w:r>
+    </w:p>
+    <w:p>
+      <w:pPr>
+        <w:spacing w:line="336" w:lineRule="auto" w:after="180"/>
+      </w:pPr>
+      <w:r>
+        <w:rPr>
+          <w:b w:val="0"/>
+        </w:rPr>
+        <w:t xml:space="preserve">Specify </w:t>
+      </w:r>
+      <w:r>
+        <w:rPr>
+          <w:b/>
+        </w:rPr>
+        <w:t>reproducibility</w:t>
+      </w:r>
+      <w:r>
+        <w:rPr>
+          <w:b w:val="0"/>
+        </w:rPr>
+        <w:t xml:space="preserve"> records.</w:t>
+      </w:r>
+    </w:p>
+    <w:p>
+      <w:pPr>
+        <w:spacing w:line="336" w:lineRule="auto" w:after="180"/>
+      </w:pPr>
+      <w:r>
+        <w:rPr>
+          <w:b w:val="0"/>
+        </w:rPr>
+        <w:t xml:space="preserve">Show your trace, calculation or </w:t>
+      </w:r>
+      <w:r>
+        <w:rPr>
+          <w:b/>
+        </w:rPr>
+        <w:t>evidence</w:t>
       </w:r>
     </w:p>
     <w:p>
@@ -458,11 +673,29 @@
     </w:p>
     <w:p>
       <w:r>
+        <w:t>Apply the procedure to the changed case and record why the conclusion follows.</w:t>
+      </w:r>
+    </w:p>
+    <w:p>
+      <w:pPr>
+        <w:spacing w:line="336" w:lineRule="auto" w:after="180"/>
+        <w:shd w:fill="F5F1FB"/>
+      </w:pPr>
+      <w:r>
+        <w:rPr>
+          <w:b w:val="0"/>
+        </w:rPr>
         <w:t>Two runs use different random splits and different feature sets. Their scores differ. What must be recorded, and why is the cause unclear?</w:t>
       </w:r>
     </w:p>
     <w:p>
-      <w:r>
+      <w:pPr>
+        <w:spacing w:line="336" w:lineRule="auto" w:after="180"/>
+      </w:pPr>
+      <w:r>
+        <w:rPr>
+          <w:b w:val="0"/>
+        </w:rPr>
         <w:t>My independent answer and reason</w:t>
       </w:r>
     </w:p>
@@ -517,7 +750,30 @@
     </w:p>
     <w:p>
       <w:r>
-        <w:t>Create a changed input, boundary case or missing-information case. Write the expected answer or safe response before testing.</w:t>
+        <w:t>Specify a changed input, expected result and observation separately.</w:t>
+      </w:r>
+    </w:p>
+    <w:p>
+      <w:pPr>
+        <w:spacing w:line="336" w:lineRule="auto" w:after="180"/>
+      </w:pPr>
+      <w:r>
+        <w:rPr>
+          <w:b w:val="0"/>
+        </w:rPr>
+        <w:t xml:space="preserve">Create a changed </w:t>
+      </w:r>
+      <w:r>
+        <w:rPr>
+          <w:b/>
+        </w:rPr>
+        <w:t>input</w:t>
+      </w:r>
+      <w:r>
+        <w:rPr>
+          <w:b w:val="0"/>
+        </w:rPr>
+        <w:t>, boundary case or missing-information case. Write the expected answer or safe response before testing.</w:t>
       </w:r>
     </w:p>
     <w:tbl>
@@ -646,12 +902,53 @@
     </w:p>
     <w:p>
       <w:r>
-        <w:t>Give every Plant Classifier experiment an ID and immutable record linking dataset, split, code, settings, predictions, and metrics.</w:t>
-      </w:r>
-    </w:p>
-    <w:p>
-      <w:r>
-        <w:t>The project change and evidence I will keep</w:t>
+        <w:t>Justify what Reproducible Experiments adds to Responsible Plant Classifier and keep the evidence.</w:t>
+      </w:r>
+    </w:p>
+    <w:p>
+      <w:pPr>
+        <w:spacing w:line="336" w:lineRule="auto" w:after="180"/>
+      </w:pPr>
+      <w:r>
+        <w:rPr>
+          <w:b w:val="0"/>
+        </w:rPr>
+        <w:t xml:space="preserve">Give every Plant Classifier experiment an ID and immutable record linking dataset, split, code, settings, </w:t>
+      </w:r>
+      <w:r>
+        <w:rPr>
+          <w:b/>
+        </w:rPr>
+        <w:t>prediction</w:t>
+      </w:r>
+      <w:r>
+        <w:rPr>
+          <w:b w:val="0"/>
+        </w:rPr>
+        <w:t>s, and metrics.</w:t>
+      </w:r>
+    </w:p>
+    <w:p>
+      <w:pPr>
+        <w:spacing w:line="336" w:lineRule="auto" w:after="180"/>
+      </w:pPr>
+      <w:r>
+        <w:rPr>
+          <w:b w:val="0"/>
+        </w:rPr>
+        <w:t xml:space="preserve">The project change and </w:t>
+      </w:r>
+      <w:r>
+        <w:rPr>
+          <w:b/>
+        </w:rPr>
+        <w:t>evidence</w:t>
+      </w:r>
+      <w:r>
+        <w:rPr>
+          <w:b w:val="0"/>
+        </w:rPr>
+        <w:t xml:space="preserve"> I will keep</w:t>
       </w:r>
     </w:p>
     <w:p>
@@ -697,11 +994,54 @@
     </w:p>
     <w:p>
       <w:r>
-        <w:t>I can explain the mechanism. I can show evidence. I can handle a changed case. I can name a limit. Mark each as not yet, with help or independently, and attach supporting work.</w:t>
-      </w:r>
-    </w:p>
-    <w:p>
-      <w:r>
+        <w:t>Judge explanation, evidence, transfer and limits separately; attach the work behind your judgement.</w:t>
+      </w:r>
+    </w:p>
+    <w:p>
+      <w:pPr>
+        <w:pStyle w:val="ListBullet"/>
+      </w:pPr>
+      <w:r>
+        <w:t>I can explain the mechanism.</w:t>
+      </w:r>
+    </w:p>
+    <w:p>
+      <w:pPr>
+        <w:pStyle w:val="ListBullet"/>
+      </w:pPr>
+      <w:r>
+        <w:t>I can show evidence.</w:t>
+      </w:r>
+    </w:p>
+    <w:p>
+      <w:pPr>
+        <w:pStyle w:val="ListBullet"/>
+      </w:pPr>
+      <w:r>
+        <w:t>I can handle a changed case.</w:t>
+      </w:r>
+    </w:p>
+    <w:p>
+      <w:pPr>
+        <w:pStyle w:val="ListBullet"/>
+      </w:pPr>
+      <w:r>
+        <w:t>I can name a limit.</w:t>
+      </w:r>
+    </w:p>
+    <w:p>
+      <w:r>
+        <w:t>Mark each as not yet, with help or independently, and attach supporting work.</w:t>
+      </w:r>
+    </w:p>
+    <w:p>
+      <w:pPr>
+        <w:spacing w:line="336" w:lineRule="auto" w:after="180"/>
+      </w:pPr>
+      <w:r>
+        <w:rPr>
+          <w:b w:val="0"/>
+        </w:rPr>
         <w:t>Teacher review ____________________  Next step ____________________</w:t>
       </w:r>
     </w:p>
@@ -715,7 +1055,30 @@
     </w:p>
     <w:p>
       <w:r>
-        <w:t>Two teams use the same random seed but different label files. Their results differ. List the records needed to reproduce the experiment.</w:t>
+        <w:t>Use this earlier case as transfer practice. A case already discussed with feedback is not fresh assessment evidence.</w:t>
+      </w:r>
+    </w:p>
+    <w:p>
+      <w:pPr>
+        <w:spacing w:line="336" w:lineRule="auto" w:after="180"/>
+      </w:pPr>
+      <w:r>
+        <w:rPr>
+          <w:b w:val="0"/>
+        </w:rPr>
+        <w:t xml:space="preserve">Two teams use the same </w:t>
+      </w:r>
+      <w:r>
+        <w:rPr>
+          <w:b/>
+        </w:rPr>
+        <w:t>random seed</w:t>
+      </w:r>
+      <w:r>
+        <w:rPr>
+          <w:b w:val="0"/>
+        </w:rPr>
+        <w:t xml:space="preserve"> but different label files. Their results differ. List the records needed to reproduce the experiment.</w:t>
       </w:r>
     </w:p>
     <w:p>
@@ -762,7 +1125,13 @@
       </w:r>
     </w:p>
     <w:p>
-      <w:r>
+      <w:pPr>
+        <w:spacing w:line="336" w:lineRule="auto" w:after="180"/>
+      </w:pPr>
+      <w:r>
+        <w:rPr>
+          <w:b w:val="0"/>
+        </w:rPr>
         <w:t>Record support used: none, hint or teacher explanation.</w:t>
       </w:r>
     </w:p>
@@ -776,6 +1145,17 @@
     </w:p>
     <w:p>
       <w:r>
+        <w:t>Summarize all runs. Apply the supplied Reproducible Experiments facts and keep your reasoning.</w:t>
+      </w:r>
+    </w:p>
+    <w:p>
+      <w:pPr>
+        <w:spacing w:line="336" w:lineRule="auto" w:after="180"/>
+      </w:pPr>
+      <w:r>
+        <w:rPr>
+          <w:b w:val="0"/>
+        </w:rPr>
         <w:t>Calculate the worked mean and range in percentage points.</w:t>
       </w:r>
     </w:p>
@@ -827,7 +1207,30 @@
     </w:p>
     <w:p>
       <w:r>
-        <w:t>A file contains only seed 22 and 80 percent. Name four missing items.</w:t>
+        <w:t>Improve a record. Apply the supplied Reproducible Experiments facts and keep your reasoning.</w:t>
+      </w:r>
+    </w:p>
+    <w:p>
+      <w:pPr>
+        <w:spacing w:line="336" w:lineRule="auto" w:after="180"/>
+      </w:pPr>
+      <w:r>
+        <w:rPr>
+          <w:b w:val="0"/>
+        </w:rPr>
+        <w:t xml:space="preserve">A file contains only </w:t>
+      </w:r>
+      <w:r>
+        <w:rPr>
+          <w:b/>
+        </w:rPr>
+        <w:t>seed</w:t>
+      </w:r>
+      <w:r>
+        <w:rPr>
+          <w:b w:val="0"/>
+        </w:rPr>
+        <w:t xml:space="preserve"> 22 and 80 percent. Name four missing items.</w:t>
       </w:r>
     </w:p>
     <w:p>
@@ -878,7 +1281,31 @@
     </w:p>
     <w:p>
       <w:r>
-        <w:t>Does identical output prove a valid experiment?</w:t>
+        <w:t>Separate two ideas. Apply the supplied Reproducible Experiments facts and keep your reasoning.</w:t>
+      </w:r>
+    </w:p>
+    <w:p>
+      <w:pPr>
+        <w:spacing w:line="336" w:lineRule="auto" w:after="180"/>
+        <w:shd w:fill="F5F1FB"/>
+      </w:pPr>
+      <w:r>
+        <w:rPr>
+          <w:b w:val="0"/>
+        </w:rPr>
+        <w:t xml:space="preserve">Does identical </w:t>
+      </w:r>
+      <w:r>
+        <w:rPr>
+          <w:b/>
+        </w:rPr>
+        <w:t>output</w:t>
+      </w:r>
+      <w:r>
+        <w:rPr>
+          <w:b w:val="0"/>
+        </w:rPr>
+        <w:t xml:space="preserve"> prove a valid experiment?</w:t>
       </w:r>
     </w:p>
     <w:p>
@@ -929,7 +1356,30 @@
     </w:p>
     <w:p>
       <w:r>
-        <w:t>Declared seeds 1, 2, 3 produce 9/12, 8/12, 10/12 correct. Compute the mean accuracy and range.</w:t>
+        <w:t>Attempt before feedback. If this repeats the selected independent case, reuse that first attempt; otherwise keep a separate record. Apply independently. Apply the supplied Reproducible Experiments facts and keep your reasoning.</w:t>
+      </w:r>
+    </w:p>
+    <w:p>
+      <w:pPr>
+        <w:spacing w:line="336" w:lineRule="auto" w:after="180"/>
+      </w:pPr>
+      <w:r>
+        <w:rPr>
+          <w:b w:val="0"/>
+        </w:rPr>
+        <w:t xml:space="preserve">Declared </w:t>
+      </w:r>
+      <w:r>
+        <w:rPr>
+          <w:b/>
+        </w:rPr>
+        <w:t>seed</w:t>
+      </w:r>
+      <w:r>
+        <w:rPr>
+          <w:b w:val="0"/>
+        </w:rPr>
+        <w:t>s 1, 2, 3 produce 9/12, 8/12, 10/12 correct. Compute the mean accuracy and range.</w:t>
       </w:r>
     </w:p>
     <w:p>
@@ -990,7 +1440,43 @@
     </w:p>
     <w:p>
       <w:r>
-        <w:t>One planned seed fails before prediction. How should it appear in the record?</w:t>
+        <w:t>Handle a failed run. Apply the supplied Reproducible Experiments facts and keep your reasoning.</w:t>
+      </w:r>
+    </w:p>
+    <w:p>
+      <w:pPr>
+        <w:spacing w:line="336" w:lineRule="auto" w:after="180"/>
+        <w:shd w:fill="F5F1FB"/>
+      </w:pPr>
+      <w:r>
+        <w:rPr>
+          <w:b w:val="0"/>
+        </w:rPr>
+        <w:t xml:space="preserve">One planned </w:t>
+      </w:r>
+      <w:r>
+        <w:rPr>
+          <w:b/>
+        </w:rPr>
+        <w:t>seed</w:t>
+      </w:r>
+      <w:r>
+        <w:rPr>
+          <w:b w:val="0"/>
+        </w:rPr>
+        <w:t xml:space="preserve"> fails before </w:t>
+      </w:r>
+      <w:r>
+        <w:rPr>
+          <w:b/>
+        </w:rPr>
+        <w:t>prediction</w:t>
+      </w:r>
+      <w:r>
+        <w:rPr>
+          <w:b w:val="0"/>
+        </w:rPr>
+        <w:t>. How should it appear in the record?</w:t>
       </w:r>
     </w:p>
     <w:p>
@@ -1041,6 +1527,17 @@
     </w:p>
     <w:p>
       <w:r>
+        <w:t>Use the supplied Reproducible Experiments task to record your reasoning, evidence and next step.</w:t>
+      </w:r>
+    </w:p>
+    <w:p>
+      <w:pPr>
+        <w:spacing w:line="336" w:lineRule="auto" w:after="180"/>
+      </w:pPr>
+      <w:r>
+        <w:rPr>
+          <w:b w:val="0"/>
+        </w:rPr>
         <w:t>List five items needed to reproduce a scoring run.</w:t>
       </w:r>
     </w:p>
@@ -1092,6 +1589,17 @@
     </w:p>
     <w:p>
       <w:r>
+        <w:t>Use the supplied Reproducible Experiments task to record your reasoning, evidence and next step.</w:t>
+      </w:r>
+    </w:p>
+    <w:p>
+      <w:pPr>
+        <w:spacing w:line="336" w:lineRule="auto" w:after="180"/>
+      </w:pPr>
+      <w:r>
+        <w:rPr>
+          <w:b w:val="0"/>
+        </w:rPr>
         <w:t>A has fun 3 and learning 2. Score it under weights (2,1) and (1,2).</w:t>
       </w:r>
     </w:p>
@@ -1143,7 +1651,31 @@
     </w:p>
     <w:p>
       <w:r>
-        <w:t>A learner changes weights, input ratings and the time limit together. Why is attribution difficult?</w:t>
+        <w:t>Use the supplied Reproducible Experiments task to record your reasoning, evidence and next step.</w:t>
+      </w:r>
+    </w:p>
+    <w:p>
+      <w:pPr>
+        <w:spacing w:line="336" w:lineRule="auto" w:after="180"/>
+        <w:shd w:fill="F5F1FB"/>
+      </w:pPr>
+      <w:r>
+        <w:rPr>
+          <w:b w:val="0"/>
+        </w:rPr>
+        <w:t xml:space="preserve">A learner changes weights, </w:t>
+      </w:r>
+      <w:r>
+        <w:rPr>
+          <w:b/>
+        </w:rPr>
+        <w:t>input</w:t>
+      </w:r>
+      <w:r>
+        <w:rPr>
+          <w:b w:val="0"/>
+        </w:rPr>
+        <w:t xml:space="preserve"> ratings and the time limit together. Why is attribution difficult?</w:t>
       </w:r>
     </w:p>
     <w:p>
@@ -1194,7 +1726,30 @@
     </w:p>
     <w:p>
       <w:r>
-        <w:t>Plan two versions for C (fun 5, learning 1) and D (fun 2, learning 5), using weights (2,1) and (1,2). Record expected scores, ranks, fixed data and a separate final-case plan.</w:t>
+        <w:t>Use the supplied Reproducible Experiments task to record your reasoning, evidence and next step.</w:t>
+      </w:r>
+    </w:p>
+    <w:p>
+      <w:pPr>
+        <w:spacing w:line="336" w:lineRule="auto" w:after="180"/>
+      </w:pPr>
+      <w:r>
+        <w:rPr>
+          <w:b w:val="0"/>
+        </w:rPr>
+        <w:t xml:space="preserve">Plan two </w:t>
+      </w:r>
+      <w:r>
+        <w:rPr>
+          <w:b/>
+        </w:rPr>
+        <w:t>version</w:t>
+      </w:r>
+      <w:r>
+        <w:rPr>
+          <w:b w:val="0"/>
+        </w:rPr>
+        <w:t>s for C (fun 5, learning 1) and D (fun 2, learning 5), using weights (2,1) and (1,2). Record expected scores, ranks, fixed data and a separate final-case plan.</w:t>
       </w:r>
     </w:p>
     <w:p>
@@ -1255,7 +1810,43 @@
     </w:p>
     <w:p>
       <w:r>
-        <w:t>You revise the policy after reading final-case failures. Are those cases still untouched holdout evidence?</w:t>
+        <w:t>Use the supplied Reproducible Experiments task to record your reasoning, evidence and next step.</w:t>
+      </w:r>
+    </w:p>
+    <w:p>
+      <w:pPr>
+        <w:spacing w:line="336" w:lineRule="auto" w:after="180"/>
+        <w:shd w:fill="F5F1FB"/>
+      </w:pPr>
+      <w:r>
+        <w:rPr>
+          <w:b w:val="0"/>
+        </w:rPr>
+        <w:t xml:space="preserve">You revise the policy after reading final-case failures. Are those cases still untouched </w:t>
+      </w:r>
+      <w:r>
+        <w:rPr>
+          <w:b/>
+        </w:rPr>
+        <w:t>holdout</w:t>
+      </w:r>
+      <w:r>
+        <w:rPr>
+          <w:b w:val="0"/>
+        </w:rPr>
+        <w:t xml:space="preserve"> </w:t>
+      </w:r>
+      <w:r>
+        <w:rPr>
+          <w:b/>
+        </w:rPr>
+        <w:t>evidence</w:t>
+      </w:r>
+      <w:r>
+        <w:rPr>
+          <w:b w:val="0"/>
+        </w:rPr>
+        <w:t>?</w:t>
       </w:r>
     </w:p>
     <w:p>
@@ -1302,6 +1893,11 @@
       </w:pPr>
       <w:r>
         <w:t>22. Feedback, return check and learning record</w:t>
+      </w:r>
+    </w:p>
+    <w:p>
+      <w:r>
+        <w:t>Record the first repaired step and a different case to revisit after a delay.</w:t>
       </w:r>
     </w:p>
     <w:tbl>
@@ -1441,7 +2037,13 @@
       </w:tr>
     </w:tbl>
     <w:p>
-      <w:r>
+      <w:pPr>
+        <w:spacing w:line="336" w:lineRule="auto" w:after="180"/>
+      </w:pPr>
+      <w:r>
+        <w:rPr>
+          <w:b w:val="0"/>
+        </w:rPr>
         <w:t>Revisit this idea with your teacher after a delay. Familiarity is different from explaining and using it on a changed case.</w:t>
       </w:r>
     </w:p>
@@ -1455,17 +2057,100 @@
     </w:p>
     <w:p>
       <w:r>
-        <w:t>Record variation across declared seeds instead of selecting the prettiest run.</w:t>
-      </w:r>
-    </w:p>
-    <w:p>
-      <w:r>
-        <w:t>Same fixed validation set of10 cases; declared runs seed 4=6 correct, seed 5=8, seed 6=7. All three are reported.</w:t>
-      </w:r>
-    </w:p>
-    <w:p>
-      <w:r>
-        <w:t>All inputs and outcomes in this worked example are invented classroom data; no real model run is claimed.</w:t>
+        <w:t>Record variation across declared seeds instead of selecting the prettiest run. Explain the labelled step before checking the changed condition.</w:t>
+      </w:r>
+    </w:p>
+    <w:p>
+      <w:pPr>
+        <w:spacing w:line="336" w:lineRule="auto" w:after="180"/>
+      </w:pPr>
+      <w:r>
+        <w:rPr>
+          <w:b w:val="0"/>
+        </w:rPr>
+        <w:t xml:space="preserve">Record variation across declared </w:t>
+      </w:r>
+      <w:r>
+        <w:rPr>
+          <w:b/>
+        </w:rPr>
+        <w:t>seed</w:t>
+      </w:r>
+      <w:r>
+        <w:rPr>
+          <w:b w:val="0"/>
+        </w:rPr>
+        <w:t>s instead of selecting the prettiest run.</w:t>
+      </w:r>
+    </w:p>
+    <w:p>
+      <w:pPr>
+        <w:spacing w:line="336" w:lineRule="auto" w:after="180"/>
+      </w:pPr>
+      <w:r>
+        <w:rPr>
+          <w:b w:val="0"/>
+        </w:rPr>
+        <w:t xml:space="preserve">Same fixed validation set of10 cases; declared runs </w:t>
+      </w:r>
+      <w:r>
+        <w:rPr>
+          <w:b/>
+        </w:rPr>
+        <w:t>seed</w:t>
+      </w:r>
+      <w:r>
+        <w:rPr>
+          <w:b w:val="0"/>
+        </w:rPr>
+        <w:t xml:space="preserve"> 4=6 correct, </w:t>
+      </w:r>
+      <w:r>
+        <w:rPr>
+          <w:b/>
+        </w:rPr>
+        <w:t>seed</w:t>
+      </w:r>
+      <w:r>
+        <w:rPr>
+          <w:b w:val="0"/>
+        </w:rPr>
+        <w:t xml:space="preserve"> 5=8, </w:t>
+      </w:r>
+      <w:r>
+        <w:rPr>
+          <w:b/>
+        </w:rPr>
+        <w:t>seed</w:t>
+      </w:r>
+      <w:r>
+        <w:rPr>
+          <w:b w:val="0"/>
+        </w:rPr>
+        <w:t xml:space="preserve"> 6=7. All three are reported.</w:t>
+      </w:r>
+    </w:p>
+    <w:p>
+      <w:pPr>
+        <w:spacing w:line="336" w:lineRule="auto" w:after="180"/>
+      </w:pPr>
+      <w:r>
+        <w:rPr>
+          <w:b w:val="0"/>
+        </w:rPr>
+        <w:t xml:space="preserve">All </w:t>
+      </w:r>
+      <w:r>
+        <w:rPr>
+          <w:b/>
+        </w:rPr>
+        <w:t>input</w:t>
+      </w:r>
+      <w:r>
+        <w:rPr>
+          <w:b w:val="0"/>
+        </w:rPr>
+        <w:t>s and outcomes in this worked example are invented classroom data; no real model run is claimed.</w:t>
       </w:r>
     </w:p>
     <w:p>
@@ -1541,8 +2226,38 @@
       </w:r>
     </w:p>
     <w:p>
-      <w:r>
-        <w:t>What should accompany the mean 70%? Point to the relevant step in the picture, then write the changed result and the rule or evidence that supports it.</w:t>
+      <w:pPr>
+        <w:spacing w:line="336" w:lineRule="auto" w:after="180"/>
+      </w:pPr>
+      <w:r>
+        <w:rPr>
+          <w:b w:val="0"/>
+        </w:rPr>
+        <w:t xml:space="preserve">What should accompany the mean </w:t>
+      </w:r>
+      <w:r>
+        <w:rPr>
+          <w:b/>
+        </w:rPr>
+        <w:t>70%</w:t>
+      </w:r>
+      <w:r>
+        <w:rPr>
+          <w:b w:val="0"/>
+        </w:rPr>
+        <w:t xml:space="preserve">? Point to the relevant step in the picture, then write the changed result and the rule or </w:t>
+      </w:r>
+      <w:r>
+        <w:rPr>
+          <w:b/>
+        </w:rPr>
+        <w:t>evidence</w:t>
+      </w:r>
+      <w:r>
+        <w:rPr>
+          <w:b w:val="0"/>
+        </w:rPr>
+        <w:t xml:space="preserve"> that supports it.</w:t>
       </w:r>
     </w:p>
     <w:p>
@@ -1584,13 +2299,69 @@
       </w:r>
     </w:p>
     <w:p>
-      <w:r>
-        <w:t>Support used: alone / hint / worked example. This record is practice evidence.</w:t>
-      </w:r>
-    </w:p>
-    <w:p>
-      <w:r>
-        <w:t>Project connection: For your Responsible Plant Classifier, save the input, procedure, observed result and limitation of this check. Label this worked example as practice; use a different, previously unreviewed case when checking independent understanding.</w:t>
+      <w:pPr>
+        <w:pStyle w:val="Heading3"/>
+      </w:pPr>
+      <w:r>
+        <w:t>Record the help used</w:t>
+      </w:r>
+    </w:p>
+    <w:p>
+      <w:pPr>
+        <w:spacing w:line="336" w:lineRule="auto" w:after="180"/>
+        <w:shd w:fill="F1F6F8"/>
+      </w:pPr>
+      <w:r>
+        <w:rPr>
+          <w:b w:val="0"/>
+        </w:rPr>
+        <w:t xml:space="preserve">Support used: alone / hint / worked example. This record is practice </w:t>
+      </w:r>
+      <w:r>
+        <w:rPr>
+          <w:b/>
+        </w:rPr>
+        <w:t>evidence</w:t>
+      </w:r>
+      <w:r>
+        <w:rPr>
+          <w:b w:val="0"/>
+        </w:rPr>
+        <w:t>.</w:t>
+      </w:r>
+    </w:p>
+    <w:p>
+      <w:pPr>
+        <w:spacing w:line="336" w:lineRule="auto" w:after="180"/>
+      </w:pPr>
+      <w:r>
+        <w:rPr>
+          <w:b w:val="0"/>
+        </w:rPr>
+        <w:t xml:space="preserve">Project connection: For your Responsible Plant Classifier, save the </w:t>
+      </w:r>
+      <w:r>
+        <w:rPr>
+          <w:b/>
+        </w:rPr>
+        <w:t>input</w:t>
+      </w:r>
+      <w:r>
+        <w:rPr>
+          <w:b w:val="0"/>
+        </w:rPr>
+        <w:t>, procedure, observed result and limitation of this check.</w:t>
+      </w:r>
+    </w:p>
+    <w:p>
+      <w:pPr>
+        <w:spacing w:line="336" w:lineRule="auto" w:after="180"/>
+      </w:pPr>
+      <w:r>
+        <w:rPr>
+          <w:b w:val="0"/>
+        </w:rPr>
+        <w:t>Label this worked example as practice; use a different, previously unreviewed case when checking independent understanding.</w:t>
       </w:r>
     </w:p>
     <w:p>
@@ -1603,17 +2374,75 @@
     </w:p>
     <w:p>
       <w:r>
+        <w:t>Keep this week’s input, deciding step, result and limit together in the Responsible Plant Classifier record.</w:t>
+      </w:r>
+    </w:p>
+    <w:p>
+      <w:pPr>
+        <w:spacing w:line="336" w:lineRule="auto" w:after="180"/>
+      </w:pPr>
+      <w:r>
+        <w:rPr>
+          <w:b w:val="0"/>
+        </w:rPr>
         <w:t>Project: Responsible Plant Classifier</w:t>
       </w:r>
     </w:p>
     <w:p>
-      <w:r>
-        <w:t>Current milestone: Prepare the demonstration. Gather reproducible instructions, evidence, access checks and remaining limitations.</w:t>
-      </w:r>
-    </w:p>
-    <w:p>
-      <w:r>
-        <w:t>For your Responsible Plant Classifier, save the input, procedure, observed result and limitation of this check. Label this worked example as practice; use a different, previously unreviewed case when checking independent understanding.</w:t>
+      <w:pPr>
+        <w:spacing w:line="336" w:lineRule="auto" w:after="180"/>
+      </w:pPr>
+      <w:r>
+        <w:rPr>
+          <w:b w:val="0"/>
+        </w:rPr>
+        <w:t xml:space="preserve">Current milestone: Prepare the demonstration. Gather reproducible instructions, </w:t>
+      </w:r>
+      <w:r>
+        <w:rPr>
+          <w:b/>
+        </w:rPr>
+        <w:t>evidence</w:t>
+      </w:r>
+      <w:r>
+        <w:rPr>
+          <w:b w:val="0"/>
+        </w:rPr>
+        <w:t>, access checks and remaining limitations.</w:t>
+      </w:r>
+    </w:p>
+    <w:p>
+      <w:pPr>
+        <w:spacing w:line="336" w:lineRule="auto" w:after="180"/>
+      </w:pPr>
+      <w:r>
+        <w:rPr>
+          <w:b w:val="0"/>
+        </w:rPr>
+        <w:t xml:space="preserve">For your Responsible Plant Classifier, save the </w:t>
+      </w:r>
+      <w:r>
+        <w:rPr>
+          <w:b/>
+        </w:rPr>
+        <w:t>input</w:t>
+      </w:r>
+      <w:r>
+        <w:rPr>
+          <w:b w:val="0"/>
+        </w:rPr>
+        <w:t>, procedure, observed result and limitation of this check.</w:t>
+      </w:r>
+    </w:p>
+    <w:p>
+      <w:pPr>
+        <w:spacing w:line="336" w:lineRule="auto" w:after="180"/>
+      </w:pPr>
+      <w:r>
+        <w:rPr>
+          <w:b w:val="0"/>
+        </w:rPr>
+        <w:t>Label this worked example as practice; use a different, previously unreviewed case when checking independent understanding.</w:t>
       </w:r>
     </w:p>
     <w:tbl>
@@ -1775,12 +2604,41 @@
     </w:p>
     <w:p>
       <w:r>
+        <w:t>Try the supported questions before comparing with hints and feedback. Record what you repaired and the evidence you retained.</w:t>
+      </w:r>
+    </w:p>
+    <w:p>
+      <w:pPr>
+        <w:spacing w:line="336" w:lineRule="auto" w:after="180"/>
+      </w:pPr>
+      <w:r>
+        <w:rPr>
+          <w:b w:val="0"/>
+        </w:rPr>
         <w:t>Use this supported practice once, in the browser or on paper. Keep the reserved independent assessment for a separate first attempt before teacher feedback.</w:t>
       </w:r>
     </w:p>
     <w:p>
-      <w:r>
-        <w:t>Record variation across declared seeds instead of selecting the prettiest run.</w:t>
+      <w:pPr>
+        <w:spacing w:line="336" w:lineRule="auto" w:after="180"/>
+      </w:pPr>
+      <w:r>
+        <w:rPr>
+          <w:b w:val="0"/>
+        </w:rPr>
+        <w:t xml:space="preserve">Record variation across declared </w:t>
+      </w:r>
+      <w:r>
+        <w:rPr>
+          <w:b/>
+        </w:rPr>
+        <w:t>seed</w:t>
+      </w:r>
+      <w:r>
+        <w:rPr>
+          <w:b w:val="0"/>
+        </w:rPr>
+        <w:t>s instead of selecting the prettiest run.</w:t>
       </w:r>
     </w:p>
     <w:p>
@@ -1792,22 +2650,85 @@
       </w:r>
     </w:p>
     <w:p>
-      <w:r>
-        <w:t>Which labelled step matches this detail? Record data version, split, code, settings and seeds, not just the winning80%.</w:t>
-      </w:r>
-    </w:p>
-    <w:p>
-      <w:r>
+      <w:pPr>
+        <w:spacing w:line="336" w:lineRule="auto" w:after="180"/>
+      </w:pPr>
+      <w:r>
+        <w:rPr>
+          <w:b w:val="0"/>
+        </w:rPr>
+        <w:t xml:space="preserve">Which labelled step matches this detail? Record </w:t>
+      </w:r>
+      <w:r>
+        <w:rPr>
+          <w:b/>
+        </w:rPr>
+        <w:t>data version</w:t>
+      </w:r>
+      <w:r>
+        <w:rPr>
+          <w:b w:val="0"/>
+        </w:rPr>
+        <w:t xml:space="preserve">, split, code, settings and </w:t>
+      </w:r>
+      <w:r>
+        <w:rPr>
+          <w:b/>
+        </w:rPr>
+        <w:t>seed</w:t>
+      </w:r>
+      <w:r>
+        <w:rPr>
+          <w:b w:val="0"/>
+        </w:rPr>
+        <w:t>s, not just the winning</w:t>
+      </w:r>
+      <w:r>
+        <w:rPr>
+          <w:b/>
+        </w:rPr>
+        <w:t>80%</w:t>
+      </w:r>
+      <w:r>
+        <w:rPr>
+          <w:b w:val="0"/>
+        </w:rPr>
+        <w:t>.</w:t>
+      </w:r>
+    </w:p>
+    <w:p>
+      <w:pPr>
+        <w:spacing w:line="336" w:lineRule="auto" w:after="180"/>
+        <w:shd w:fill="F4F9FC"/>
+      </w:pPr>
+      <w:r>
+        <w:rPr>
+          <w:b w:val="0"/>
+        </w:rPr>
         <w:t>1. Preserve context</w:t>
       </w:r>
     </w:p>
     <w:p>
-      <w:r>
+      <w:pPr>
+        <w:spacing w:line="336" w:lineRule="auto" w:after="180"/>
+        <w:shd w:fill="F4F9FC"/>
+      </w:pPr>
+      <w:r>
+        <w:rPr>
+          <w:b w:val="0"/>
+        </w:rPr>
         <w:t>2. Keep run identities</w:t>
       </w:r>
     </w:p>
     <w:p>
-      <w:r>
+      <w:pPr>
+        <w:spacing w:line="336" w:lineRule="auto" w:after="180"/>
+        <w:shd w:fill="F4F9FC"/>
+      </w:pPr>
+      <w:r>
+        <w:rPr>
+          <w:b w:val="0"/>
+        </w:rPr>
         <w:t>3. Summarise variation</w:t>
       </w:r>
     </w:p>
@@ -1845,41 +2766,251 @@
       </w:r>
     </w:p>
     <w:p>
-      <w:r>
+      <w:pPr>
+        <w:pStyle w:val="Heading3"/>
+      </w:pPr>
+      <w:r>
+        <w:t>Hint · try first</w:t>
+      </w:r>
+    </w:p>
+    <w:p>
+      <w:pPr>
+        <w:spacing w:line="336" w:lineRule="auto" w:after="180"/>
+        <w:shd w:fill="F1F6F8"/>
+      </w:pPr>
+      <w:r>
+        <w:rPr>
+          <w:b w:val="0"/>
+        </w:rPr>
         <w:t>Hint if needed: Read the steps in the pictorial case. Match the supplied detail to the stage that performs or records it.</w:t>
       </w:r>
     </w:p>
     <w:p>
-      <w:r>
-        <w:t>After your attempt, compare with the supported explanation: Preserve context Record data version, split, code, settings and seeds, not just the winning80%. Read the picture in order. Record data version, split, code, settings and seeds, not just the winning80%. The arrows show which recorded input or intermediate result each decision uses. Explain the deciding step aloud before checking the changed case; pointing to the final answer alone does not show how it follows.</w:t>
-      </w:r>
-    </w:p>
-    <w:p>
       <w:pPr>
         <w:pStyle w:val="Heading3"/>
       </w:pPr>
       <w:r>
+        <w:t>Feedback · compare after trying</w:t>
+      </w:r>
+    </w:p>
+    <w:p>
+      <w:pPr>
+        <w:spacing w:line="336" w:lineRule="auto" w:after="180"/>
+        <w:shd w:fill="F1F6FC"/>
+      </w:pPr>
+      <w:r>
+        <w:rPr>
+          <w:b w:val="0"/>
+        </w:rPr>
+        <w:t xml:space="preserve">After your attempt, compare with the supported explanation: Preserve context Record </w:t>
+      </w:r>
+      <w:r>
+        <w:rPr>
+          <w:b/>
+        </w:rPr>
+        <w:t>data version</w:t>
+      </w:r>
+      <w:r>
+        <w:rPr>
+          <w:b w:val="0"/>
+        </w:rPr>
+        <w:t xml:space="preserve">, split, code, settings and </w:t>
+      </w:r>
+      <w:r>
+        <w:rPr>
+          <w:b/>
+        </w:rPr>
+        <w:t>seed</w:t>
+      </w:r>
+      <w:r>
+        <w:rPr>
+          <w:b w:val="0"/>
+        </w:rPr>
+        <w:t>s, not just the winning</w:t>
+      </w:r>
+      <w:r>
+        <w:rPr>
+          <w:b/>
+        </w:rPr>
+        <w:t>80%</w:t>
+      </w:r>
+      <w:r>
+        <w:rPr>
+          <w:b w:val="0"/>
+        </w:rPr>
+        <w:t>. Read the picture in order.</w:t>
+      </w:r>
+    </w:p>
+    <w:p>
+      <w:pPr>
+        <w:spacing w:line="336" w:lineRule="auto" w:after="180"/>
+        <w:shd w:fill="F1F6FC"/>
+      </w:pPr>
+      <w:r>
+        <w:rPr>
+          <w:b w:val="0"/>
+        </w:rPr>
+        <w:t xml:space="preserve">Record </w:t>
+      </w:r>
+      <w:r>
+        <w:rPr>
+          <w:b/>
+        </w:rPr>
+        <w:t>data version</w:t>
+      </w:r>
+      <w:r>
+        <w:rPr>
+          <w:b w:val="0"/>
+        </w:rPr>
+        <w:t xml:space="preserve">, split, code, settings and </w:t>
+      </w:r>
+      <w:r>
+        <w:rPr>
+          <w:b/>
+        </w:rPr>
+        <w:t>seed</w:t>
+      </w:r>
+      <w:r>
+        <w:rPr>
+          <w:b w:val="0"/>
+        </w:rPr>
+        <w:t>s, not just the winning</w:t>
+      </w:r>
+      <w:r>
+        <w:rPr>
+          <w:b/>
+        </w:rPr>
+        <w:t>80%</w:t>
+      </w:r>
+      <w:r>
+        <w:rPr>
+          <w:b w:val="0"/>
+        </w:rPr>
+        <w:t xml:space="preserve">. The arrows show which recorded </w:t>
+      </w:r>
+      <w:r>
+        <w:rPr>
+          <w:b/>
+        </w:rPr>
+        <w:t>input</w:t>
+      </w:r>
+      <w:r>
+        <w:rPr>
+          <w:b w:val="0"/>
+        </w:rPr>
+        <w:t xml:space="preserve"> or intermediate result each decision uses.</w:t>
+      </w:r>
+    </w:p>
+    <w:p>
+      <w:pPr>
+        <w:spacing w:line="336" w:lineRule="auto" w:after="180"/>
+        <w:shd w:fill="F1F6FC"/>
+      </w:pPr>
+      <w:r>
+        <w:rPr>
+          <w:b w:val="0"/>
+        </w:rPr>
+        <w:t>Explain the deciding step aloud before checking the changed case; pointing to the final answer alone does not show how it follows.</w:t>
+      </w:r>
+    </w:p>
+    <w:p>
+      <w:pPr>
+        <w:pStyle w:val="Heading3"/>
+      </w:pPr>
+      <w:r>
         <w:t>Practice 2: explain the deciding evidence</w:t>
       </w:r>
     </w:p>
     <w:p>
-      <w:r>
-        <w:t>Changed-case practice: The report deletes the 60% run. Which conclusion is supported by the supplied facts?</w:t>
-      </w:r>
-    </w:p>
-    <w:p>
-      <w:r>
+      <w:pPr>
+        <w:pStyle w:val="Heading3"/>
+      </w:pPr>
+      <w:r>
+        <w:t>Changed case · predict first</w:t>
+      </w:r>
+    </w:p>
+    <w:p>
+      <w:pPr>
+        <w:spacing w:line="336" w:lineRule="auto" w:after="180"/>
+        <w:shd w:fill="F5F1FB"/>
+      </w:pPr>
+      <w:r>
+        <w:rPr>
+          <w:b w:val="0"/>
+        </w:rPr>
+        <w:t xml:space="preserve">Changed-case practice: The report deletes the </w:t>
+      </w:r>
+      <w:r>
+        <w:rPr>
+          <w:b/>
+        </w:rPr>
+        <w:t>60%</w:t>
+      </w:r>
+      <w:r>
+        <w:rPr>
+          <w:b w:val="0"/>
+        </w:rPr>
+        <w:t xml:space="preserve"> run. Which conclusion is supported by the supplied facts?</w:t>
+      </w:r>
+    </w:p>
+    <w:p>
+      <w:pPr>
+        <w:spacing w:line="336" w:lineRule="auto" w:after="180"/>
+        <w:shd w:fill="F4F9FC"/>
+      </w:pPr>
+      <w:r>
+        <w:rPr>
+          <w:b w:val="0"/>
+        </w:rPr>
         <w:t>1. The remaining mean rises to75%, but the reported comparison becomes selectively incomplete.</w:t>
       </w:r>
     </w:p>
     <w:p>
-      <w:r>
-        <w:t>2. This one example guarantees correct results for every future input.</w:t>
-      </w:r>
-    </w:p>
-    <w:p>
-      <w:r>
-        <w:t>3. We can decide the result without examining the changed input or the procedure.</w:t>
+      <w:pPr>
+        <w:spacing w:line="336" w:lineRule="auto" w:after="180"/>
+        <w:shd w:fill="F4F9FC"/>
+      </w:pPr>
+      <w:r>
+        <w:rPr>
+          <w:b w:val="0"/>
+        </w:rPr>
+        <w:t xml:space="preserve">2. This one example guarantees correct results for every future </w:t>
+      </w:r>
+      <w:r>
+        <w:rPr>
+          <w:b/>
+        </w:rPr>
+        <w:t>input</w:t>
+      </w:r>
+      <w:r>
+        <w:rPr>
+          <w:b w:val="0"/>
+        </w:rPr>
+        <w:t>.</w:t>
+      </w:r>
+    </w:p>
+    <w:p>
+      <w:pPr>
+        <w:spacing w:line="336" w:lineRule="auto" w:after="180"/>
+        <w:shd w:fill="F4F9FC"/>
+      </w:pPr>
+      <w:r>
+        <w:rPr>
+          <w:b w:val="0"/>
+        </w:rPr>
+        <w:t xml:space="preserve">3. We can decide the result without examining the changed </w:t>
+      </w:r>
+      <w:r>
+        <w:rPr>
+          <w:b/>
+        </w:rPr>
+        <w:t>input</w:t>
+      </w:r>
+      <w:r>
+        <w:rPr>
+          <w:b w:val="0"/>
+        </w:rPr>
+        <w:t xml:space="preserve"> or the procedure.</w:t>
       </w:r>
     </w:p>
     <w:p>
@@ -1916,36 +3047,201 @@
       </w:r>
     </w:p>
     <w:p>
-      <w:r>
+      <w:pPr>
+        <w:pStyle w:val="Heading3"/>
+      </w:pPr>
+      <w:r>
+        <w:t>Hint · try first</w:t>
+      </w:r>
+    </w:p>
+    <w:p>
+      <w:pPr>
+        <w:spacing w:line="336" w:lineRule="auto" w:after="180"/>
+        <w:shd w:fill="F1F6F8"/>
+      </w:pPr>
+      <w:r>
+        <w:rPr>
+          <w:b w:val="0"/>
+        </w:rPr>
         <w:t>Hint if needed: Use the changed condition and the deciding step in the pictorial trace. The answer must say what follows from those facts.</w:t>
       </w:r>
     </w:p>
     <w:p>
-      <w:r>
-        <w:t>After your attempt, compare with the supported explanation: The remaining mean rises to75%, but the reported comparison becomes selectively incomplete. Removing an unfavourable declared run changes the evidence rather than improving the method.</w:t>
-      </w:r>
-    </w:p>
-    <w:p>
       <w:pPr>
         <w:pStyle w:val="Heading3"/>
       </w:pPr>
       <w:r>
+        <w:t>Feedback · compare after trying</w:t>
+      </w:r>
+    </w:p>
+    <w:p>
+      <w:pPr>
+        <w:spacing w:line="336" w:lineRule="auto" w:after="180"/>
+        <w:shd w:fill="F1F6FC"/>
+      </w:pPr>
+      <w:r>
+        <w:rPr>
+          <w:b w:val="0"/>
+        </w:rPr>
+        <w:t>After your attempt, compare with the supported explanation: The remaining mean rises to75%, but the reported comparison becomes selectively incomplete.</w:t>
+      </w:r>
+    </w:p>
+    <w:p>
+      <w:pPr>
+        <w:spacing w:line="336" w:lineRule="auto" w:after="180"/>
+        <w:shd w:fill="F1F6FC"/>
+      </w:pPr>
+      <w:r>
+        <w:rPr>
+          <w:b w:val="0"/>
+        </w:rPr>
+        <w:t xml:space="preserve">Removing an unfavourable declared run changes the </w:t>
+      </w:r>
+      <w:r>
+        <w:rPr>
+          <w:b/>
+        </w:rPr>
+        <w:t>evidence</w:t>
+      </w:r>
+      <w:r>
+        <w:rPr>
+          <w:b w:val="0"/>
+        </w:rPr>
+        <w:t xml:space="preserve"> rather than improving the method.</w:t>
+      </w:r>
+    </w:p>
+    <w:p>
+      <w:pPr>
+        <w:pStyle w:val="Heading3"/>
+      </w:pPr>
+      <w:r>
         <w:t>Repair a missing building block</w:t>
       </w:r>
     </w:p>
     <w:p>
-      <w:r>
-        <w:t>Review Metrics Match Consequences (ai-4/25). Goal: Apply a declared score threshold including equality. Short practice: Which labels determine the false-alarm count at threshold 0.4? Point to the relevant step in the picture, then write the changed result and the rule or evidence that supports it.. Return to this week and explain what you changed.</w:t>
-      </w:r>
-    </w:p>
-    <w:p>
-      <w:r>
-        <w:t>Review Hold Out Test Data (ai-4/23). Goal: Freeze the full evaluation procedure before testing. Short practice: What is needed for an honest final claim about the revised version? Point to the relevant step in the picture, then write the changed result and the rule or evidence that supports it.. Return to this week and explain what you changed.</w:t>
-      </w:r>
-    </w:p>
-    <w:p>
-      <w:r>
-        <w:t>Review Mean, Median, and Baselines (ai-4/20). Goal: Fit mean and median constant baselines on training targets. Short practice: Does either original baseline win under evaluation MAE? Point to the relevant step in the picture, then write the changed result and the rule or evidence that supports it.. Return to this week and explain what you changed.</w:t>
+      <w:pPr>
+        <w:spacing w:line="336" w:lineRule="auto" w:after="180"/>
+      </w:pPr>
+      <w:r>
+        <w:rPr>
+          <w:b w:val="0"/>
+        </w:rPr>
+        <w:t>Review Metrics Match Consequences (ai-4/25). Goal: Apply a declared score threshold including equality. Short practice: Which labels determine the false-alarm count at threshold 0.4?</w:t>
+      </w:r>
+    </w:p>
+    <w:p>
+      <w:pPr>
+        <w:spacing w:line="336" w:lineRule="auto" w:after="180"/>
+      </w:pPr>
+      <w:r>
+        <w:rPr>
+          <w:b w:val="0"/>
+        </w:rPr>
+        <w:t xml:space="preserve">Point to the relevant step in the picture, then write the changed result and the rule or </w:t>
+      </w:r>
+      <w:r>
+        <w:rPr>
+          <w:b/>
+        </w:rPr>
+        <w:t>evidence</w:t>
+      </w:r>
+      <w:r>
+        <w:rPr>
+          <w:b w:val="0"/>
+        </w:rPr>
+        <w:t xml:space="preserve"> that supports it.. Return to this week and explain what you changed.</w:t>
+      </w:r>
+    </w:p>
+    <w:p>
+      <w:pPr>
+        <w:spacing w:line="336" w:lineRule="auto" w:after="180"/>
+      </w:pPr>
+      <w:r>
+        <w:rPr>
+          <w:b w:val="0"/>
+        </w:rPr>
+        <w:t xml:space="preserve">Review Hold Out Test Data (ai-4/23). Goal: Freeze the full evaluation procedure before testing. Short practice: What is needed for an honest final claim about the revised </w:t>
+      </w:r>
+      <w:r>
+        <w:rPr>
+          <w:b/>
+        </w:rPr>
+        <w:t>version</w:t>
+      </w:r>
+      <w:r>
+        <w:rPr>
+          <w:b w:val="0"/>
+        </w:rPr>
+        <w:t>?</w:t>
+      </w:r>
+    </w:p>
+    <w:p>
+      <w:pPr>
+        <w:spacing w:line="336" w:lineRule="auto" w:after="180"/>
+      </w:pPr>
+      <w:r>
+        <w:rPr>
+          <w:b w:val="0"/>
+        </w:rPr>
+        <w:t xml:space="preserve">Point to the relevant step in the picture, then write the changed result and the rule or </w:t>
+      </w:r>
+      <w:r>
+        <w:rPr>
+          <w:b/>
+        </w:rPr>
+        <w:t>evidence</w:t>
+      </w:r>
+      <w:r>
+        <w:rPr>
+          <w:b w:val="0"/>
+        </w:rPr>
+        <w:t xml:space="preserve"> that supports it.. Return to this week and explain what you changed.</w:t>
+      </w:r>
+    </w:p>
+    <w:p>
+      <w:pPr>
+        <w:spacing w:line="336" w:lineRule="auto" w:after="180"/>
+      </w:pPr>
+      <w:r>
+        <w:rPr>
+          <w:b w:val="0"/>
+        </w:rPr>
+        <w:t xml:space="preserve">Review Mean, Median, and Baselines (ai-4/20). Goal: Fit mean and median constant baselines on </w:t>
+      </w:r>
+      <w:r>
+        <w:rPr>
+          <w:b/>
+        </w:rPr>
+        <w:t>training</w:t>
+      </w:r>
+      <w:r>
+        <w:rPr>
+          <w:b w:val="0"/>
+        </w:rPr>
+        <w:t xml:space="preserve"> targets. Short practice: Does either original baseline win under evaluation MAE?</w:t>
+      </w:r>
+    </w:p>
+    <w:p>
+      <w:pPr>
+        <w:spacing w:line="336" w:lineRule="auto" w:after="180"/>
+      </w:pPr>
+      <w:r>
+        <w:rPr>
+          <w:b w:val="0"/>
+        </w:rPr>
+        <w:t xml:space="preserve">Point to the relevant step in the picture, then write the changed result and the rule or </w:t>
+      </w:r>
+      <w:r>
+        <w:rPr>
+          <w:b/>
+        </w:rPr>
+        <w:t>evidence</w:t>
+      </w:r>
+      <w:r>
+        <w:rPr>
+          <w:b w:val="0"/>
+        </w:rPr>
+        <w:t xml:space="preserve"> that supports it.. Return to this week and explain what you changed.</w:t>
       </w:r>
     </w:p>
     <w:p>
@@ -1957,8 +3253,61 @@
       </w:r>
     </w:p>
     <w:p>
-      <w:r>
-        <w:t>The browser lab lets you edit the supported Python examples already included in this lesson. Predict first, run, inspect the actual output or error, change one input, then run again. Keep code, predictions, actual results and a reasoned revision together. On paper, label your result as a trace rather than an execution.</w:t>
+      <w:pPr>
+        <w:spacing w:line="336" w:lineRule="auto" w:after="180"/>
+      </w:pPr>
+      <w:r>
+        <w:rPr>
+          <w:b w:val="0"/>
+        </w:rPr>
+        <w:t xml:space="preserve">The browser lab lets you edit the supported Python examples already included in this lesson. Predict first, run, inspect the actual </w:t>
+      </w:r>
+      <w:r>
+        <w:rPr>
+          <w:b/>
+        </w:rPr>
+        <w:t>output</w:t>
+      </w:r>
+      <w:r>
+        <w:rPr>
+          <w:b w:val="0"/>
+        </w:rPr>
+        <w:t xml:space="preserve"> or error, change one </w:t>
+      </w:r>
+      <w:r>
+        <w:rPr>
+          <w:b/>
+        </w:rPr>
+        <w:t>input</w:t>
+      </w:r>
+      <w:r>
+        <w:rPr>
+          <w:b w:val="0"/>
+        </w:rPr>
+        <w:t>, then run again.</w:t>
+      </w:r>
+    </w:p>
+    <w:p>
+      <w:pPr>
+        <w:spacing w:line="336" w:lineRule="auto" w:after="180"/>
+      </w:pPr>
+      <w:r>
+        <w:rPr>
+          <w:b w:val="0"/>
+        </w:rPr>
+        <w:t xml:space="preserve">Keep code, </w:t>
+      </w:r>
+      <w:r>
+        <w:rPr>
+          <w:b/>
+        </w:rPr>
+        <w:t>prediction</w:t>
+      </w:r>
+      <w:r>
+        <w:rPr>
+          <w:b w:val="0"/>
+        </w:rPr>
+        <w:t>s, actual results and a reasoned revision together. On paper, label your result as a trace rather than an execution.</w:t>
       </w:r>
     </w:p>
     <w:p>
@@ -1970,8 +3319,37 @@
       </w:r>
     </w:p>
     <w:p>
-      <w:r>
-        <w:t>Use Download completed work in the hosted lesson to export your answers, reflections, practice feedback and code-run evidence. Open the HTML copy to read or print it. Drafts stay in this browser when storage is available; clear drafts on a shared device.</w:t>
+      <w:pPr>
+        <w:spacing w:line="336" w:lineRule="auto" w:after="180"/>
+      </w:pPr>
+      <w:r>
+        <w:rPr>
+          <w:b w:val="0"/>
+        </w:rPr>
+        <w:t xml:space="preserve">Use Download completed work in the hosted lesson to export your answers, reflections, practice feedback and code-run </w:t>
+      </w:r>
+      <w:r>
+        <w:rPr>
+          <w:b/>
+        </w:rPr>
+        <w:t>evidence</w:t>
+      </w:r>
+      <w:r>
+        <w:rPr>
+          <w:b w:val="0"/>
+        </w:rPr>
+        <w:t>. Open the HTML copy to read or print it.</w:t>
+      </w:r>
+    </w:p>
+    <w:p>
+      <w:pPr>
+        <w:spacing w:line="336" w:lineRule="auto" w:after="180"/>
+      </w:pPr>
+      <w:r>
+        <w:rPr>
+          <w:b w:val="0"/>
+        </w:rPr>
+        <w:t>Drafts stay in this browser when storage is available; clear drafts on a shared device.</w:t>
       </w:r>
     </w:p>
     <w:p>
@@ -1985,6 +3363,1039 @@
     <w:p>
       <w:r>
         <w:t>________________________________________________________________</w:t>
+      </w:r>
+    </w:p>
+    <w:p>
+      <w:r>
+        <w:t>________________________________________________________________</w:t>
+      </w:r>
+    </w:p>
+    <w:p>
+      <w:r>
+        <w:t>________________________________________________________________</w:t>
+      </w:r>
+    </w:p>
+    <w:p>
+      <w:r>
+        <w:t>________________________________________________________________</w:t>
+      </w:r>
+    </w:p>
+    <w:p>
+      <w:r>
+        <w:t>________________________________________________________________</w:t>
+      </w:r>
+    </w:p>
+    <w:p>
+      <w:pPr>
+        <w:pStyle w:val="Heading1"/>
+      </w:pPr>
+      <w:r>
+        <w:t>26. Visual concept journey</w:t>
+      </w:r>
+    </w:p>
+    <w:p>
+      <w:r>
+        <w:t>Explain each Reproducible Experiments picture from its labels, then record a relevant limit.</w:t>
+      </w:r>
+    </w:p>
+    <w:p>
+      <w:pPr>
+        <w:pStyle w:val="Heading3"/>
+      </w:pPr>
+      <w:r>
+        <w:t>01. Reproducible Experiments: the case</w:t>
+      </w:r>
+    </w:p>
+    <w:p>
+      <w:r>
+        <w:drawing>
+          <wp:inline xmlns:a="http://schemas.openxmlformats.org/drawingml/2006/main" xmlns:pic="http://schemas.openxmlformats.org/drawingml/2006/picture">
+            <wp:extent cx="5486400" cy="2990088"/>
+            <wp:docPr id="3" name="Picture 3" descr="Record variation across declared seeds instead of selecting the prettiest run. Supplied facts: Same fixed validation set of10 cases; declared runs seed 4=6 correct, seed 5=8, seed 6=7. All three are reported. All inputs and outcomes in this worked example are invented classroom data; no real model run is claimed."/>
+            <wp:cNvGraphicFramePr>
+              <a:graphicFrameLocks noChangeAspect="1"/>
+            </wp:cNvGraphicFramePr>
+            <a:graphic>
+              <a:graphicData uri="http://schemas.openxmlformats.org/drawingml/2006/picture">
+                <pic:pic>
+                  <pic:nvPicPr>
+                    <pic:cNvPr id="0" name="academy-story-ai-4-26-01.png"/>
+                    <pic:cNvPicPr/>
+                  </pic:nvPicPr>
+                  <pic:blipFill>
+                    <a:blip r:embed="rId11"/>
+                    <a:stretch>
+                      <a:fillRect/>
+                    </a:stretch>
+                  </pic:blipFill>
+                  <pic:spPr>
+                    <a:xfrm>
+                      <a:off x="0" y="0"/>
+                      <a:ext cx="5486400" cy="2990088"/>
+                    </a:xfrm>
+                    <a:prstGeom prst="rect"/>
+                  </pic:spPr>
+                </pic:pic>
+              </a:graphicData>
+            </a:graphic>
+          </wp:inline>
+        </w:drawing>
+      </w:r>
+    </w:p>
+    <w:p>
+      <w:pPr>
+        <w:spacing w:line="336" w:lineRule="auto" w:after="180"/>
+      </w:pPr>
+      <w:r>
+        <w:rPr>
+          <w:b w:val="0"/>
+        </w:rPr>
+        <w:t xml:space="preserve">Record variation across declared </w:t>
+      </w:r>
+      <w:r>
+        <w:rPr>
+          <w:b/>
+        </w:rPr>
+        <w:t>seed</w:t>
+      </w:r>
+      <w:r>
+        <w:rPr>
+          <w:b w:val="0"/>
+        </w:rPr>
+        <w:t xml:space="preserve">s instead of selecting the prettiest run. Supplied facts: Same fixed validation set of10 cases; declared runs </w:t>
+      </w:r>
+      <w:r>
+        <w:rPr>
+          <w:b/>
+        </w:rPr>
+        <w:t>seed</w:t>
+      </w:r>
+      <w:r>
+        <w:rPr>
+          <w:b w:val="0"/>
+        </w:rPr>
+        <w:t xml:space="preserve"> 4=6 correct, </w:t>
+      </w:r>
+      <w:r>
+        <w:rPr>
+          <w:b/>
+        </w:rPr>
+        <w:t>seed</w:t>
+      </w:r>
+      <w:r>
+        <w:rPr>
+          <w:b w:val="0"/>
+        </w:rPr>
+        <w:t xml:space="preserve"> 5=8, </w:t>
+      </w:r>
+      <w:r>
+        <w:rPr>
+          <w:b/>
+        </w:rPr>
+        <w:t>seed</w:t>
+      </w:r>
+      <w:r>
+        <w:rPr>
+          <w:b w:val="0"/>
+        </w:rPr>
+        <w:t xml:space="preserve"> 6=7. All three are reported.</w:t>
+      </w:r>
+    </w:p>
+    <w:p>
+      <w:pPr>
+        <w:spacing w:line="336" w:lineRule="auto" w:after="180"/>
+      </w:pPr>
+      <w:r>
+        <w:rPr>
+          <w:b w:val="0"/>
+        </w:rPr>
+        <w:t xml:space="preserve">All </w:t>
+      </w:r>
+      <w:r>
+        <w:rPr>
+          <w:b/>
+        </w:rPr>
+        <w:t>input</w:t>
+      </w:r>
+      <w:r>
+        <w:rPr>
+          <w:b w:val="0"/>
+        </w:rPr>
+        <w:t>s and outcomes in this worked example are invented classroom data; no real model run is claimed.</w:t>
+      </w:r>
+    </w:p>
+    <w:p>
+      <w:pPr>
+        <w:spacing w:line="336" w:lineRule="auto" w:after="180"/>
+        <w:shd w:fill="F5F1FB"/>
+      </w:pPr>
+      <w:r>
+        <w:rPr>
+          <w:b w:val="0"/>
+        </w:rPr>
+        <w:t>Point to the given fact that matters most. Explain why it matters.</w:t>
+      </w:r>
+    </w:p>
+    <w:p>
+      <w:pPr>
+        <w:pStyle w:val="Heading3"/>
+      </w:pPr>
+      <w:r>
+        <w:t>My picture explanation, deciding evidence and one limit</w:t>
+      </w:r>
+    </w:p>
+    <w:p>
+      <w:r>
+        <w:t>________________________________________________________________</w:t>
+      </w:r>
+    </w:p>
+    <w:p>
+      <w:r>
+        <w:t>________________________________________________________________</w:t>
+      </w:r>
+    </w:p>
+    <w:p>
+      <w:r>
+        <w:t>________________________________________________________________</w:t>
+      </w:r>
+    </w:p>
+    <w:p>
+      <w:r>
+        <w:t>________________________________________________________________</w:t>
+      </w:r>
+    </w:p>
+    <w:p>
+      <w:pPr>
+        <w:pStyle w:val="Heading3"/>
+      </w:pPr>
+      <w:r>
+        <w:t>02. Follow the deciding steps</w:t>
+      </w:r>
+    </w:p>
+    <w:p>
+      <w:r>
+        <w:drawing>
+          <wp:inline xmlns:a="http://schemas.openxmlformats.org/drawingml/2006/main" xmlns:pic="http://schemas.openxmlformats.org/drawingml/2006/picture">
+            <wp:extent cx="5486400" cy="3182112"/>
+            <wp:docPr id="4" name="Picture 4" descr="Keep run identities: Record seeds4, 5, 6 with 6/10, 8/10, 7/10. → Summarise variation: Mean accuracy is 70%; range is 60% to80%. → Preserve context: Record data version, split, code, settings and seeds, not just the winning80%."/>
+            <wp:cNvGraphicFramePr>
+              <a:graphicFrameLocks noChangeAspect="1"/>
+            </wp:cNvGraphicFramePr>
+            <a:graphic>
+              <a:graphicData uri="http://schemas.openxmlformats.org/drawingml/2006/picture">
+                <pic:pic>
+                  <pic:nvPicPr>
+                    <pic:cNvPr id="0" name="academy-story-ai-4-26-02.png"/>
+                    <pic:cNvPicPr/>
+                  </pic:nvPicPr>
+                  <pic:blipFill>
+                    <a:blip r:embed="rId12"/>
+                    <a:stretch>
+                      <a:fillRect/>
+                    </a:stretch>
+                  </pic:blipFill>
+                  <pic:spPr>
+                    <a:xfrm>
+                      <a:off x="0" y="0"/>
+                      <a:ext cx="5486400" cy="3182112"/>
+                    </a:xfrm>
+                    <a:prstGeom prst="rect"/>
+                  </pic:spPr>
+                </pic:pic>
+              </a:graphicData>
+            </a:graphic>
+          </wp:inline>
+        </w:drawing>
+      </w:r>
+    </w:p>
+    <w:p>
+      <w:pPr>
+        <w:spacing w:line="336" w:lineRule="auto" w:after="180"/>
+      </w:pPr>
+      <w:r>
+        <w:rPr>
+          <w:b w:val="0"/>
+        </w:rPr>
+        <w:t xml:space="preserve">Keep run identities: Record </w:t>
+      </w:r>
+      <w:r>
+        <w:rPr>
+          <w:b/>
+        </w:rPr>
+        <w:t>seed</w:t>
+      </w:r>
+      <w:r>
+        <w:rPr>
+          <w:b w:val="0"/>
+        </w:rPr>
+        <w:t xml:space="preserve">s4, 5, 6 with 6/10, 8/10, 7/10. → Summarise variation: Mean accuracy is </w:t>
+      </w:r>
+      <w:r>
+        <w:rPr>
+          <w:b/>
+        </w:rPr>
+        <w:t>70%</w:t>
+      </w:r>
+      <w:r>
+        <w:rPr>
+          <w:b w:val="0"/>
+        </w:rPr>
+        <w:t xml:space="preserve">; range is </w:t>
+      </w:r>
+      <w:r>
+        <w:rPr>
+          <w:b/>
+        </w:rPr>
+        <w:t>60%</w:t>
+      </w:r>
+      <w:r>
+        <w:rPr>
+          <w:b w:val="0"/>
+        </w:rPr>
+        <w:t xml:space="preserve"> to</w:t>
+      </w:r>
+      <w:r>
+        <w:rPr>
+          <w:b/>
+        </w:rPr>
+        <w:t>80%</w:t>
+      </w:r>
+      <w:r>
+        <w:rPr>
+          <w:b w:val="0"/>
+        </w:rPr>
+        <w:t xml:space="preserve">. → Preserve context: Record </w:t>
+      </w:r>
+      <w:r>
+        <w:rPr>
+          <w:b/>
+        </w:rPr>
+        <w:t>data version</w:t>
+      </w:r>
+      <w:r>
+        <w:rPr>
+          <w:b w:val="0"/>
+        </w:rPr>
+        <w:t xml:space="preserve">, split, code, settings and </w:t>
+      </w:r>
+      <w:r>
+        <w:rPr>
+          <w:b/>
+        </w:rPr>
+        <w:t>seed</w:t>
+      </w:r>
+      <w:r>
+        <w:rPr>
+          <w:b w:val="0"/>
+        </w:rPr>
+        <w:t>s, not just the winning</w:t>
+      </w:r>
+      <w:r>
+        <w:rPr>
+          <w:b/>
+        </w:rPr>
+        <w:t>80%</w:t>
+      </w:r>
+      <w:r>
+        <w:rPr>
+          <w:b w:val="0"/>
+        </w:rPr>
+        <w:t>.</w:t>
+      </w:r>
+    </w:p>
+    <w:p>
+      <w:pPr>
+        <w:spacing w:line="336" w:lineRule="auto" w:after="180"/>
+        <w:shd w:fill="F5F1FB"/>
+      </w:pPr>
+      <w:r>
+        <w:rPr>
+          <w:b w:val="0"/>
+        </w:rPr>
+        <w:t xml:space="preserve">Point to each numbered stage and explain which recorded </w:t>
+      </w:r>
+      <w:r>
+        <w:rPr>
+          <w:b/>
+        </w:rPr>
+        <w:t>input</w:t>
+      </w:r>
+      <w:r>
+        <w:rPr>
+          <w:b w:val="0"/>
+        </w:rPr>
+        <w:t xml:space="preserve"> it uses.</w:t>
+      </w:r>
+    </w:p>
+    <w:p>
+      <w:pPr>
+        <w:pStyle w:val="Heading3"/>
+      </w:pPr>
+      <w:r>
+        <w:t>My picture explanation, deciding evidence and one limit</w:t>
+      </w:r>
+    </w:p>
+    <w:p>
+      <w:r>
+        <w:t>________________________________________________________________</w:t>
+      </w:r>
+    </w:p>
+    <w:p>
+      <w:r>
+        <w:t>________________________________________________________________</w:t>
+      </w:r>
+    </w:p>
+    <w:p>
+      <w:r>
+        <w:t>________________________________________________________________</w:t>
+      </w:r>
+    </w:p>
+    <w:p>
+      <w:r>
+        <w:t>________________________________________________________________</w:t>
+      </w:r>
+    </w:p>
+    <w:p>
+      <w:pPr>
+        <w:pStyle w:val="Heading3"/>
+      </w:pPr>
+      <w:r>
+        <w:t>03. All declared seeds</w:t>
+      </w:r>
+    </w:p>
+    <w:p>
+      <w:r>
+        <w:drawing>
+          <wp:inline xmlns:a="http://schemas.openxmlformats.org/drawingml/2006/main" xmlns:pic="http://schemas.openxmlformats.org/drawingml/2006/picture">
+            <wp:extent cx="5486400" cy="3145536"/>
+            <wp:docPr id="5" name="Picture 5" descr="All declared seeds. Units: accuracy percent. seed 4: 60. seed 5: 80. seed 6: 70."/>
+            <wp:cNvGraphicFramePr>
+              <a:graphicFrameLocks noChangeAspect="1"/>
+            </wp:cNvGraphicFramePr>
+            <a:graphic>
+              <a:graphicData uri="http://schemas.openxmlformats.org/drawingml/2006/picture">
+                <pic:pic>
+                  <pic:nvPicPr>
+                    <pic:cNvPr id="0" name="academy-story-ai-4-26-03.png"/>
+                    <pic:cNvPicPr/>
+                  </pic:nvPicPr>
+                  <pic:blipFill>
+                    <a:blip r:embed="rId13"/>
+                    <a:stretch>
+                      <a:fillRect/>
+                    </a:stretch>
+                  </pic:blipFill>
+                  <pic:spPr>
+                    <a:xfrm>
+                      <a:off x="0" y="0"/>
+                      <a:ext cx="5486400" cy="3145536"/>
+                    </a:xfrm>
+                    <a:prstGeom prst="rect"/>
+                  </pic:spPr>
+                </pic:pic>
+              </a:graphicData>
+            </a:graphic>
+          </wp:inline>
+        </w:drawing>
+      </w:r>
+    </w:p>
+    <w:p>
+      <w:pPr>
+        <w:spacing w:line="336" w:lineRule="auto" w:after="180"/>
+      </w:pPr>
+      <w:r>
+        <w:rPr>
+          <w:b w:val="0"/>
+        </w:rPr>
+        <w:t xml:space="preserve">All declared </w:t>
+      </w:r>
+      <w:r>
+        <w:rPr>
+          <w:b/>
+        </w:rPr>
+        <w:t>seed</w:t>
+      </w:r>
+      <w:r>
+        <w:rPr>
+          <w:b w:val="0"/>
+        </w:rPr>
+        <w:t xml:space="preserve">s. Units: accuracy percent. </w:t>
+      </w:r>
+      <w:r>
+        <w:rPr>
+          <w:b/>
+        </w:rPr>
+        <w:t>seed</w:t>
+      </w:r>
+      <w:r>
+        <w:rPr>
+          <w:b w:val="0"/>
+        </w:rPr>
+        <w:t xml:space="preserve"> 4: 60. </w:t>
+      </w:r>
+      <w:r>
+        <w:rPr>
+          <w:b/>
+        </w:rPr>
+        <w:t>seed</w:t>
+      </w:r>
+      <w:r>
+        <w:rPr>
+          <w:b w:val="0"/>
+        </w:rPr>
+        <w:t xml:space="preserve"> 5: 80. </w:t>
+      </w:r>
+      <w:r>
+        <w:rPr>
+          <w:b/>
+        </w:rPr>
+        <w:t>seed</w:t>
+      </w:r>
+      <w:r>
+        <w:rPr>
+          <w:b w:val="0"/>
+        </w:rPr>
+        <w:t xml:space="preserve"> 6: 70.</w:t>
+      </w:r>
+    </w:p>
+    <w:p>
+      <w:pPr>
+        <w:spacing w:line="336" w:lineRule="auto" w:after="180"/>
+        <w:shd w:fill="F5F1FB"/>
+      </w:pPr>
+      <w:r>
+        <w:rPr>
+          <w:b w:val="0"/>
+        </w:rPr>
+        <w:t>Read the labels and values. Explain the relationship the model shows.</w:t>
+      </w:r>
+    </w:p>
+    <w:p>
+      <w:pPr>
+        <w:pStyle w:val="Heading3"/>
+      </w:pPr>
+      <w:r>
+        <w:t>My picture explanation, deciding evidence and one limit</w:t>
+      </w:r>
+    </w:p>
+    <w:p>
+      <w:r>
+        <w:t>________________________________________________________________</w:t>
+      </w:r>
+    </w:p>
+    <w:p>
+      <w:r>
+        <w:t>________________________________________________________________</w:t>
+      </w:r>
+    </w:p>
+    <w:p>
+      <w:r>
+        <w:t>________________________________________________________________</w:t>
+      </w:r>
+    </w:p>
+    <w:p>
+      <w:r>
+        <w:t>________________________________________________________________</w:t>
+      </w:r>
+    </w:p>
+    <w:p>
+      <w:pPr>
+        <w:pStyle w:val="Heading3"/>
+      </w:pPr>
+      <w:r>
+        <w:t>04. Change one thing. Trace what follows.</w:t>
+      </w:r>
+    </w:p>
+    <w:p>
+      <w:r>
+        <w:drawing>
+          <wp:inline xmlns:a="http://schemas.openxmlformats.org/drawingml/2006/main" xmlns:pic="http://schemas.openxmlformats.org/drawingml/2006/picture">
+            <wp:extent cx="5486400" cy="3179064"/>
+            <wp:docPr id="6" name="Picture 6" descr="Original case: Record data version, split, code, settings and seeds, not just the winning80%. Changed condition: The report deletes the 60% run. Expected result: The remaining mean rises to75%, but the reported comparison becomes selectively incomplete. Reason: Removing an unfavourable declared run changes the evidence rather than improving the method."/>
+            <wp:cNvGraphicFramePr>
+              <a:graphicFrameLocks noChangeAspect="1"/>
+            </wp:cNvGraphicFramePr>
+            <a:graphic>
+              <a:graphicData uri="http://schemas.openxmlformats.org/drawingml/2006/picture">
+                <pic:pic>
+                  <pic:nvPicPr>
+                    <pic:cNvPr id="0" name="academy-story-ai-4-26-04.png"/>
+                    <pic:cNvPicPr/>
+                  </pic:nvPicPr>
+                  <pic:blipFill>
+                    <a:blip r:embed="rId14"/>
+                    <a:stretch>
+                      <a:fillRect/>
+                    </a:stretch>
+                  </pic:blipFill>
+                  <pic:spPr>
+                    <a:xfrm>
+                      <a:off x="0" y="0"/>
+                      <a:ext cx="5486400" cy="3179064"/>
+                    </a:xfrm>
+                    <a:prstGeom prst="rect"/>
+                  </pic:spPr>
+                </pic:pic>
+              </a:graphicData>
+            </a:graphic>
+          </wp:inline>
+        </w:drawing>
+      </w:r>
+    </w:p>
+    <w:p>
+      <w:pPr>
+        <w:spacing w:line="336" w:lineRule="auto" w:after="180"/>
+      </w:pPr>
+      <w:r>
+        <w:rPr>
+          <w:b w:val="0"/>
+        </w:rPr>
+        <w:t xml:space="preserve">Original case: Record </w:t>
+      </w:r>
+      <w:r>
+        <w:rPr>
+          <w:b/>
+        </w:rPr>
+        <w:t>data version</w:t>
+      </w:r>
+      <w:r>
+        <w:rPr>
+          <w:b w:val="0"/>
+        </w:rPr>
+        <w:t xml:space="preserve">, split, code, settings and </w:t>
+      </w:r>
+      <w:r>
+        <w:rPr>
+          <w:b/>
+        </w:rPr>
+        <w:t>seed</w:t>
+      </w:r>
+      <w:r>
+        <w:rPr>
+          <w:b w:val="0"/>
+        </w:rPr>
+        <w:t>s, not just the winning</w:t>
+      </w:r>
+      <w:r>
+        <w:rPr>
+          <w:b/>
+        </w:rPr>
+        <w:t>80%</w:t>
+      </w:r>
+      <w:r>
+        <w:rPr>
+          <w:b w:val="0"/>
+        </w:rPr>
+        <w:t xml:space="preserve">. Changed condition: The report deletes the </w:t>
+      </w:r>
+      <w:r>
+        <w:rPr>
+          <w:b/>
+        </w:rPr>
+        <w:t>60%</w:t>
+      </w:r>
+      <w:r>
+        <w:rPr>
+          <w:b w:val="0"/>
+        </w:rPr>
+        <w:t xml:space="preserve"> run.</w:t>
+      </w:r>
+    </w:p>
+    <w:p>
+      <w:pPr>
+        <w:spacing w:line="336" w:lineRule="auto" w:after="180"/>
+      </w:pPr>
+      <w:r>
+        <w:rPr>
+          <w:b w:val="0"/>
+        </w:rPr>
+        <w:t xml:space="preserve">Expected result: The remaining mean rises to75%, but the reported comparison becomes selectively incomplete. Reason: Removing an unfavourable declared run changes the </w:t>
+      </w:r>
+      <w:r>
+        <w:rPr>
+          <w:b/>
+        </w:rPr>
+        <w:t>evidence</w:t>
+      </w:r>
+      <w:r>
+        <w:rPr>
+          <w:b w:val="0"/>
+        </w:rPr>
+        <w:t xml:space="preserve"> rather than improving the method.</w:t>
+      </w:r>
+    </w:p>
+    <w:p>
+      <w:pPr>
+        <w:spacing w:line="336" w:lineRule="auto" w:after="180"/>
+        <w:shd w:fill="F5F1FB"/>
+      </w:pPr>
+      <w:r>
+        <w:rPr>
+          <w:b w:val="0"/>
+        </w:rPr>
+        <w:t>Predict before checking the worked changed-case result. Name what changed and what the supplied facts allow you to conclude.</w:t>
+      </w:r>
+    </w:p>
+    <w:p>
+      <w:pPr>
+        <w:pStyle w:val="Heading3"/>
+      </w:pPr>
+      <w:r>
+        <w:t>My picture explanation, deciding evidence and one limit</w:t>
+      </w:r>
+    </w:p>
+    <w:p>
+      <w:r>
+        <w:t>________________________________________________________________</w:t>
+      </w:r>
+    </w:p>
+    <w:p>
+      <w:r>
+        <w:t>________________________________________________________________</w:t>
+      </w:r>
+    </w:p>
+    <w:p>
+      <w:r>
+        <w:t>________________________________________________________________</w:t>
+      </w:r>
+    </w:p>
+    <w:p>
+      <w:r>
+        <w:t>________________________________________________________________</w:t>
+      </w:r>
+    </w:p>
+    <w:p>
+      <w:pPr>
+        <w:pStyle w:val="Heading3"/>
+      </w:pPr>
+      <w:r>
+        <w:t>05. Connect the explanation to its limit</w:t>
+      </w:r>
+    </w:p>
+    <w:p>
+      <w:r>
+        <w:drawing>
+          <wp:inline xmlns:a="http://schemas.openxmlformats.org/drawingml/2006/main" xmlns:pic="http://schemas.openxmlformats.org/drawingml/2006/picture">
+            <wp:extent cx="5486400" cy="2834640"/>
+            <wp:docPr id="7" name="Picture 7" descr="Read the picture in order. Record data version, split, code, settings and seeds, not just the winning80%. The arrows show which recorded input or intermediate result each decision uses. Explain the deciding step aloud before checking the changed case; pointing to the final answer alone does not show how it follows. Limit: Seeds help reproduction but do not necessarily remove hardware or library nondeterminism; report the actual environment."/>
+            <wp:cNvGraphicFramePr>
+              <a:graphicFrameLocks noChangeAspect="1"/>
+            </wp:cNvGraphicFramePr>
+            <a:graphic>
+              <a:graphicData uri="http://schemas.openxmlformats.org/drawingml/2006/picture">
+                <pic:pic>
+                  <pic:nvPicPr>
+                    <pic:cNvPr id="0" name="academy-story-ai-4-26-05.png"/>
+                    <pic:cNvPicPr/>
+                  </pic:nvPicPr>
+                  <pic:blipFill>
+                    <a:blip r:embed="rId15"/>
+                    <a:stretch>
+                      <a:fillRect/>
+                    </a:stretch>
+                  </pic:blipFill>
+                  <pic:spPr>
+                    <a:xfrm>
+                      <a:off x="0" y="0"/>
+                      <a:ext cx="5486400" cy="2834640"/>
+                    </a:xfrm>
+                    <a:prstGeom prst="rect"/>
+                  </pic:spPr>
+                </pic:pic>
+              </a:graphicData>
+            </a:graphic>
+          </wp:inline>
+        </w:drawing>
+      </w:r>
+    </w:p>
+    <w:p>
+      <w:pPr>
+        <w:spacing w:line="336" w:lineRule="auto" w:after="180"/>
+      </w:pPr>
+      <w:r>
+        <w:rPr>
+          <w:b w:val="0"/>
+        </w:rPr>
+        <w:t xml:space="preserve">Read the picture in order. Record </w:t>
+      </w:r>
+      <w:r>
+        <w:rPr>
+          <w:b/>
+        </w:rPr>
+        <w:t>data version</w:t>
+      </w:r>
+      <w:r>
+        <w:rPr>
+          <w:b w:val="0"/>
+        </w:rPr>
+        <w:t xml:space="preserve">, split, code, settings and </w:t>
+      </w:r>
+      <w:r>
+        <w:rPr>
+          <w:b/>
+        </w:rPr>
+        <w:t>seed</w:t>
+      </w:r>
+      <w:r>
+        <w:rPr>
+          <w:b w:val="0"/>
+        </w:rPr>
+        <w:t>s, not just the winning</w:t>
+      </w:r>
+      <w:r>
+        <w:rPr>
+          <w:b/>
+        </w:rPr>
+        <w:t>80%</w:t>
+      </w:r>
+      <w:r>
+        <w:rPr>
+          <w:b w:val="0"/>
+        </w:rPr>
+        <w:t xml:space="preserve">. The arrows show which recorded </w:t>
+      </w:r>
+      <w:r>
+        <w:rPr>
+          <w:b/>
+        </w:rPr>
+        <w:t>input</w:t>
+      </w:r>
+      <w:r>
+        <w:rPr>
+          <w:b w:val="0"/>
+        </w:rPr>
+        <w:t xml:space="preserve"> or intermediate result each decision uses.</w:t>
+      </w:r>
+    </w:p>
+    <w:p>
+      <w:pPr>
+        <w:spacing w:line="336" w:lineRule="auto" w:after="180"/>
+      </w:pPr>
+      <w:r>
+        <w:rPr>
+          <w:b w:val="0"/>
+        </w:rPr>
+        <w:t>Explain the deciding step aloud before checking the changed case; pointing to the final answer alone does not show how it follows.</w:t>
+      </w:r>
+    </w:p>
+    <w:p>
+      <w:pPr>
+        <w:spacing w:line="336" w:lineRule="auto" w:after="180"/>
+      </w:pPr>
+      <w:r>
+        <w:rPr>
+          <w:b w:val="0"/>
+        </w:rPr>
+        <w:t xml:space="preserve">Limit: </w:t>
+      </w:r>
+      <w:r>
+        <w:rPr>
+          <w:b/>
+        </w:rPr>
+        <w:t>Seed</w:t>
+      </w:r>
+      <w:r>
+        <w:rPr>
+          <w:b w:val="0"/>
+        </w:rPr>
+        <w:t>s help reproduction but do not necessarily remove hardware or library nondeterminism; report the actual environment.</w:t>
+      </w:r>
+    </w:p>
+    <w:p>
+      <w:pPr>
+        <w:spacing w:line="336" w:lineRule="auto" w:after="180"/>
+        <w:shd w:fill="F5F1FB"/>
+      </w:pPr>
+      <w:r>
+        <w:rPr>
+          <w:b w:val="0"/>
+        </w:rPr>
+        <w:t>Explain the case, then point to a limit on the claim.</w:t>
+      </w:r>
+    </w:p>
+    <w:p>
+      <w:pPr>
+        <w:pStyle w:val="Heading3"/>
+      </w:pPr>
+      <w:r>
+        <w:t>My picture explanation, deciding evidence and one limit</w:t>
+      </w:r>
+    </w:p>
+    <w:p>
+      <w:r>
+        <w:t>________________________________________________________________</w:t>
+      </w:r>
+    </w:p>
+    <w:p>
+      <w:r>
+        <w:t>________________________________________________________________</w:t>
+      </w:r>
+    </w:p>
+    <w:p>
+      <w:r>
+        <w:t>________________________________________________________________</w:t>
+      </w:r>
+    </w:p>
+    <w:p>
+      <w:r>
+        <w:t>________________________________________________________________</w:t>
+      </w:r>
+    </w:p>
+    <w:p>
+      <w:pPr>
+        <w:pStyle w:val="Heading3"/>
+      </w:pPr>
+      <w:r>
+        <w:t>06. Make the idea visible in your project</w:t>
+      </w:r>
+    </w:p>
+    <w:p>
+      <w:r>
+        <w:drawing>
+          <wp:inline xmlns:a="http://schemas.openxmlformats.org/drawingml/2006/main" xmlns:pic="http://schemas.openxmlformats.org/drawingml/2006/picture">
+            <wp:extent cx="5486400" cy="3681984"/>
+            <wp:docPr id="8" name="Picture 8" descr="For your Responsible Plant Classifier, save the input, procedure, observed result and limitation of this check. Label this worked example as practice; use a different, previously unreviewed case when checking independent understanding. Draw your input, deciding step, result and limit. Supported question: What should accompany the mean 70%? Point to the relevant step in the picture, then write the changed result and the rule or evidence that supports it."/>
+            <wp:cNvGraphicFramePr>
+              <a:graphicFrameLocks noChangeAspect="1"/>
+            </wp:cNvGraphicFramePr>
+            <a:graphic>
+              <a:graphicData uri="http://schemas.openxmlformats.org/drawingml/2006/picture">
+                <pic:pic>
+                  <pic:nvPicPr>
+                    <pic:cNvPr id="0" name="academy-story-ai-4-26-06.png"/>
+                    <pic:cNvPicPr/>
+                  </pic:nvPicPr>
+                  <pic:blipFill>
+                    <a:blip r:embed="rId16"/>
+                    <a:stretch>
+                      <a:fillRect/>
+                    </a:stretch>
+                  </pic:blipFill>
+                  <pic:spPr>
+                    <a:xfrm>
+                      <a:off x="0" y="0"/>
+                      <a:ext cx="5486400" cy="3681984"/>
+                    </a:xfrm>
+                    <a:prstGeom prst="rect"/>
+                  </pic:spPr>
+                </pic:pic>
+              </a:graphicData>
+            </a:graphic>
+          </wp:inline>
+        </w:drawing>
+      </w:r>
+    </w:p>
+    <w:p>
+      <w:pPr>
+        <w:spacing w:line="336" w:lineRule="auto" w:after="180"/>
+      </w:pPr>
+      <w:r>
+        <w:rPr>
+          <w:b w:val="0"/>
+        </w:rPr>
+        <w:t xml:space="preserve">For your Responsible Plant Classifier, save the </w:t>
+      </w:r>
+      <w:r>
+        <w:rPr>
+          <w:b/>
+        </w:rPr>
+        <w:t>input</w:t>
+      </w:r>
+      <w:r>
+        <w:rPr>
+          <w:b w:val="0"/>
+        </w:rPr>
+        <w:t>, procedure, observed result and limitation of this check.</w:t>
+      </w:r>
+    </w:p>
+    <w:p>
+      <w:pPr>
+        <w:spacing w:line="336" w:lineRule="auto" w:after="180"/>
+      </w:pPr>
+      <w:r>
+        <w:rPr>
+          <w:b w:val="0"/>
+        </w:rPr>
+        <w:t xml:space="preserve">Label this worked example as practice; use a different, previously unreviewed case when checking independent understanding. Draw your </w:t>
+      </w:r>
+      <w:r>
+        <w:rPr>
+          <w:b/>
+        </w:rPr>
+        <w:t>input</w:t>
+      </w:r>
+      <w:r>
+        <w:rPr>
+          <w:b w:val="0"/>
+        </w:rPr>
+        <w:t>, deciding step, result and limit.</w:t>
+      </w:r>
+    </w:p>
+    <w:p>
+      <w:pPr>
+        <w:spacing w:line="336" w:lineRule="auto" w:after="180"/>
+      </w:pPr>
+      <w:r>
+        <w:rPr>
+          <w:b w:val="0"/>
+        </w:rPr>
+        <w:t xml:space="preserve">Supported question: What should accompany the mean </w:t>
+      </w:r>
+      <w:r>
+        <w:rPr>
+          <w:b/>
+        </w:rPr>
+        <w:t>70%</w:t>
+      </w:r>
+      <w:r>
+        <w:rPr>
+          <w:b w:val="0"/>
+        </w:rPr>
+        <w:t xml:space="preserve">? Point to the relevant step in the picture, then write the changed result and the rule or </w:t>
+      </w:r>
+      <w:r>
+        <w:rPr>
+          <w:b/>
+        </w:rPr>
+        <w:t>evidence</w:t>
+      </w:r>
+      <w:r>
+        <w:rPr>
+          <w:b w:val="0"/>
+        </w:rPr>
+        <w:t xml:space="preserve"> that supports it.</w:t>
+      </w:r>
+    </w:p>
+    <w:p>
+      <w:pPr>
+        <w:spacing w:line="336" w:lineRule="auto" w:after="180"/>
+        <w:shd w:fill="F5F1FB"/>
+      </w:pPr>
+      <w:r>
+        <w:rPr>
+          <w:b w:val="0"/>
+        </w:rPr>
+        <w:t xml:space="preserve">Draw your project trace and justify the deciding step using </w:t>
+      </w:r>
+      <w:r>
+        <w:rPr>
+          <w:b/>
+        </w:rPr>
+        <w:t>evidence</w:t>
+      </w:r>
+      <w:r>
+        <w:rPr>
+          <w:b w:val="0"/>
+        </w:rPr>
+        <w:t>.</w:t>
+      </w:r>
+    </w:p>
+    <w:p>
+      <w:pPr>
+        <w:pStyle w:val="Heading3"/>
+      </w:pPr>
+      <w:r>
+        <w:t>My picture explanation, deciding evidence and one limit</w:t>
       </w:r>
     </w:p>
     <w:p>

--- a/downloads/workbook/ai-4-week-26.docx
+++ b/downloads/workbook/ai-4-week-26.docx
@@ -1146,6 +1146,26 @@
     <w:p>
       <w:r>
         <w:t>Summarize all runs. Apply the supplied Reproducible Experiments facts and keep your reasoning.</w:t>
+      </w:r>
+    </w:p>
+    <w:p>
+      <w:pPr>
+        <w:pStyle w:val="Heading3"/>
+      </w:pPr>
+      <w:r>
+        <w:t>Where to find the supplied example</w:t>
+      </w:r>
+    </w:p>
+    <w:p>
+      <w:pPr>
+        <w:spacing w:line="336" w:lineRule="auto" w:after="180"/>
+        <w:shd w:fill="F1F6F8"/>
+      </w:pPr>
+      <w:r>
+        <w:rPr>
+          <w:b w:val="0"/>
+        </w:rPr>
+        <w:t>Reference for this exercise: open this week’s student lesson, “Reproducible Experiments”, at “See how it works” and “Follow a worked example”. Use the original worked values or code named in the question; the later pictorial case is a separate example. Keep this reference beside your workbook while practising.</w:t>
       </w:r>
     </w:p>
     <w:p>

--- a/downloads/workbook/ai-4-week-26.docx
+++ b/downloads/workbook/ai-4-week-26.docx
@@ -25,22 +25,45 @@
         <w:pStyle w:val="Heading1"/>
       </w:pPr>
       <w:r>
-        <w:t>01. Recall and choose your starting point</w:t>
-      </w:r>
-    </w:p>
-    <w:p>
-      <w:r>
-        <w:t>Record your starting explanation for Reproducible Experiments before opening notes. Show any later correction separately.</w:t>
-      </w:r>
-    </w:p>
-    <w:p>
-      <w:pPr>
-        <w:spacing w:line="336" w:lineRule="auto" w:after="180"/>
-      </w:pPr>
-      <w:r>
-        <w:rPr>
-          <w:b w:val="0"/>
-        </w:rPr>
+        <w:t>One readable experiment-identity and replay record.</w:t>
+      </w:r>
+    </w:p>
+    <w:p>
+      <w:r>
+        <w:t>Trace output versions,audit summary statistics and name missing reproduction evidence.</w:t>
+      </w:r>
+    </w:p>
+    <w:p>
+      <w:r>
+        <w:t>W1–W3/W5 → selected seed summary → project run identity → changed-case return.</w:t>
+      </w:r>
+    </w:p>
+    <w:p>
+      <w:pPr>
+        <w:pStyle w:val="Heading1"/>
+      </w:pPr>
+      <w:r>
+        <w:t>01. Recall · Retrieve before notes</w:t>
+      </w:r>
+    </w:p>
+    <w:p>
+      <w:r>
+        <w:t>Keep this task’s complete inputs, stated rule and support record together.</w:t>
+      </w:r>
+    </w:p>
+    <w:p>
+      <w:pPr>
+        <w:pStyle w:val="Heading2"/>
+      </w:pPr>
+      <w:r>
+        <w:t>Task and evidence record</w:t>
+      </w:r>
+    </w:p>
+    <w:p>
+      <w:pPr>
+        <w:pStyle w:val="ListBullet"/>
+      </w:pPr>
+      <w:r>
         <w:t>Try the recall before opening notes. Then use a different colour or a labelled second line to correct your explanation.</w:t>
       </w:r>
     </w:p>
@@ -54,12 +77,9 @@
     </w:p>
     <w:p>
       <w:pPr>
-        <w:spacing w:line="336" w:lineRule="auto" w:after="180"/>
-      </w:pPr>
-      <w:r>
-        <w:rPr>
-          <w:b w:val="0"/>
-        </w:rPr>
+        <w:pStyle w:val="ListBullet"/>
+      </w:pPr>
+      <w:r>
         <w:t>Without opening the old lesson, explain one key idea from Metrics Match Consequences. Give an example and a mistake that the idea helps you avoid.</w:t>
       </w:r>
     </w:p>
@@ -96,12 +116,9 @@
     </w:p>
     <w:p>
       <w:pPr>
-        <w:spacing w:line="336" w:lineRule="auto" w:after="180"/>
-      </w:pPr>
-      <w:r>
-        <w:rPr>
-          <w:b w:val="0"/>
-        </w:rPr>
+        <w:pStyle w:val="ListBullet"/>
+      </w:pPr>
+      <w:r>
         <w:t>Without opening the old lesson, explain one key idea from Hold Out Test Data. Give an example and a mistake that the idea helps you avoid.</w:t>
       </w:r>
     </w:p>
@@ -138,12 +155,9 @@
     </w:p>
     <w:p>
       <w:pPr>
-        <w:spacing w:line="336" w:lineRule="auto" w:after="180"/>
-      </w:pPr>
-      <w:r>
-        <w:rPr>
-          <w:b w:val="0"/>
-        </w:rPr>
+        <w:pStyle w:val="ListBullet"/>
+      </w:pPr>
+      <w:r>
         <w:t>Without opening the old lesson, explain one key idea from Mean, Median, and Baselines. Give an example and a mistake that the idea helps you avoid.</w:t>
       </w:r>
     </w:p>
@@ -175,135 +189,52 @@
         <w:pStyle w:val="Heading1"/>
       </w:pPr>
       <w:r>
-        <w:t>02. Practise with fading help</w:t>
-      </w:r>
-    </w:p>
-    <w:p>
-      <w:r>
-        <w:t>Complete the supported Reproducible Experiments trace and record the first step you can explain without help.</w:t>
-      </w:r>
-    </w:p>
-    <w:p>
-      <w:pPr>
-        <w:spacing w:line="336" w:lineRule="auto" w:after="180"/>
-      </w:pPr>
-      <w:r>
-        <w:rPr>
-          <w:b w:val="0"/>
-        </w:rPr>
-        <w:t xml:space="preserve">Use W2: Improve a record for Experimental records and </w:t>
-      </w:r>
-      <w:r>
-        <w:rPr>
-          <w:b/>
-        </w:rPr>
-        <w:t>seed</w:t>
-      </w:r>
-      <w:r>
-        <w:rPr>
-          <w:b w:val="0"/>
-        </w:rPr>
-        <w:t>s. Record the answer once; the lesson and workbook refer to the same attempt.</w:t>
-      </w:r>
-    </w:p>
-    <w:tbl>
-      <w:tblPr>
-        <w:tblStyle w:val="LightShading-Accent1"/>
-        <w:tblW w:type="auto" w:w="0"/>
-        <w:tblLook w:firstColumn="1" w:firstRow="1" w:lastColumn="0" w:lastRow="0" w:noHBand="0" w:noVBand="1" w:val="04A0"/>
-      </w:tblPr>
-      <w:tblGrid>
-        <w:gridCol w:w="2556"/>
-        <w:gridCol w:w="2556"/>
-        <w:gridCol w:w="2556"/>
-        <w:gridCol w:w="2556"/>
-      </w:tblGrid>
-      <w:tr>
-        <w:trPr>
-          <w:tblHeader/>
-        </w:trPr>
-        <w:tc>
-          <w:tcPr>
-            <w:tcW w:type="dxa" w:w="2556"/>
-          </w:tcPr>
-          <w:p>
-            <w:r>
-              <w:t>Given inputs</w:t>
-            </w:r>
-          </w:p>
-        </w:tc>
-        <w:tc>
-          <w:tcPr>
-            <w:tcW w:type="dxa" w:w="2556"/>
-          </w:tcPr>
-          <w:p>
-            <w:r>
-              <w:t>Procedure I chose</w:t>
-            </w:r>
-          </w:p>
-        </w:tc>
-        <w:tc>
-          <w:tcPr>
-            <w:tcW w:type="dxa" w:w="2556"/>
-          </w:tcPr>
-          <w:p>
-            <w:r>
-              <w:t>Middle steps</w:t>
-            </w:r>
-          </w:p>
-        </w:tc>
-        <w:tc>
-          <w:tcPr>
-            <w:tcW w:type="dxa" w:w="2556"/>
-          </w:tcPr>
-          <w:p>
-            <w:r>
-              <w:t>Result and check</w:t>
-            </w:r>
-          </w:p>
-        </w:tc>
-      </w:tr>
-      <w:tr>
-        <w:tc>
-          <w:tcPr>
-            <w:tcW w:type="dxa" w:w="2556"/>
-          </w:tcPr>
-          <w:p>
-            <w:r/>
-          </w:p>
-        </w:tc>
-        <w:tc>
-          <w:tcPr>
-            <w:tcW w:type="dxa" w:w="2556"/>
-          </w:tcPr>
-          <w:p>
-            <w:r/>
-          </w:p>
-        </w:tc>
-        <w:tc>
-          <w:tcPr>
-            <w:tcW w:type="dxa" w:w="2556"/>
-          </w:tcPr>
-          <w:p>
-            <w:r/>
-          </w:p>
-        </w:tc>
-        <w:tc>
-          <w:tcPr>
-            <w:tcW w:type="dxa" w:w="2556"/>
-          </w:tcPr>
-          <w:p>
-            <w:r/>
-          </w:p>
-        </w:tc>
-      </w:tr>
-    </w:tbl>
+        <w:t>12. W1 · Explain the mechanism</w:t>
+      </w:r>
+    </w:p>
+    <w:p>
+      <w:r>
+        <w:t>Keep this task’s complete inputs, stated rule and support record together.</w:t>
+      </w:r>
+    </w:p>
+    <w:p>
+      <w:pPr>
+        <w:pStyle w:val="Heading2"/>
+      </w:pPr>
+      <w:r>
+        <w:t>Task and evidence record</w:t>
+      </w:r>
+    </w:p>
+    <w:p>
+      <w:pPr>
+        <w:pStyle w:val="ListBullet"/>
+      </w:pPr>
+      <w:r>
+        <w:t>Main declared seed labels 11/22/33 have14/16/12 correct of20, mean 70%, range 60–80%or20 percentage points. These classifier outcomes are supplied, not a rerunnable training algorithm. Synthetic V01–V20 prediction lists reproduce their arithmetic only. Separate pictureseed 4/5/6 has6/8/7 correct of10, also mean 70%; deleting 60%leaves mean 75%but incomplete reporting. Complete deterministic policy code inputsA4/1, B2/4; v1 weights2/1 outputs9/8, v2 weights1/2 outputs6/10. No random operation or accuracy claim in that program.</w:t>
+      </w:r>
+    </w:p>
+    <w:p>
+      <w:pPr>
+        <w:pStyle w:val="ListBullet"/>
+      </w:pPr>
+      <w:r>
+        <w:t>Reference for this exercise: open this week’s student lesson, “Reproducible Experiments”, at “See how it works” and “Follow a worked example”. Use the original worked values or code named in the question; the later pictorial case is a separate example. Keep this reference beside your workbook while practising.</w:t>
+      </w:r>
+    </w:p>
+    <w:p>
+      <w:pPr>
+        <w:pStyle w:val="ListBullet"/>
+      </w:pPr>
+      <w:r>
+        <w:t>Calculate the worked mean and range in percentage points.</w:t>
+      </w:r>
+    </w:p>
     <w:p>
       <w:pPr>
         <w:pStyle w:val="Heading3"/>
       </w:pPr>
       <w:r>
-        <w:t>The step I completed without help, and the hint I needed</w:t>
+        <w:t>My reasoning and evidence</w:t>
       </w:r>
     </w:p>
     <w:p>
@@ -322,50 +253,55 @@
       </w:r>
     </w:p>
     <w:p>
+      <w:r>
+        <w:t>________________________________________________________________</w:t>
+      </w:r>
+    </w:p>
+    <w:p>
+      <w:r>
+        <w:t>________________________________________________________________</w:t>
+      </w:r>
+    </w:p>
+    <w:p>
+      <w:r>
+        <w:t>________________________________________________________________</w:t>
+      </w:r>
+    </w:p>
+    <w:p>
       <w:pPr>
         <w:pStyle w:val="Heading1"/>
       </w:pPr>
       <w:r>
-        <w:t>03. Individual reasoning check</w:t>
-      </w:r>
-    </w:p>
-    <w:p>
-      <w:r>
-        <w:t>Check the proposed Reproducible Experiments explanation against the supplied facts before discussing it.</w:t>
-      </w:r>
-    </w:p>
-    <w:p>
-      <w:pPr>
-        <w:spacing w:line="336" w:lineRule="auto" w:after="180"/>
-      </w:pPr>
-      <w:r>
-        <w:rPr>
-          <w:b w:val="0"/>
-        </w:rPr>
-        <w:t xml:space="preserve">Use the worked case for Experimental records and </w:t>
-      </w:r>
-      <w:r>
-        <w:rPr>
-          <w:b/>
-        </w:rPr>
-        <w:t>seed</w:t>
-      </w:r>
-      <w:r>
-        <w:rPr>
-          <w:b w:val="0"/>
-        </w:rPr>
-        <w:t>s. Proposed explanation: “A final answer is enough”. Decide whether this explanation is supported.</w:t>
-      </w:r>
-    </w:p>
-    <w:p>
-      <w:pPr>
-        <w:spacing w:line="336" w:lineRule="auto" w:after="180"/>
-      </w:pPr>
-      <w:r>
-        <w:rPr>
-          <w:b w:val="0"/>
-        </w:rPr>
-        <w:t>Point to the step or supplied fact that decides; explain your repair if needed.</w:t>
+        <w:t>13. W2 · Trace the current experiment</w:t>
+      </w:r>
+    </w:p>
+    <w:p>
+      <w:r>
+        <w:t>Keep this task’s complete inputs, stated rule and support record together.</w:t>
+      </w:r>
+    </w:p>
+    <w:p>
+      <w:pPr>
+        <w:pStyle w:val="Heading2"/>
+      </w:pPr>
+      <w:r>
+        <w:t>Task and evidence record</w:t>
+      </w:r>
+    </w:p>
+    <w:p>
+      <w:pPr>
+        <w:pStyle w:val="ListBullet"/>
+      </w:pPr>
+      <w:r>
+        <w:t>Main declared seed labels 11/22/33 have14/16/12 correct of20, mean 70%, range 60–80%or20 percentage points. These classifier outcomes are supplied, not a rerunnable training algorithm. Synthetic V01–V20 prediction lists reproduce their arithmetic only. Separate pictureseed 4/5/6 has6/8/7 correct of10, also mean 70%; deleting 60%leaves mean 75%but incomplete reporting. Complete deterministic policy code inputsA4/1, B2/4; v1 weights2/1 outputs9/8, v2 weights1/2 outputs6/10. No random operation or accuracy claim in that program.</w:t>
+      </w:r>
+    </w:p>
+    <w:p>
+      <w:pPr>
+        <w:pStyle w:val="ListBullet"/>
+      </w:pPr>
+      <w:r>
+        <w:t>A file contains only seed 22 and 80 percent. Name four missing items.</w:t>
       </w:r>
     </w:p>
     <w:p>
@@ -373,7 +309,7 @@
         <w:pStyle w:val="Heading3"/>
       </w:pPr>
       <w:r>
-        <w:t>My explanation before partner discussion</w:t>
+        <w:t>My reasoning and evidence</w:t>
       </w:r>
     </w:p>
     <w:p>
@@ -397,16 +333,50 @@
       </w:r>
     </w:p>
     <w:p>
+      <w:r>
+        <w:t>________________________________________________________________</w:t>
+      </w:r>
+    </w:p>
+    <w:p>
+      <w:r>
+        <w:t>________________________________________________________________</w:t>
+      </w:r>
+    </w:p>
+    <w:p>
       <w:pPr>
         <w:pStyle w:val="Heading1"/>
       </w:pPr>
       <w:r>
-        <w:t>04. Independent transfer case</w:t>
-      </w:r>
-    </w:p>
-    <w:p>
-      <w:r>
-        <w:t>Write one first attempt at the reserved independent case before feedback. Repeated copies of that case refer to the same recorded attempt.</w:t>
+        <w:t>14. W3 · Repair the reasoning</w:t>
+      </w:r>
+    </w:p>
+    <w:p>
+      <w:r>
+        <w:t>Keep this task’s complete inputs, stated rule and support record together.</w:t>
+      </w:r>
+    </w:p>
+    <w:p>
+      <w:pPr>
+        <w:pStyle w:val="Heading2"/>
+      </w:pPr>
+      <w:r>
+        <w:t>Task and evidence record</w:t>
+      </w:r>
+    </w:p>
+    <w:p>
+      <w:pPr>
+        <w:pStyle w:val="ListBullet"/>
+      </w:pPr>
+      <w:r>
+        <w:t>Main declared seed labels 11/22/33 have14/16/12 correct of20, mean 70%, range 60–80%or20 percentage points. These classifier outcomes are supplied, not a rerunnable training algorithm. Synthetic V01–V20 prediction lists reproduce their arithmetic only. Separate pictureseed 4/5/6 has6/8/7 correct of10, also mean 70%; deleting 60%leaves mean 75%but incomplete reporting. Complete deterministic policy code inputsA4/1, B2/4; v1 weights2/1 outputs9/8, v2 weights1/2 outputs6/10. No random operation or accuracy claim in that program.</w:t>
+      </w:r>
+    </w:p>
+    <w:p>
+      <w:pPr>
+        <w:pStyle w:val="ListBullet"/>
+      </w:pPr>
+      <w:r>
+        <w:t>Does identical output prove a valid experiment?</w:t>
       </w:r>
     </w:p>
     <w:p>
@@ -414,30 +384,157 @@
         <w:pStyle w:val="Heading3"/>
       </w:pPr>
       <w:r>
+        <w:t>My reasoning and evidence</w:t>
+      </w:r>
+    </w:p>
+    <w:p>
+      <w:r>
+        <w:t>________________________________________________________________</w:t>
+      </w:r>
+    </w:p>
+    <w:p>
+      <w:r>
+        <w:t>________________________________________________________________</w:t>
+      </w:r>
+    </w:p>
+    <w:p>
+      <w:r>
+        <w:t>________________________________________________________________</w:t>
+      </w:r>
+    </w:p>
+    <w:p>
+      <w:r>
+        <w:t>________________________________________________________________</w:t>
+      </w:r>
+    </w:p>
+    <w:p>
+      <w:r>
+        <w:t>________________________________________________________________</w:t>
+      </w:r>
+    </w:p>
+    <w:p>
+      <w:r>
+        <w:t>________________________________________________________________</w:t>
+      </w:r>
+    </w:p>
+    <w:p>
+      <w:pPr>
+        <w:pStyle w:val="Heading1"/>
+      </w:pPr>
+      <w:r>
+        <w:t>16. W5 · Plan the next check</w:t>
+      </w:r>
+    </w:p>
+    <w:p>
+      <w:r>
+        <w:t>Keep this task’s complete inputs, stated rule and support record together.</w:t>
+      </w:r>
+    </w:p>
+    <w:p>
+      <w:pPr>
+        <w:pStyle w:val="Heading2"/>
+      </w:pPr>
+      <w:r>
+        <w:t>Task and evidence record</w:t>
+      </w:r>
+    </w:p>
+    <w:p>
+      <w:pPr>
+        <w:pStyle w:val="ListBullet"/>
+      </w:pPr>
+      <w:r>
+        <w:t>Main declared seed labels 11/22/33 have14/16/12 correct of20, mean 70%, range 60–80%or20 percentage points. These classifier outcomes are supplied, not a rerunnable training algorithm. Synthetic V01–V20 prediction lists reproduce their arithmetic only. Separate pictureseed 4/5/6 has6/8/7 correct of10, also mean 70%; deleting 60%leaves mean 75%but incomplete reporting. Complete deterministic policy code inputsA4/1, B2/4; v1 weights2/1 outputs9/8, v2 weights1/2 outputs6/10. No random operation or accuracy claim in that program.</w:t>
+      </w:r>
+    </w:p>
+    <w:p>
+      <w:pPr>
+        <w:pStyle w:val="ListBullet"/>
+      </w:pPr>
+      <w:r>
+        <w:t>One planned seed fails before prediction. How should it appear in the record?</w:t>
+      </w:r>
+    </w:p>
+    <w:p>
+      <w:pPr>
+        <w:pStyle w:val="Heading3"/>
+      </w:pPr>
+      <w:r>
+        <w:t>My reasoning and evidence</w:t>
+      </w:r>
+    </w:p>
+    <w:p>
+      <w:r>
+        <w:t>________________________________________________________________</w:t>
+      </w:r>
+    </w:p>
+    <w:p>
+      <w:r>
+        <w:t>________________________________________________________________</w:t>
+      </w:r>
+    </w:p>
+    <w:p>
+      <w:r>
+        <w:t>________________________________________________________________</w:t>
+      </w:r>
+    </w:p>
+    <w:p>
+      <w:r>
+        <w:t>________________________________________________________________</w:t>
+      </w:r>
+    </w:p>
+    <w:p>
+      <w:r>
+        <w:t>________________________________________________________________</w:t>
+      </w:r>
+    </w:p>
+    <w:p>
+      <w:r>
+        <w:t>________________________________________________________________</w:t>
+      </w:r>
+    </w:p>
+    <w:p>
+      <w:pPr>
+        <w:pStyle w:val="Heading1"/>
+      </w:pPr>
+      <w:r>
+        <w:t>04. Try alone · Selected experiment task</w:t>
+      </w:r>
+    </w:p>
+    <w:p>
+      <w:r>
+        <w:t>Keep this task’s complete inputs, stated rule and support record together.</w:t>
+      </w:r>
+    </w:p>
+    <w:p>
+      <w:pPr>
+        <w:pStyle w:val="Heading2"/>
+      </w:pPr>
+      <w:r>
+        <w:t>Task and evidence record</w:t>
+      </w:r>
+    </w:p>
+    <w:p>
+      <w:pPr>
+        <w:pStyle w:val="ListBullet"/>
+      </w:pPr>
+      <w:r>
+        <w:t>Use all three declared runs with the same 12-case denominator. Report mean run accuracy and the max-minus-min range in percentage points. The task supplies aggregate outcomes only; it does not supply per-case predictions or an executable classifier, so do not claim that the arithmetic reconstructs training. Retain every run and state the limited evidence.</w:t>
+      </w:r>
+    </w:p>
+    <w:p>
+      <w:pPr>
+        <w:pStyle w:val="Heading3"/>
+      </w:pPr>
+      <w:r>
         <w:t>Independent case: Apply independently</w:t>
       </w:r>
     </w:p>
     <w:p>
       <w:pPr>
-        <w:spacing w:line="336" w:lineRule="auto" w:after="180"/>
-      </w:pPr>
-      <w:r>
-        <w:rPr>
-          <w:b w:val="0"/>
-        </w:rPr>
-        <w:t xml:space="preserve">Declared </w:t>
-      </w:r>
-      <w:r>
-        <w:rPr>
-          <w:b/>
-        </w:rPr>
-        <w:t>seed</w:t>
-      </w:r>
-      <w:r>
-        <w:rPr>
-          <w:b w:val="0"/>
-        </w:rPr>
-        <w:t>s 1, 2, 3 produce 9/12, 8/12, 10/12 correct. Compute the mean accuracy and range.</w:t>
+        <w:pStyle w:val="ListBullet"/>
+      </w:pPr>
+      <w:r>
+        <w:t>Declared seeds 1, 2, 3 produce 9/12, 8/12, 10/12 correct. Compute the mean accuracy and range.</w:t>
       </w:r>
     </w:p>
     <w:p>
@@ -485,12 +582,9 @@
     </w:p>
     <w:p>
       <w:pPr>
-        <w:spacing w:line="336" w:lineRule="auto" w:after="180"/>
-      </w:pPr>
-      <w:r>
-        <w:rPr>
-          <w:b w:val="0"/>
-        </w:rPr>
+        <w:pStyle w:val="ListBullet"/>
+      </w:pPr>
+      <w:r>
         <w:t>Attempt this case before feedback. Record any help. Earlier examples below are further practice; a case already practised with feedback cannot establish fresh transfer.</w:t>
       </w:r>
     </w:p>
@@ -499,35 +593,69 @@
         <w:pStyle w:val="Heading1"/>
       </w:pPr>
       <w:r>
-        <w:t>05. Your learning target</w:t>
-      </w:r>
-    </w:p>
-    <w:p>
-      <w:r>
-        <w:t>Connect the Reproducible Experiments target to a trace and a justified conclusion.</w:t>
-      </w:r>
-    </w:p>
-    <w:p>
-      <w:pPr>
-        <w:spacing w:line="336" w:lineRule="auto" w:after="180"/>
-      </w:pPr>
-      <w:r>
-        <w:rPr>
-          <w:b w:val="0"/>
-        </w:rPr>
-        <w:t xml:space="preserve">Two teams use the same </w:t>
-      </w:r>
-      <w:r>
-        <w:rPr>
-          <w:b/>
-        </w:rPr>
-        <w:t>random seed</w:t>
-      </w:r>
-      <w:r>
-        <w:rPr>
-          <w:b w:val="0"/>
-        </w:rPr>
-        <w:t xml:space="preserve"> but different label files. Their results differ. List the records needed to reproduce the experiment.</w:t>
+        <w:t>09. Project · Keep the experiment evidence</w:t>
+      </w:r>
+    </w:p>
+    <w:p>
+      <w:r>
+        <w:t>Keep this task’s complete inputs, stated rule and support record together.</w:t>
+      </w:r>
+    </w:p>
+    <w:p>
+      <w:pPr>
+        <w:pStyle w:val="Heading2"/>
+      </w:pPr>
+      <w:r>
+        <w:t>Task and evidence record</w:t>
+      </w:r>
+    </w:p>
+    <w:p>
+      <w:pPr>
+        <w:pStyle w:val="ListBullet"/>
+      </w:pPr>
+      <w:r>
+        <w:t>Give every Plant Classifier experiment an ID and immutable record linking dataset, split, code, settings, predictions, and metrics.</w:t>
+      </w:r>
+    </w:p>
+    <w:p>
+      <w:pPr>
+        <w:pStyle w:val="ListBullet"/>
+      </w:pPr>
+      <w:r>
+        <w:t>The project change and evidence I will keep</w:t>
+      </w:r>
+    </w:p>
+    <w:p>
+      <w:pPr>
+        <w:pStyle w:val="Heading3"/>
+      </w:pPr>
+      <w:r>
+        <w:t>Write or draw your reasoning and evidence.</w:t>
+      </w:r>
+    </w:p>
+    <w:p>
+      <w:r>
+        <w:t>________________________________________________________________</w:t>
+      </w:r>
+    </w:p>
+    <w:p>
+      <w:r>
+        <w:t>________________________________________________________________</w:t>
+      </w:r>
+    </w:p>
+    <w:p>
+      <w:r>
+        <w:t>________________________________________________________________</w:t>
+      </w:r>
+    </w:p>
+    <w:p>
+      <w:r>
+        <w:t>________________________________________________________________</w:t>
+      </w:r>
+    </w:p>
+    <w:p>
+      <w:r>
+        <w:t>________________________________________________________________</w:t>
       </w:r>
     </w:p>
     <w:p>
@@ -535,1389 +663,20 @@
         <w:pStyle w:val="Heading1"/>
       </w:pPr>
       <w:r>
-        <w:t>06. Solve the given case</w:t>
-      </w:r>
-    </w:p>
-    <w:p>
-      <w:r>
-        <w:t>Solve the supplied Reproducible Experiments case and show the deciding evidence.</w:t>
-      </w:r>
-    </w:p>
-    <w:p>
-      <w:pPr>
-        <w:spacing w:line="336" w:lineRule="auto" w:after="180"/>
-      </w:pPr>
-      <w:r>
-        <w:rPr>
-          <w:b w:val="0"/>
-        </w:rPr>
-        <w:t xml:space="preserve">A report says accuracy85% without data split, code </w:t>
-      </w:r>
-      <w:r>
-        <w:rPr>
-          <w:b/>
-        </w:rPr>
-        <w:t>version</w:t>
-      </w:r>
-      <w:r>
-        <w:rPr>
-          <w:b w:val="0"/>
-        </w:rPr>
-        <w:t xml:space="preserve">, </w:t>
-      </w:r>
-      <w:r>
-        <w:rPr>
-          <w:b/>
-        </w:rPr>
-        <w:t>seed</w:t>
-      </w:r>
-      <w:r>
-        <w:rPr>
-          <w:b w:val="0"/>
-        </w:rPr>
-        <w:t xml:space="preserve"> or pre</w:t>
-      </w:r>
-      <w:r>
-        <w:rPr>
-          <w:b/>
-        </w:rPr>
-        <w:t>process</w:t>
-      </w:r>
-      <w:r>
-        <w:rPr>
-          <w:b w:val="0"/>
-        </w:rPr>
-        <w:t>ing.</w:t>
-      </w:r>
-    </w:p>
-    <w:p>
-      <w:pPr>
-        <w:spacing w:line="336" w:lineRule="auto" w:after="180"/>
-      </w:pPr>
-      <w:r>
-        <w:rPr>
-          <w:b w:val="0"/>
-        </w:rPr>
-        <w:t xml:space="preserve">Specify </w:t>
-      </w:r>
-      <w:r>
-        <w:rPr>
-          <w:b/>
-        </w:rPr>
-        <w:t>reproducibility</w:t>
-      </w:r>
-      <w:r>
-        <w:rPr>
-          <w:b w:val="0"/>
-        </w:rPr>
-        <w:t xml:space="preserve"> records.</w:t>
-      </w:r>
-    </w:p>
-    <w:p>
-      <w:pPr>
-        <w:spacing w:line="336" w:lineRule="auto" w:after="180"/>
-      </w:pPr>
-      <w:r>
-        <w:rPr>
-          <w:b w:val="0"/>
-        </w:rPr>
-        <w:t xml:space="preserve">Show your trace, calculation or </w:t>
-      </w:r>
-      <w:r>
-        <w:rPr>
-          <w:b/>
-        </w:rPr>
-        <w:t>evidence</w:t>
-      </w:r>
-    </w:p>
-    <w:p>
-      <w:pPr>
-        <w:pStyle w:val="Heading3"/>
-      </w:pPr>
-      <w:r>
-        <w:t>Write or draw your reasoning and evidence.</w:t>
-      </w:r>
-    </w:p>
-    <w:p>
-      <w:r>
-        <w:t>________________________________________________________________</w:t>
-      </w:r>
-    </w:p>
-    <w:p>
-      <w:r>
-        <w:t>________________________________________________________________</w:t>
-      </w:r>
-    </w:p>
-    <w:p>
-      <w:r>
-        <w:t>________________________________________________________________</w:t>
-      </w:r>
-    </w:p>
-    <w:p>
-      <w:r>
-        <w:t>________________________________________________________________</w:t>
-      </w:r>
-    </w:p>
-    <w:p>
-      <w:r>
-        <w:t>________________________________________________________________</w:t>
-      </w:r>
-    </w:p>
-    <w:p>
-      <w:pPr>
-        <w:pStyle w:val="Heading1"/>
-      </w:pPr>
-      <w:r>
-        <w:t>07. Check a changed case</w:t>
-      </w:r>
-    </w:p>
-    <w:p>
-      <w:r>
-        <w:t>Apply the procedure to the changed case and record why the conclusion follows.</w:t>
-      </w:r>
-    </w:p>
-    <w:p>
-      <w:pPr>
-        <w:spacing w:line="336" w:lineRule="auto" w:after="180"/>
-        <w:shd w:fill="F5F1FB"/>
-      </w:pPr>
-      <w:r>
-        <w:rPr>
-          <w:b w:val="0"/>
-        </w:rPr>
-        <w:t>Two runs use different random splits and different feature sets. Their scores differ. What must be recorded, and why is the cause unclear?</w:t>
-      </w:r>
-    </w:p>
-    <w:p>
-      <w:pPr>
-        <w:spacing w:line="336" w:lineRule="auto" w:after="180"/>
-      </w:pPr>
-      <w:r>
-        <w:rPr>
-          <w:b w:val="0"/>
-        </w:rPr>
-        <w:t>My independent answer and reason</w:t>
-      </w:r>
-    </w:p>
-    <w:p>
-      <w:pPr>
-        <w:pStyle w:val="Heading3"/>
-      </w:pPr>
-      <w:r>
-        <w:t>Write or draw your reasoning and evidence.</w:t>
-      </w:r>
-    </w:p>
-    <w:p>
-      <w:r>
-        <w:t>________________________________________________________________</w:t>
-      </w:r>
-    </w:p>
-    <w:p>
-      <w:r>
-        <w:t>________________________________________________________________</w:t>
-      </w:r>
-    </w:p>
-    <w:p>
-      <w:r>
-        <w:t>________________________________________________________________</w:t>
-      </w:r>
-    </w:p>
-    <w:p>
-      <w:r>
-        <w:t>________________________________________________________________</w:t>
-      </w:r>
-    </w:p>
-    <w:p>
-      <w:r>
-        <w:t>________________________________________________________________</w:t>
-      </w:r>
-    </w:p>
-    <w:p>
-      <w:pPr>
-        <w:pStyle w:val="Heading3"/>
-      </w:pPr>
-      <w:r>
-        <w:t>Week 26 Test and reflect</w:t>
-      </w:r>
-    </w:p>
-    <w:p>
-      <w:pPr>
-        <w:pStyle w:val="Heading1"/>
-      </w:pPr>
-      <w:r>
-        <w:t>08. Design a revealing test</w:t>
-      </w:r>
-    </w:p>
-    <w:p>
-      <w:r>
-        <w:t>Specify a changed input, expected result and observation separately.</w:t>
-      </w:r>
-    </w:p>
-    <w:p>
-      <w:pPr>
-        <w:spacing w:line="336" w:lineRule="auto" w:after="180"/>
-      </w:pPr>
-      <w:r>
-        <w:rPr>
-          <w:b w:val="0"/>
-        </w:rPr>
-        <w:t xml:space="preserve">Create a changed </w:t>
-      </w:r>
-      <w:r>
-        <w:rPr>
-          <w:b/>
-        </w:rPr>
-        <w:t>input</w:t>
-      </w:r>
-      <w:r>
-        <w:rPr>
-          <w:b w:val="0"/>
-        </w:rPr>
-        <w:t>, boundary case or missing-information case. Write the expected answer or safe response before testing.</w:t>
-      </w:r>
-    </w:p>
-    <w:tbl>
-      <w:tblPr>
-        <w:tblStyle w:val="LightShading-Accent1"/>
-        <w:tblW w:type="auto" w:w="0"/>
-        <w:tblLook w:firstColumn="1" w:firstRow="1" w:lastColumn="0" w:lastRow="0" w:noHBand="0" w:noVBand="1" w:val="04A0"/>
-      </w:tblPr>
-      <w:tblGrid>
-        <w:gridCol w:w="5112"/>
-        <w:gridCol w:w="5112"/>
-      </w:tblGrid>
-      <w:tr>
-        <w:trPr>
-          <w:tblHeader/>
-        </w:trPr>
-        <w:tc>
-          <w:tcPr>
-            <w:tcW w:type="dxa" w:w="5112"/>
-          </w:tcPr>
-          <w:p>
-            <w:r>
-              <w:t>Test record</w:t>
-            </w:r>
-          </w:p>
-        </w:tc>
-        <w:tc>
-          <w:tcPr>
-            <w:tcW w:type="dxa" w:w="5112"/>
-          </w:tcPr>
-          <w:p>
-            <w:r>
-              <w:t>My evidence</w:t>
-            </w:r>
-          </w:p>
-        </w:tc>
-      </w:tr>
-      <w:tr>
-        <w:tc>
-          <w:tcPr>
-            <w:tcW w:type="dxa" w:w="5112"/>
-          </w:tcPr>
-          <w:p>
-            <w:r>
-              <w:t>Changed input or condition</w:t>
-            </w:r>
-          </w:p>
-        </w:tc>
-        <w:tc>
-          <w:tcPr>
-            <w:tcW w:type="dxa" w:w="5112"/>
-          </w:tcPr>
-          <w:p>
-            <w:r/>
-          </w:p>
-        </w:tc>
-      </w:tr>
-      <w:tr>
-        <w:tc>
-          <w:tcPr>
-            <w:tcW w:type="dxa" w:w="5112"/>
-          </w:tcPr>
-          <w:p>
-            <w:r>
-              <w:t>Expected answer or fallback</w:t>
-            </w:r>
-          </w:p>
-        </w:tc>
-        <w:tc>
-          <w:tcPr>
-            <w:tcW w:type="dxa" w:w="5112"/>
-          </w:tcPr>
-          <w:p>
-            <w:r/>
-          </w:p>
-        </w:tc>
-      </w:tr>
-      <w:tr>
-        <w:tc>
-          <w:tcPr>
-            <w:tcW w:type="dxa" w:w="5112"/>
-          </w:tcPr>
-          <w:p>
-            <w:r>
-              <w:t>Observed result</w:t>
-            </w:r>
-          </w:p>
-        </w:tc>
-        <w:tc>
-          <w:tcPr>
-            <w:tcW w:type="dxa" w:w="5112"/>
-          </w:tcPr>
-          <w:p>
-            <w:r/>
-          </w:p>
-        </w:tc>
-      </w:tr>
-      <w:tr>
-        <w:tc>
-          <w:tcPr>
-            <w:tcW w:type="dxa" w:w="5112"/>
-          </w:tcPr>
-          <w:p>
-            <w:r>
-              <w:t>Why the result occurred</w:t>
-            </w:r>
-          </w:p>
-        </w:tc>
-        <w:tc>
-          <w:tcPr>
-            <w:tcW w:type="dxa" w:w="5112"/>
-          </w:tcPr>
-          <w:p>
-            <w:r/>
-          </w:p>
-        </w:tc>
-      </w:tr>
-    </w:tbl>
-    <w:p>
-      <w:pPr>
-        <w:pStyle w:val="Heading1"/>
-      </w:pPr>
-      <w:r>
-        <w:t>09. Project checkpoint</w:t>
-      </w:r>
-    </w:p>
-    <w:p>
-      <w:r>
-        <w:t>Justify what Reproducible Experiments adds to Responsible Plant Classifier and keep the evidence.</w:t>
-      </w:r>
-    </w:p>
-    <w:p>
-      <w:pPr>
-        <w:spacing w:line="336" w:lineRule="auto" w:after="180"/>
-      </w:pPr>
-      <w:r>
-        <w:rPr>
-          <w:b w:val="0"/>
-        </w:rPr>
-        <w:t xml:space="preserve">Give every Plant Classifier experiment an ID and immutable record linking dataset, split, code, settings, </w:t>
-      </w:r>
-      <w:r>
-        <w:rPr>
-          <w:b/>
-        </w:rPr>
-        <w:t>prediction</w:t>
-      </w:r>
-      <w:r>
-        <w:rPr>
-          <w:b w:val="0"/>
-        </w:rPr>
-        <w:t>s, and metrics.</w:t>
-      </w:r>
-    </w:p>
-    <w:p>
-      <w:pPr>
-        <w:spacing w:line="336" w:lineRule="auto" w:after="180"/>
-      </w:pPr>
-      <w:r>
-        <w:rPr>
-          <w:b w:val="0"/>
-        </w:rPr>
-        <w:t xml:space="preserve">The project change and </w:t>
-      </w:r>
-      <w:r>
-        <w:rPr>
-          <w:b/>
-        </w:rPr>
-        <w:t>evidence</w:t>
-      </w:r>
-      <w:r>
-        <w:rPr>
-          <w:b w:val="0"/>
-        </w:rPr>
-        <w:t xml:space="preserve"> I will keep</w:t>
-      </w:r>
-    </w:p>
-    <w:p>
-      <w:pPr>
-        <w:pStyle w:val="Heading3"/>
-      </w:pPr>
-      <w:r>
-        <w:t>Write or draw your reasoning and evidence.</w:t>
-      </w:r>
-    </w:p>
-    <w:p>
-      <w:r>
-        <w:t>________________________________________________________________</w:t>
-      </w:r>
-    </w:p>
-    <w:p>
-      <w:r>
-        <w:t>________________________________________________________________</w:t>
-      </w:r>
-    </w:p>
-    <w:p>
-      <w:r>
-        <w:t>________________________________________________________________</w:t>
-      </w:r>
-    </w:p>
-    <w:p>
-      <w:r>
-        <w:t>________________________________________________________________</w:t>
-      </w:r>
-    </w:p>
-    <w:p>
-      <w:r>
-        <w:t>________________________________________________________________</w:t>
-      </w:r>
-    </w:p>
-    <w:p>
-      <w:pPr>
-        <w:pStyle w:val="Heading1"/>
-      </w:pPr>
-      <w:r>
-        <w:t>10. Self check</w:t>
-      </w:r>
-    </w:p>
-    <w:p>
-      <w:r>
-        <w:t>Judge explanation, evidence, transfer and limits separately; attach the work behind your judgement.</w:t>
-      </w:r>
-    </w:p>
-    <w:p>
-      <w:pPr>
-        <w:pStyle w:val="ListBullet"/>
-      </w:pPr>
-      <w:r>
-        <w:t>I can explain the mechanism.</w:t>
-      </w:r>
-    </w:p>
-    <w:p>
-      <w:pPr>
-        <w:pStyle w:val="ListBullet"/>
-      </w:pPr>
-      <w:r>
-        <w:t>I can show evidence.</w:t>
-      </w:r>
-    </w:p>
-    <w:p>
-      <w:pPr>
-        <w:pStyle w:val="ListBullet"/>
-      </w:pPr>
-      <w:r>
-        <w:t>I can handle a changed case.</w:t>
-      </w:r>
-    </w:p>
-    <w:p>
-      <w:pPr>
-        <w:pStyle w:val="ListBullet"/>
-      </w:pPr>
-      <w:r>
-        <w:t>I can name a limit.</w:t>
-      </w:r>
-    </w:p>
-    <w:p>
-      <w:r>
-        <w:t>Mark each as not yet, with help or independently, and attach supporting work.</w:t>
-      </w:r>
-    </w:p>
-    <w:p>
-      <w:pPr>
-        <w:spacing w:line="336" w:lineRule="auto" w:after="180"/>
-      </w:pPr>
-      <w:r>
-        <w:rPr>
-          <w:b w:val="0"/>
-        </w:rPr>
-        <w:t>Teacher review ____________________  Next step ____________________</w:t>
-      </w:r>
-    </w:p>
-    <w:p>
-      <w:pPr>
-        <w:pStyle w:val="Heading1"/>
-      </w:pPr>
-      <w:r>
-        <w:t>11. Transfer practice from the original programme</w:t>
-      </w:r>
-    </w:p>
-    <w:p>
-      <w:r>
-        <w:t>Use this earlier case as transfer practice. A case already discussed with feedback is not fresh assessment evidence.</w:t>
-      </w:r>
-    </w:p>
-    <w:p>
-      <w:pPr>
-        <w:spacing w:line="336" w:lineRule="auto" w:after="180"/>
-      </w:pPr>
-      <w:r>
-        <w:rPr>
-          <w:b w:val="0"/>
-        </w:rPr>
-        <w:t xml:space="preserve">Two teams use the same </w:t>
-      </w:r>
-      <w:r>
-        <w:rPr>
-          <w:b/>
-        </w:rPr>
-        <w:t>random seed</w:t>
-      </w:r>
-      <w:r>
-        <w:rPr>
-          <w:b w:val="0"/>
-        </w:rPr>
-        <w:t xml:space="preserve"> but different label files. Their results differ. List the records needed to reproduce the experiment.</w:t>
-      </w:r>
-    </w:p>
-    <w:p>
-      <w:pPr>
-        <w:pStyle w:val="Heading3"/>
-      </w:pPr>
-      <w:r>
-        <w:t>My independently reasoned answer</w:t>
-      </w:r>
-    </w:p>
-    <w:p>
-      <w:r>
-        <w:t>________________________________________________________________</w:t>
-      </w:r>
-    </w:p>
-    <w:p>
-      <w:r>
-        <w:t>________________________________________________________________</w:t>
-      </w:r>
-    </w:p>
-    <w:p>
-      <w:r>
-        <w:t>________________________________________________________________</w:t>
-      </w:r>
-    </w:p>
-    <w:p>
-      <w:r>
-        <w:t>________________________________________________________________</w:t>
-      </w:r>
-    </w:p>
-    <w:p>
-      <w:r>
-        <w:t>________________________________________________________________</w:t>
-      </w:r>
-    </w:p>
-    <w:p>
-      <w:r>
-        <w:t>________________________________________________________________</w:t>
-      </w:r>
-    </w:p>
-    <w:p>
-      <w:r>
-        <w:t>________________________________________________________________</w:t>
-      </w:r>
-    </w:p>
-    <w:p>
-      <w:pPr>
-        <w:spacing w:line="336" w:lineRule="auto" w:after="180"/>
-      </w:pPr>
-      <w:r>
-        <w:rPr>
-          <w:b w:val="0"/>
-        </w:rPr>
-        <w:t>Record support used: none, hint or teacher explanation.</w:t>
-      </w:r>
-    </w:p>
-    <w:p>
-      <w:pPr>
-        <w:pStyle w:val="Heading1"/>
-      </w:pPr>
-      <w:r>
-        <w:t>12. W1 Summarize all runs</w:t>
-      </w:r>
-    </w:p>
-    <w:p>
-      <w:r>
-        <w:t>Summarize all runs. Apply the supplied Reproducible Experiments facts and keep your reasoning.</w:t>
-      </w:r>
-    </w:p>
-    <w:p>
-      <w:pPr>
-        <w:pStyle w:val="Heading3"/>
-      </w:pPr>
-      <w:r>
-        <w:t>Where to find the supplied example</w:t>
-      </w:r>
-    </w:p>
-    <w:p>
-      <w:pPr>
-        <w:spacing w:line="336" w:lineRule="auto" w:after="180"/>
-        <w:shd w:fill="F1F6F8"/>
-      </w:pPr>
-      <w:r>
-        <w:rPr>
-          <w:b w:val="0"/>
-        </w:rPr>
-        <w:t>Reference for this exercise: open this week’s student lesson, “Reproducible Experiments”, at “See how it works” and “Follow a worked example”. Use the original worked values or code named in the question; the later pictorial case is a separate example. Keep this reference beside your workbook while practising.</w:t>
-      </w:r>
-    </w:p>
-    <w:p>
-      <w:pPr>
-        <w:spacing w:line="336" w:lineRule="auto" w:after="180"/>
-      </w:pPr>
-      <w:r>
-        <w:rPr>
-          <w:b w:val="0"/>
-        </w:rPr>
-        <w:t>Calculate the worked mean and range in percentage points.</w:t>
-      </w:r>
-    </w:p>
-    <w:p>
-      <w:pPr>
-        <w:pStyle w:val="Heading3"/>
-      </w:pPr>
-      <w:r>
-        <w:t>My reasoning and evidence</w:t>
-      </w:r>
-    </w:p>
-    <w:p>
-      <w:r>
-        <w:t>________________________________________________________________</w:t>
-      </w:r>
-    </w:p>
-    <w:p>
-      <w:r>
-        <w:t>________________________________________________________________</w:t>
-      </w:r>
-    </w:p>
-    <w:p>
-      <w:r>
-        <w:t>________________________________________________________________</w:t>
-      </w:r>
-    </w:p>
-    <w:p>
-      <w:r>
-        <w:t>________________________________________________________________</w:t>
-      </w:r>
-    </w:p>
-    <w:p>
-      <w:r>
-        <w:t>________________________________________________________________</w:t>
-      </w:r>
-    </w:p>
-    <w:p>
-      <w:r>
-        <w:t>________________________________________________________________</w:t>
-      </w:r>
-    </w:p>
-    <w:p>
-      <w:pPr>
-        <w:pStyle w:val="Heading1"/>
-      </w:pPr>
-      <w:r>
-        <w:t>13. W2 Improve a record</w:t>
-      </w:r>
-    </w:p>
-    <w:p>
-      <w:r>
-        <w:t>Improve a record. Apply the supplied Reproducible Experiments facts and keep your reasoning.</w:t>
-      </w:r>
-    </w:p>
-    <w:p>
-      <w:pPr>
-        <w:spacing w:line="336" w:lineRule="auto" w:after="180"/>
-      </w:pPr>
-      <w:r>
-        <w:rPr>
-          <w:b w:val="0"/>
-        </w:rPr>
-        <w:t xml:space="preserve">A file contains only </w:t>
-      </w:r>
-      <w:r>
-        <w:rPr>
-          <w:b/>
-        </w:rPr>
-        <w:t>seed</w:t>
-      </w:r>
-      <w:r>
-        <w:rPr>
-          <w:b w:val="0"/>
-        </w:rPr>
-        <w:t xml:space="preserve"> 22 and 80 percent. Name four missing items.</w:t>
-      </w:r>
-    </w:p>
-    <w:p>
-      <w:pPr>
-        <w:pStyle w:val="Heading3"/>
-      </w:pPr>
-      <w:r>
-        <w:t>My reasoning and evidence</w:t>
-      </w:r>
-    </w:p>
-    <w:p>
-      <w:r>
-        <w:t>________________________________________________________________</w:t>
-      </w:r>
-    </w:p>
-    <w:p>
-      <w:r>
-        <w:t>________________________________________________________________</w:t>
-      </w:r>
-    </w:p>
-    <w:p>
-      <w:r>
-        <w:t>________________________________________________________________</w:t>
-      </w:r>
-    </w:p>
-    <w:p>
-      <w:r>
-        <w:t>________________________________________________________________</w:t>
-      </w:r>
-    </w:p>
-    <w:p>
-      <w:r>
-        <w:t>________________________________________________________________</w:t>
-      </w:r>
-    </w:p>
-    <w:p>
-      <w:r>
-        <w:t>________________________________________________________________</w:t>
-      </w:r>
-    </w:p>
-    <w:p>
-      <w:pPr>
-        <w:pStyle w:val="Heading1"/>
-      </w:pPr>
-      <w:r>
-        <w:t>14. W3 Separate two ideas</w:t>
-      </w:r>
-    </w:p>
-    <w:p>
-      <w:r>
-        <w:t>Separate two ideas. Apply the supplied Reproducible Experiments facts and keep your reasoning.</w:t>
-      </w:r>
-    </w:p>
-    <w:p>
-      <w:pPr>
-        <w:spacing w:line="336" w:lineRule="auto" w:after="180"/>
-        <w:shd w:fill="F5F1FB"/>
-      </w:pPr>
-      <w:r>
-        <w:rPr>
-          <w:b w:val="0"/>
-        </w:rPr>
-        <w:t xml:space="preserve">Does identical </w:t>
-      </w:r>
-      <w:r>
-        <w:rPr>
-          <w:b/>
-        </w:rPr>
-        <w:t>output</w:t>
-      </w:r>
-      <w:r>
-        <w:rPr>
-          <w:b w:val="0"/>
-        </w:rPr>
-        <w:t xml:space="preserve"> prove a valid experiment?</w:t>
-      </w:r>
-    </w:p>
-    <w:p>
-      <w:pPr>
-        <w:pStyle w:val="Heading3"/>
-      </w:pPr>
-      <w:r>
-        <w:t>My reasoning and evidence</w:t>
-      </w:r>
-    </w:p>
-    <w:p>
-      <w:r>
-        <w:t>________________________________________________________________</w:t>
-      </w:r>
-    </w:p>
-    <w:p>
-      <w:r>
-        <w:t>________________________________________________________________</w:t>
-      </w:r>
-    </w:p>
-    <w:p>
-      <w:r>
-        <w:t>________________________________________________________________</w:t>
-      </w:r>
-    </w:p>
-    <w:p>
-      <w:r>
-        <w:t>________________________________________________________________</w:t>
-      </w:r>
-    </w:p>
-    <w:p>
-      <w:r>
-        <w:t>________________________________________________________________</w:t>
-      </w:r>
-    </w:p>
-    <w:p>
-      <w:r>
-        <w:t>________________________________________________________________</w:t>
-      </w:r>
-    </w:p>
-    <w:p>
-      <w:pPr>
-        <w:pStyle w:val="Heading1"/>
-      </w:pPr>
-      <w:r>
-        <w:t>15. W4 Apply independently</w:t>
-      </w:r>
-    </w:p>
-    <w:p>
-      <w:r>
-        <w:t>Attempt before feedback. If this repeats the selected independent case, reuse that first attempt; otherwise keep a separate record. Apply independently. Apply the supplied Reproducible Experiments facts and keep your reasoning.</w:t>
-      </w:r>
-    </w:p>
-    <w:p>
-      <w:pPr>
-        <w:spacing w:line="336" w:lineRule="auto" w:after="180"/>
-      </w:pPr>
-      <w:r>
-        <w:rPr>
-          <w:b w:val="0"/>
-        </w:rPr>
-        <w:t xml:space="preserve">Declared </w:t>
-      </w:r>
-      <w:r>
-        <w:rPr>
-          <w:b/>
-        </w:rPr>
-        <w:t>seed</w:t>
-      </w:r>
-      <w:r>
-        <w:rPr>
-          <w:b w:val="0"/>
-        </w:rPr>
-        <w:t>s 1, 2, 3 produce 9/12, 8/12, 10/12 correct. Compute the mean accuracy and range.</w:t>
-      </w:r>
-    </w:p>
-    <w:p>
-      <w:pPr>
-        <w:pStyle w:val="Heading3"/>
-      </w:pPr>
-      <w:r>
-        <w:t>My reasoning and evidence</w:t>
-      </w:r>
-    </w:p>
-    <w:p>
-      <w:r>
-        <w:t>________________________________________________________________</w:t>
-      </w:r>
-    </w:p>
-    <w:p>
-      <w:r>
-        <w:t>________________________________________________________________</w:t>
-      </w:r>
-    </w:p>
-    <w:p>
-      <w:r>
-        <w:t>________________________________________________________________</w:t>
-      </w:r>
-    </w:p>
-    <w:p>
-      <w:r>
-        <w:t>________________________________________________________________</w:t>
-      </w:r>
-    </w:p>
-    <w:p>
-      <w:r>
-        <w:t>________________________________________________________________</w:t>
-      </w:r>
-    </w:p>
-    <w:p>
-      <w:r>
-        <w:t>________________________________________________________________</w:t>
-      </w:r>
-    </w:p>
-    <w:p>
-      <w:r>
-        <w:t>________________________________________________________________</w:t>
-      </w:r>
-    </w:p>
-    <w:p>
-      <w:r>
-        <w:t>________________________________________________________________</w:t>
-      </w:r>
-    </w:p>
-    <w:p>
-      <w:pPr>
-        <w:pStyle w:val="Heading1"/>
-      </w:pPr>
-      <w:r>
-        <w:t>16. W5 Handle a failed run</w:t>
-      </w:r>
-    </w:p>
-    <w:p>
-      <w:r>
-        <w:t>Handle a failed run. Apply the supplied Reproducible Experiments facts and keep your reasoning.</w:t>
-      </w:r>
-    </w:p>
-    <w:p>
-      <w:pPr>
-        <w:spacing w:line="336" w:lineRule="auto" w:after="180"/>
-        <w:shd w:fill="F5F1FB"/>
-      </w:pPr>
-      <w:r>
-        <w:rPr>
-          <w:b w:val="0"/>
-        </w:rPr>
-        <w:t xml:space="preserve">One planned </w:t>
-      </w:r>
-      <w:r>
-        <w:rPr>
-          <w:b/>
-        </w:rPr>
-        <w:t>seed</w:t>
-      </w:r>
-      <w:r>
-        <w:rPr>
-          <w:b w:val="0"/>
-        </w:rPr>
-        <w:t xml:space="preserve"> fails before </w:t>
-      </w:r>
-      <w:r>
-        <w:rPr>
-          <w:b/>
-        </w:rPr>
-        <w:t>prediction</w:t>
-      </w:r>
-      <w:r>
-        <w:rPr>
-          <w:b w:val="0"/>
-        </w:rPr>
-        <w:t>. How should it appear in the record?</w:t>
-      </w:r>
-    </w:p>
-    <w:p>
-      <w:pPr>
-        <w:pStyle w:val="Heading3"/>
-      </w:pPr>
-      <w:r>
-        <w:t>My reasoning and evidence</w:t>
-      </w:r>
-    </w:p>
-    <w:p>
-      <w:r>
-        <w:t>________________________________________________________________</w:t>
-      </w:r>
-    </w:p>
-    <w:p>
-      <w:r>
-        <w:t>________________________________________________________________</w:t>
-      </w:r>
-    </w:p>
-    <w:p>
-      <w:r>
-        <w:t>________________________________________________________________</w:t>
-      </w:r>
-    </w:p>
-    <w:p>
-      <w:r>
-        <w:t>________________________________________________________________</w:t>
-      </w:r>
-    </w:p>
-    <w:p>
-      <w:r>
-        <w:t>________________________________________________________________</w:t>
-      </w:r>
-    </w:p>
-    <w:p>
-      <w:r>
-        <w:t>________________________________________________________________</w:t>
-      </w:r>
-    </w:p>
-    <w:p>
-      <w:pPr>
-        <w:pStyle w:val="Heading1"/>
-      </w:pPr>
-      <w:r>
-        <w:t>17. Versioned experiments — W1 Record a run</w:t>
-      </w:r>
-    </w:p>
-    <w:p>
-      <w:r>
-        <w:t>Use the supplied Reproducible Experiments task to record your reasoning, evidence and next step.</w:t>
-      </w:r>
-    </w:p>
-    <w:p>
-      <w:pPr>
-        <w:spacing w:line="336" w:lineRule="auto" w:after="180"/>
-      </w:pPr>
-      <w:r>
-        <w:rPr>
-          <w:b w:val="0"/>
-        </w:rPr>
-        <w:t>List five items needed to reproduce a scoring run.</w:t>
-      </w:r>
-    </w:p>
-    <w:p>
-      <w:pPr>
-        <w:pStyle w:val="Heading3"/>
-      </w:pPr>
-      <w:r>
-        <w:t>My reasoning and evidence</w:t>
-      </w:r>
-    </w:p>
-    <w:p>
-      <w:r>
-        <w:t>________________________________________________________________</w:t>
-      </w:r>
-    </w:p>
-    <w:p>
-      <w:r>
-        <w:t>________________________________________________________________</w:t>
-      </w:r>
-    </w:p>
-    <w:p>
-      <w:r>
-        <w:t>________________________________________________________________</w:t>
-      </w:r>
-    </w:p>
-    <w:p>
-      <w:r>
-        <w:t>________________________________________________________________</w:t>
-      </w:r>
-    </w:p>
-    <w:p>
-      <w:r>
-        <w:t>________________________________________________________________</w:t>
-      </w:r>
-    </w:p>
-    <w:p>
-      <w:r>
-        <w:t>________________________________________________________________</w:t>
-      </w:r>
-    </w:p>
-    <w:p>
-      <w:pPr>
-        <w:pStyle w:val="Heading1"/>
-      </w:pPr>
-      <w:r>
-        <w:t>18. Versioned experiments — W2 Compute a comparison</w:t>
-      </w:r>
-    </w:p>
-    <w:p>
-      <w:r>
-        <w:t>Use the supplied Reproducible Experiments task to record your reasoning, evidence and next step.</w:t>
-      </w:r>
-    </w:p>
-    <w:p>
-      <w:pPr>
-        <w:spacing w:line="336" w:lineRule="auto" w:after="180"/>
-      </w:pPr>
-      <w:r>
-        <w:rPr>
-          <w:b w:val="0"/>
-        </w:rPr>
-        <w:t>A has fun 3 and learning 2. Score it under weights (2,1) and (1,2).</w:t>
-      </w:r>
-    </w:p>
-    <w:p>
-      <w:pPr>
-        <w:pStyle w:val="Heading3"/>
-      </w:pPr>
-      <w:r>
-        <w:t>My reasoning and evidence</w:t>
-      </w:r>
-    </w:p>
-    <w:p>
-      <w:r>
-        <w:t>________________________________________________________________</w:t>
-      </w:r>
-    </w:p>
-    <w:p>
-      <w:r>
-        <w:t>________________________________________________________________</w:t>
-      </w:r>
-    </w:p>
-    <w:p>
-      <w:r>
-        <w:t>________________________________________________________________</w:t>
-      </w:r>
-    </w:p>
-    <w:p>
-      <w:r>
-        <w:t>________________________________________________________________</w:t>
-      </w:r>
-    </w:p>
-    <w:p>
-      <w:r>
-        <w:t>________________________________________________________________</w:t>
-      </w:r>
-    </w:p>
-    <w:p>
-      <w:r>
-        <w:t>________________________________________________________________</w:t>
-      </w:r>
-    </w:p>
-    <w:p>
-      <w:pPr>
-        <w:pStyle w:val="Heading1"/>
-      </w:pPr>
-      <w:r>
-        <w:t>19. Versioned experiments — W3 Repair an experiment</w:t>
-      </w:r>
-    </w:p>
-    <w:p>
-      <w:r>
-        <w:t>Use the supplied Reproducible Experiments task to record your reasoning, evidence and next step.</w:t>
-      </w:r>
-    </w:p>
-    <w:p>
-      <w:pPr>
-        <w:spacing w:line="336" w:lineRule="auto" w:after="180"/>
-        <w:shd w:fill="F5F1FB"/>
-      </w:pPr>
-      <w:r>
-        <w:rPr>
-          <w:b w:val="0"/>
-        </w:rPr>
-        <w:t xml:space="preserve">A learner changes weights, </w:t>
-      </w:r>
-      <w:r>
-        <w:rPr>
-          <w:b/>
-        </w:rPr>
-        <w:t>input</w:t>
-      </w:r>
-      <w:r>
-        <w:rPr>
-          <w:b w:val="0"/>
-        </w:rPr>
-        <w:t xml:space="preserve"> ratings and the time limit together. Why is attribution difficult?</w:t>
-      </w:r>
-    </w:p>
-    <w:p>
-      <w:pPr>
-        <w:pStyle w:val="Heading3"/>
-      </w:pPr>
-      <w:r>
-        <w:t>My reasoning and evidence</w:t>
-      </w:r>
-    </w:p>
-    <w:p>
-      <w:r>
-        <w:t>________________________________________________________________</w:t>
-      </w:r>
-    </w:p>
-    <w:p>
-      <w:r>
-        <w:t>________________________________________________________________</w:t>
-      </w:r>
-    </w:p>
-    <w:p>
-      <w:r>
-        <w:t>________________________________________________________________</w:t>
-      </w:r>
-    </w:p>
-    <w:p>
-      <w:r>
-        <w:t>________________________________________________________________</w:t>
-      </w:r>
-    </w:p>
-    <w:p>
-      <w:r>
-        <w:t>________________________________________________________________</w:t>
-      </w:r>
-    </w:p>
-    <w:p>
-      <w:r>
-        <w:t>________________________________________________________________</w:t>
-      </w:r>
-    </w:p>
-    <w:p>
-      <w:pPr>
-        <w:pStyle w:val="Heading1"/>
-      </w:pPr>
-      <w:r>
-        <w:t>20. Versioned experiments — W4 Design independently</w:t>
-      </w:r>
-    </w:p>
-    <w:p>
-      <w:r>
-        <w:t>Use the supplied Reproducible Experiments task to record your reasoning, evidence and next step.</w:t>
-      </w:r>
-    </w:p>
-    <w:p>
-      <w:pPr>
-        <w:spacing w:line="336" w:lineRule="auto" w:after="180"/>
-      </w:pPr>
-      <w:r>
-        <w:rPr>
-          <w:b w:val="0"/>
-        </w:rPr>
-        <w:t xml:space="preserve">Plan two </w:t>
-      </w:r>
-      <w:r>
-        <w:rPr>
-          <w:b/>
-        </w:rPr>
-        <w:t>version</w:t>
-      </w:r>
-      <w:r>
-        <w:rPr>
-          <w:b w:val="0"/>
-        </w:rPr>
-        <w:t>s for C (fun 5, learning 1) and D (fun 2, learning 5), using weights (2,1) and (1,2). Record expected scores, ranks, fixed data and a separate final-case plan.</w:t>
-      </w:r>
-    </w:p>
-    <w:p>
-      <w:pPr>
-        <w:pStyle w:val="Heading3"/>
-      </w:pPr>
-      <w:r>
-        <w:t>My reasoning and evidence</w:t>
-      </w:r>
-    </w:p>
-    <w:p>
-      <w:r>
-        <w:t>________________________________________________________________</w:t>
-      </w:r>
-    </w:p>
-    <w:p>
-      <w:r>
-        <w:t>________________________________________________________________</w:t>
-      </w:r>
-    </w:p>
-    <w:p>
-      <w:r>
-        <w:t>________________________________________________________________</w:t>
-      </w:r>
-    </w:p>
-    <w:p>
-      <w:r>
-        <w:t>________________________________________________________________</w:t>
-      </w:r>
-    </w:p>
-    <w:p>
-      <w:r>
-        <w:t>________________________________________________________________</w:t>
-      </w:r>
-    </w:p>
-    <w:p>
-      <w:r>
-        <w:t>________________________________________________________________</w:t>
-      </w:r>
-    </w:p>
-    <w:p>
-      <w:r>
-        <w:t>________________________________________________________________</w:t>
-      </w:r>
-    </w:p>
-    <w:p>
-      <w:r>
-        <w:t>________________________________________________________________</w:t>
-      </w:r>
-    </w:p>
-    <w:p>
-      <w:pPr>
-        <w:pStyle w:val="Heading1"/>
-      </w:pPr>
-      <w:r>
-        <w:t>21. Versioned experiments — W5 Protect evaluation</w:t>
-      </w:r>
-    </w:p>
-    <w:p>
-      <w:r>
-        <w:t>Use the supplied Reproducible Experiments task to record your reasoning, evidence and next step.</w:t>
-      </w:r>
-    </w:p>
-    <w:p>
-      <w:pPr>
-        <w:spacing w:line="336" w:lineRule="auto" w:after="180"/>
-        <w:shd w:fill="F5F1FB"/>
-      </w:pPr>
-      <w:r>
-        <w:rPr>
-          <w:b w:val="0"/>
-        </w:rPr>
-        <w:t xml:space="preserve">You revise the policy after reading final-case failures. Are those cases still untouched </w:t>
-      </w:r>
-      <w:r>
-        <w:rPr>
-          <w:b/>
-        </w:rPr>
-        <w:t>holdout</w:t>
-      </w:r>
-      <w:r>
-        <w:rPr>
-          <w:b w:val="0"/>
-        </w:rPr>
-        <w:t xml:space="preserve"> </w:t>
-      </w:r>
-      <w:r>
-        <w:rPr>
-          <w:b/>
-        </w:rPr>
-        <w:t>evidence</w:t>
-      </w:r>
-      <w:r>
-        <w:rPr>
-          <w:b w:val="0"/>
-        </w:rPr>
-        <w:t>?</w:t>
-      </w:r>
-    </w:p>
-    <w:p>
-      <w:pPr>
-        <w:pStyle w:val="Heading3"/>
-      </w:pPr>
-      <w:r>
-        <w:t>My reasoning and evidence</w:t>
-      </w:r>
-    </w:p>
-    <w:p>
-      <w:r>
-        <w:t>________________________________________________________________</w:t>
-      </w:r>
-    </w:p>
-    <w:p>
-      <w:r>
-        <w:t>________________________________________________________________</w:t>
-      </w:r>
-    </w:p>
-    <w:p>
-      <w:r>
-        <w:t>________________________________________________________________</w:t>
-      </w:r>
-    </w:p>
-    <w:p>
-      <w:r>
-        <w:t>________________________________________________________________</w:t>
-      </w:r>
-    </w:p>
-    <w:p>
-      <w:r>
-        <w:t>________________________________________________________________</w:t>
-      </w:r>
-    </w:p>
-    <w:p>
-      <w:r>
-        <w:t>________________________________________________________________</w:t>
-      </w:r>
-    </w:p>
-    <w:p>
-      <w:pPr>
-        <w:pStyle w:val="Heading1"/>
-      </w:pPr>
-      <w:r>
-        <w:t>22. Feedback, return check and learning record</w:t>
-      </w:r>
-    </w:p>
-    <w:p>
-      <w:r>
-        <w:t>Record the first repaired step and a different case to revisit after a delay.</w:t>
+        <w:t>22. Feedback · Repair and return</w:t>
+      </w:r>
+    </w:p>
+    <w:p>
+      <w:r>
+        <w:t>Keep this task’s complete inputs, stated rule and support record together.</w:t>
+      </w:r>
+    </w:p>
+    <w:p>
+      <w:pPr>
+        <w:pStyle w:val="Heading2"/>
+      </w:pPr>
+      <w:r>
+        <w:t>Task and evidence record</w:t>
       </w:r>
     </w:p>
     <w:tbl>
@@ -2058,12 +817,9 @@
     </w:tbl>
     <w:p>
       <w:pPr>
-        <w:spacing w:line="336" w:lineRule="auto" w:after="180"/>
-      </w:pPr>
-      <w:r>
-        <w:rPr>
-          <w:b w:val="0"/>
-        </w:rPr>
+        <w:pStyle w:val="ListBullet"/>
+      </w:pPr>
+      <w:r>
         <w:t>Revisit this idea with your teacher after a delay. Familiarity is different from explaining and using it on a changed case.</w:t>
       </w:r>
     </w:p>
@@ -2072,105 +828,1122 @@
         <w:pStyle w:val="Heading1"/>
       </w:pPr>
       <w:r>
-        <w:t>23. Pictorial case practice: Reproducible Experiments</w:t>
-      </w:r>
-    </w:p>
-    <w:p>
-      <w:r>
-        <w:t>Record variation across declared seeds instead of selecting the prettiest run. Explain the labelled step before checking the changed condition.</w:t>
-      </w:r>
-    </w:p>
-    <w:p>
-      <w:pPr>
-        <w:spacing w:line="336" w:lineRule="auto" w:after="180"/>
-      </w:pPr>
-      <w:r>
-        <w:rPr>
-          <w:b w:val="0"/>
-        </w:rPr>
-        <w:t xml:space="preserve">Record variation across declared </w:t>
-      </w:r>
-      <w:r>
-        <w:rPr>
-          <w:b/>
-        </w:rPr>
-        <w:t>seed</w:t>
-      </w:r>
-      <w:r>
-        <w:rPr>
-          <w:b w:val="0"/>
-        </w:rPr>
-        <w:t>s instead of selecting the prettiest run.</w:t>
-      </w:r>
-    </w:p>
-    <w:p>
-      <w:pPr>
-        <w:spacing w:line="336" w:lineRule="auto" w:after="180"/>
-      </w:pPr>
-      <w:r>
-        <w:rPr>
-          <w:b w:val="0"/>
-        </w:rPr>
-        <w:t xml:space="preserve">Same fixed validation set of10 cases; declared runs </w:t>
-      </w:r>
-      <w:r>
-        <w:rPr>
-          <w:b/>
-        </w:rPr>
-        <w:t>seed</w:t>
-      </w:r>
-      <w:r>
-        <w:rPr>
-          <w:b w:val="0"/>
-        </w:rPr>
-        <w:t xml:space="preserve"> 4=6 correct, </w:t>
-      </w:r>
-      <w:r>
-        <w:rPr>
-          <w:b/>
-        </w:rPr>
-        <w:t>seed</w:t>
-      </w:r>
-      <w:r>
-        <w:rPr>
-          <w:b w:val="0"/>
-        </w:rPr>
-        <w:t xml:space="preserve"> 5=8, </w:t>
-      </w:r>
-      <w:r>
-        <w:rPr>
-          <w:b/>
-        </w:rPr>
-        <w:t>seed</w:t>
-      </w:r>
-      <w:r>
-        <w:rPr>
-          <w:b w:val="0"/>
-        </w:rPr>
-        <w:t xml:space="preserve"> 6=7. All three are reported.</w:t>
-      </w:r>
-    </w:p>
-    <w:p>
-      <w:pPr>
-        <w:spacing w:line="336" w:lineRule="auto" w:after="180"/>
-      </w:pPr>
-      <w:r>
-        <w:rPr>
-          <w:b w:val="0"/>
-        </w:rPr>
-        <w:t xml:space="preserve">All </w:t>
-      </w:r>
-      <w:r>
-        <w:rPr>
-          <w:b/>
-        </w:rPr>
-        <w:t>input</w:t>
-      </w:r>
-      <w:r>
-        <w:rPr>
-          <w:b w:val="0"/>
-        </w:rPr>
-        <w:t>s and outcomes in this worked example are invented classroom data; no real model run is claimed.</w:t>
+        <w:t>10. Finish · Judge your evidence</w:t>
+      </w:r>
+    </w:p>
+    <w:p>
+      <w:r>
+        <w:t>Keep this task’s complete inputs, stated rule and support record together.</w:t>
+      </w:r>
+    </w:p>
+    <w:p>
+      <w:pPr>
+        <w:pStyle w:val="Heading2"/>
+      </w:pPr>
+      <w:r>
+        <w:t>Task and evidence record</w:t>
+      </w:r>
+    </w:p>
+    <w:p>
+      <w:pPr>
+        <w:pStyle w:val="ListBullet"/>
+      </w:pPr>
+      <w:r>
+        <w:t>I can explain the mechanism. I can show evidence. I can handle a changed case. I can name a limit. Mark each as not yet, with help or independently, and attach supporting work.</w:t>
+      </w:r>
+    </w:p>
+    <w:p>
+      <w:pPr>
+        <w:pStyle w:val="ListBullet"/>
+      </w:pPr>
+      <w:r>
+        <w:t>Teacher review ____________________  Next step ____________________</w:t>
+      </w:r>
+    </w:p>
+    <w:p>
+      <w:pPr>
+        <w:pStyle w:val="Heading1"/>
+      </w:pPr>
+      <w:r>
+        <w:t>Reference bank and extra practice</w:t>
+      </w:r>
+    </w:p>
+    <w:p>
+      <w:pPr>
+        <w:pStyle w:val="Heading1"/>
+      </w:pPr>
+      <w:r>
+        <w:t>02. Reference · Supported W2 record</w:t>
+      </w:r>
+    </w:p>
+    <w:p>
+      <w:r>
+        <w:t>Keep this task’s complete inputs, stated rule and support record together.</w:t>
+      </w:r>
+    </w:p>
+    <w:p>
+      <w:pPr>
+        <w:pStyle w:val="Heading2"/>
+      </w:pPr>
+      <w:r>
+        <w:t>Task and evidence record</w:t>
+      </w:r>
+    </w:p>
+    <w:p>
+      <w:pPr>
+        <w:pStyle w:val="ListBullet"/>
+      </w:pPr>
+      <w:r>
+        <w:t>Use W2: Improve a record for Experimental records and seeds. Record the answer once; the lesson and workbook refer to the same attempt.</w:t>
+      </w:r>
+    </w:p>
+    <w:tbl>
+      <w:tblPr>
+        <w:tblStyle w:val="LightShading-Accent1"/>
+        <w:tblW w:type="auto" w:w="0"/>
+        <w:tblLook w:firstColumn="1" w:firstRow="1" w:lastColumn="0" w:lastRow="0" w:noHBand="0" w:noVBand="1" w:val="04A0"/>
+      </w:tblPr>
+      <w:tblGrid>
+        <w:gridCol w:w="2556"/>
+        <w:gridCol w:w="2556"/>
+        <w:gridCol w:w="2556"/>
+        <w:gridCol w:w="2556"/>
+      </w:tblGrid>
+      <w:tr>
+        <w:trPr>
+          <w:tblHeader/>
+        </w:trPr>
+        <w:tc>
+          <w:tcPr>
+            <w:tcW w:type="dxa" w:w="2556"/>
+          </w:tcPr>
+          <w:p>
+            <w:r>
+              <w:t>Given inputs</w:t>
+            </w:r>
+          </w:p>
+        </w:tc>
+        <w:tc>
+          <w:tcPr>
+            <w:tcW w:type="dxa" w:w="2556"/>
+          </w:tcPr>
+          <w:p>
+            <w:r>
+              <w:t>Procedure I chose</w:t>
+            </w:r>
+          </w:p>
+        </w:tc>
+        <w:tc>
+          <w:tcPr>
+            <w:tcW w:type="dxa" w:w="2556"/>
+          </w:tcPr>
+          <w:p>
+            <w:r>
+              <w:t>Middle steps</w:t>
+            </w:r>
+          </w:p>
+        </w:tc>
+        <w:tc>
+          <w:tcPr>
+            <w:tcW w:type="dxa" w:w="2556"/>
+          </w:tcPr>
+          <w:p>
+            <w:r>
+              <w:t>Result and check</w:t>
+            </w:r>
+          </w:p>
+        </w:tc>
+      </w:tr>
+      <w:tr>
+        <w:tc>
+          <w:tcPr>
+            <w:tcW w:type="dxa" w:w="2556"/>
+          </w:tcPr>
+          <w:p>
+            <w:r/>
+          </w:p>
+        </w:tc>
+        <w:tc>
+          <w:tcPr>
+            <w:tcW w:type="dxa" w:w="2556"/>
+          </w:tcPr>
+          <w:p>
+            <w:r/>
+          </w:p>
+        </w:tc>
+        <w:tc>
+          <w:tcPr>
+            <w:tcW w:type="dxa" w:w="2556"/>
+          </w:tcPr>
+          <w:p>
+            <w:r/>
+          </w:p>
+        </w:tc>
+        <w:tc>
+          <w:tcPr>
+            <w:tcW w:type="dxa" w:w="2556"/>
+          </w:tcPr>
+          <w:p>
+            <w:r/>
+          </w:p>
+        </w:tc>
+      </w:tr>
+    </w:tbl>
+    <w:p>
+      <w:pPr>
+        <w:pStyle w:val="Heading3"/>
+      </w:pPr>
+      <w:r>
+        <w:t>The step I completed without help, and the hint I needed</w:t>
+      </w:r>
+    </w:p>
+    <w:p>
+      <w:r>
+        <w:t>________________________________________________________________</w:t>
+      </w:r>
+    </w:p>
+    <w:p>
+      <w:r>
+        <w:t>________________________________________________________________</w:t>
+      </w:r>
+    </w:p>
+    <w:p>
+      <w:r>
+        <w:t>________________________________________________________________</w:t>
+      </w:r>
+    </w:p>
+    <w:p>
+      <w:pPr>
+        <w:pStyle w:val="Heading1"/>
+      </w:pPr>
+      <w:r>
+        <w:t>03. Extra practice · Individual reasoning check</w:t>
+      </w:r>
+    </w:p>
+    <w:p>
+      <w:r>
+        <w:t>Keep this task’s complete inputs, stated rule and support record together.</w:t>
+      </w:r>
+    </w:p>
+    <w:p>
+      <w:pPr>
+        <w:pStyle w:val="Heading2"/>
+      </w:pPr>
+      <w:r>
+        <w:t>Task and evidence record</w:t>
+      </w:r>
+    </w:p>
+    <w:p>
+      <w:pPr>
+        <w:pStyle w:val="ListBullet"/>
+      </w:pPr>
+      <w:r>
+        <w:t>Use the worked case for Experimental records and seeds. Proposed explanation: “A final answer is enough”. Decide whether this explanation is supported. Point to the step or supplied fact that decides; explain your repair if needed.</w:t>
+      </w:r>
+    </w:p>
+    <w:p>
+      <w:pPr>
+        <w:pStyle w:val="Heading3"/>
+      </w:pPr>
+      <w:r>
+        <w:t>My explanation before partner discussion</w:t>
+      </w:r>
+    </w:p>
+    <w:p>
+      <w:r>
+        <w:t>________________________________________________________________</w:t>
+      </w:r>
+    </w:p>
+    <w:p>
+      <w:r>
+        <w:t>________________________________________________________________</w:t>
+      </w:r>
+    </w:p>
+    <w:p>
+      <w:r>
+        <w:t>________________________________________________________________</w:t>
+      </w:r>
+    </w:p>
+    <w:p>
+      <w:r>
+        <w:t>________________________________________________________________</w:t>
+      </w:r>
+    </w:p>
+    <w:p>
+      <w:pPr>
+        <w:pStyle w:val="Heading1"/>
+      </w:pPr>
+      <w:r>
+        <w:t>05. Reference · Earlier learning target</w:t>
+      </w:r>
+    </w:p>
+    <w:p>
+      <w:r>
+        <w:t>Keep this task’s complete inputs, stated rule and support record together.</w:t>
+      </w:r>
+    </w:p>
+    <w:p>
+      <w:pPr>
+        <w:pStyle w:val="Heading2"/>
+      </w:pPr>
+      <w:r>
+        <w:t>Task and evidence record</w:t>
+      </w:r>
+    </w:p>
+    <w:p>
+      <w:pPr>
+        <w:pStyle w:val="ListBullet"/>
+      </w:pPr>
+      <w:r>
+        <w:t>Two teams use the same random seed but different label files. Their results differ. List the records needed to reproduce the experiment.</w:t>
+      </w:r>
+    </w:p>
+    <w:p>
+      <w:pPr>
+        <w:pStyle w:val="Heading1"/>
+      </w:pPr>
+      <w:r>
+        <w:t>06. Extra practice · Earlier complete case</w:t>
+      </w:r>
+    </w:p>
+    <w:p>
+      <w:r>
+        <w:t>Keep this task’s complete inputs, stated rule and support record together.</w:t>
+      </w:r>
+    </w:p>
+    <w:p>
+      <w:pPr>
+        <w:pStyle w:val="Heading2"/>
+      </w:pPr>
+      <w:r>
+        <w:t>Task and evidence record</w:t>
+      </w:r>
+    </w:p>
+    <w:p>
+      <w:pPr>
+        <w:pStyle w:val="ListBullet"/>
+      </w:pPr>
+      <w:r>
+        <w:t>A report says accuracy85% without data split, code version, seed or preprocessing.</w:t>
+      </w:r>
+    </w:p>
+    <w:p>
+      <w:pPr>
+        <w:pStyle w:val="ListBullet"/>
+      </w:pPr>
+      <w:r>
+        <w:t>Specify reproducibility records.</w:t>
+      </w:r>
+    </w:p>
+    <w:p>
+      <w:pPr>
+        <w:pStyle w:val="ListBullet"/>
+      </w:pPr>
+      <w:r>
+        <w:t>Show your trace, calculation or evidence</w:t>
+      </w:r>
+    </w:p>
+    <w:p>
+      <w:pPr>
+        <w:pStyle w:val="Heading3"/>
+      </w:pPr>
+      <w:r>
+        <w:t>Write or draw your reasoning and evidence.</w:t>
+      </w:r>
+    </w:p>
+    <w:p>
+      <w:r>
+        <w:t>________________________________________________________________</w:t>
+      </w:r>
+    </w:p>
+    <w:p>
+      <w:r>
+        <w:t>________________________________________________________________</w:t>
+      </w:r>
+    </w:p>
+    <w:p>
+      <w:r>
+        <w:t>________________________________________________________________</w:t>
+      </w:r>
+    </w:p>
+    <w:p>
+      <w:r>
+        <w:t>________________________________________________________________</w:t>
+      </w:r>
+    </w:p>
+    <w:p>
+      <w:r>
+        <w:t>________________________________________________________________</w:t>
+      </w:r>
+    </w:p>
+    <w:p>
+      <w:pPr>
+        <w:pStyle w:val="Heading1"/>
+      </w:pPr>
+      <w:r>
+        <w:t>07. Extra practice · Changed case</w:t>
+      </w:r>
+    </w:p>
+    <w:p>
+      <w:r>
+        <w:t>Keep this task’s complete inputs, stated rule and support record together.</w:t>
+      </w:r>
+    </w:p>
+    <w:p>
+      <w:pPr>
+        <w:pStyle w:val="Heading2"/>
+      </w:pPr>
+      <w:r>
+        <w:t>Task and evidence record</w:t>
+      </w:r>
+    </w:p>
+    <w:p>
+      <w:pPr>
+        <w:pStyle w:val="ListBullet"/>
+      </w:pPr>
+      <w:r>
+        <w:t>Two runs use different random splits and different feature sets. Their scores differ. What must be recorded, and why is the cause unclear?</w:t>
+      </w:r>
+    </w:p>
+    <w:p>
+      <w:pPr>
+        <w:pStyle w:val="ListBullet"/>
+      </w:pPr>
+      <w:r>
+        <w:t>My independent answer and reason</w:t>
+      </w:r>
+    </w:p>
+    <w:p>
+      <w:pPr>
+        <w:pStyle w:val="Heading3"/>
+      </w:pPr>
+      <w:r>
+        <w:t>Write or draw your reasoning and evidence.</w:t>
+      </w:r>
+    </w:p>
+    <w:p>
+      <w:r>
+        <w:t>________________________________________________________________</w:t>
+      </w:r>
+    </w:p>
+    <w:p>
+      <w:r>
+        <w:t>________________________________________________________________</w:t>
+      </w:r>
+    </w:p>
+    <w:p>
+      <w:r>
+        <w:t>________________________________________________________________</w:t>
+      </w:r>
+    </w:p>
+    <w:p>
+      <w:r>
+        <w:t>________________________________________________________________</w:t>
+      </w:r>
+    </w:p>
+    <w:p>
+      <w:r>
+        <w:t>________________________________________________________________</w:t>
+      </w:r>
+    </w:p>
+    <w:p>
+      <w:pPr>
+        <w:pStyle w:val="Heading3"/>
+      </w:pPr>
+      <w:r>
+        <w:t>Week 26 Test and reflect</w:t>
+      </w:r>
+    </w:p>
+    <w:p>
+      <w:pPr>
+        <w:pStyle w:val="Heading1"/>
+      </w:pPr>
+      <w:r>
+        <w:t>08. Extra practice · Design a revealing test</w:t>
+      </w:r>
+    </w:p>
+    <w:p>
+      <w:r>
+        <w:t>Keep this task’s complete inputs, stated rule and support record together.</w:t>
+      </w:r>
+    </w:p>
+    <w:p>
+      <w:pPr>
+        <w:pStyle w:val="Heading2"/>
+      </w:pPr>
+      <w:r>
+        <w:t>Task and evidence record</w:t>
+      </w:r>
+    </w:p>
+    <w:p>
+      <w:pPr>
+        <w:pStyle w:val="ListBullet"/>
+      </w:pPr>
+      <w:r>
+        <w:t>Create a changed input, boundary case or missing-information case. Write the expected answer or safe response before testing.</w:t>
+      </w:r>
+    </w:p>
+    <w:tbl>
+      <w:tblPr>
+        <w:tblStyle w:val="LightShading-Accent1"/>
+        <w:tblW w:type="auto" w:w="0"/>
+        <w:tblLook w:firstColumn="1" w:firstRow="1" w:lastColumn="0" w:lastRow="0" w:noHBand="0" w:noVBand="1" w:val="04A0"/>
+      </w:tblPr>
+      <w:tblGrid>
+        <w:gridCol w:w="5112"/>
+        <w:gridCol w:w="5112"/>
+      </w:tblGrid>
+      <w:tr>
+        <w:trPr>
+          <w:tblHeader/>
+        </w:trPr>
+        <w:tc>
+          <w:tcPr>
+            <w:tcW w:type="dxa" w:w="5112"/>
+          </w:tcPr>
+          <w:p>
+            <w:r>
+              <w:t>Test record</w:t>
+            </w:r>
+          </w:p>
+        </w:tc>
+        <w:tc>
+          <w:tcPr>
+            <w:tcW w:type="dxa" w:w="5112"/>
+          </w:tcPr>
+          <w:p>
+            <w:r>
+              <w:t>My evidence</w:t>
+            </w:r>
+          </w:p>
+        </w:tc>
+      </w:tr>
+      <w:tr>
+        <w:tc>
+          <w:tcPr>
+            <w:tcW w:type="dxa" w:w="5112"/>
+          </w:tcPr>
+          <w:p>
+            <w:r>
+              <w:t>Changed input or condition</w:t>
+            </w:r>
+          </w:p>
+        </w:tc>
+        <w:tc>
+          <w:tcPr>
+            <w:tcW w:type="dxa" w:w="5112"/>
+          </w:tcPr>
+          <w:p>
+            <w:r/>
+          </w:p>
+        </w:tc>
+      </w:tr>
+      <w:tr>
+        <w:tc>
+          <w:tcPr>
+            <w:tcW w:type="dxa" w:w="5112"/>
+          </w:tcPr>
+          <w:p>
+            <w:r>
+              <w:t>Expected answer or fallback</w:t>
+            </w:r>
+          </w:p>
+        </w:tc>
+        <w:tc>
+          <w:tcPr>
+            <w:tcW w:type="dxa" w:w="5112"/>
+          </w:tcPr>
+          <w:p>
+            <w:r/>
+          </w:p>
+        </w:tc>
+      </w:tr>
+      <w:tr>
+        <w:tc>
+          <w:tcPr>
+            <w:tcW w:type="dxa" w:w="5112"/>
+          </w:tcPr>
+          <w:p>
+            <w:r>
+              <w:t>Observed result</w:t>
+            </w:r>
+          </w:p>
+        </w:tc>
+        <w:tc>
+          <w:tcPr>
+            <w:tcW w:type="dxa" w:w="5112"/>
+          </w:tcPr>
+          <w:p>
+            <w:r/>
+          </w:p>
+        </w:tc>
+      </w:tr>
+      <w:tr>
+        <w:tc>
+          <w:tcPr>
+            <w:tcW w:type="dxa" w:w="5112"/>
+          </w:tcPr>
+          <w:p>
+            <w:r>
+              <w:t>Why the result occurred</w:t>
+            </w:r>
+          </w:p>
+        </w:tc>
+        <w:tc>
+          <w:tcPr>
+            <w:tcW w:type="dxa" w:w="5112"/>
+          </w:tcPr>
+          <w:p>
+            <w:r/>
+          </w:p>
+        </w:tc>
+      </w:tr>
+    </w:tbl>
+    <w:p>
+      <w:pPr>
+        <w:pStyle w:val="Heading1"/>
+      </w:pPr>
+      <w:r>
+        <w:t>11. Extra practice · Earlier transfer</w:t>
+      </w:r>
+    </w:p>
+    <w:p>
+      <w:r>
+        <w:t>Keep this task’s complete inputs, stated rule and support record together.</w:t>
+      </w:r>
+    </w:p>
+    <w:p>
+      <w:pPr>
+        <w:pStyle w:val="Heading2"/>
+      </w:pPr>
+      <w:r>
+        <w:t>Task and evidence record</w:t>
+      </w:r>
+    </w:p>
+    <w:p>
+      <w:pPr>
+        <w:pStyle w:val="ListBullet"/>
+      </w:pPr>
+      <w:r>
+        <w:t>Two teams use the same random seed but different label files. Their results differ. List the records needed to reproduce the experiment.</w:t>
+      </w:r>
+    </w:p>
+    <w:p>
+      <w:pPr>
+        <w:pStyle w:val="Heading3"/>
+      </w:pPr>
+      <w:r>
+        <w:t>My independently reasoned answer</w:t>
+      </w:r>
+    </w:p>
+    <w:p>
+      <w:r>
+        <w:t>________________________________________________________________</w:t>
+      </w:r>
+    </w:p>
+    <w:p>
+      <w:r>
+        <w:t>________________________________________________________________</w:t>
+      </w:r>
+    </w:p>
+    <w:p>
+      <w:r>
+        <w:t>________________________________________________________________</w:t>
+      </w:r>
+    </w:p>
+    <w:p>
+      <w:r>
+        <w:t>________________________________________________________________</w:t>
+      </w:r>
+    </w:p>
+    <w:p>
+      <w:r>
+        <w:t>________________________________________________________________</w:t>
+      </w:r>
+    </w:p>
+    <w:p>
+      <w:r>
+        <w:t>________________________________________________________________</w:t>
+      </w:r>
+    </w:p>
+    <w:p>
+      <w:r>
+        <w:t>________________________________________________________________</w:t>
+      </w:r>
+    </w:p>
+    <w:p>
+      <w:pPr>
+        <w:pStyle w:val="ListBullet"/>
+      </w:pPr>
+      <w:r>
+        <w:t>Record support used: none, hint or teacher explanation.</w:t>
+      </w:r>
+    </w:p>
+    <w:p>
+      <w:pPr>
+        <w:pStyle w:val="Heading1"/>
+      </w:pPr>
+      <w:r>
+        <w:t>15. Reference · Earlier W4 record</w:t>
+      </w:r>
+    </w:p>
+    <w:p>
+      <w:r>
+        <w:t>Keep this task’s complete inputs, stated rule and support record together.</w:t>
+      </w:r>
+    </w:p>
+    <w:p>
+      <w:pPr>
+        <w:pStyle w:val="Heading2"/>
+      </w:pPr>
+      <w:r>
+        <w:t>Task and evidence record</w:t>
+      </w:r>
+    </w:p>
+    <w:p>
+      <w:pPr>
+        <w:pStyle w:val="ListBullet"/>
+      </w:pPr>
+      <w:r>
+        <w:t>Declared seeds 1, 2, 3 produce 9/12, 8/12, 10/12 correct. Compute the mean accuracy and range.</w:t>
+      </w:r>
+    </w:p>
+    <w:p>
+      <w:pPr>
+        <w:pStyle w:val="Heading3"/>
+      </w:pPr>
+      <w:r>
+        <w:t>My reasoning and evidence</w:t>
+      </w:r>
+    </w:p>
+    <w:p>
+      <w:r>
+        <w:t>________________________________________________________________</w:t>
+      </w:r>
+    </w:p>
+    <w:p>
+      <w:r>
+        <w:t>________________________________________________________________</w:t>
+      </w:r>
+    </w:p>
+    <w:p>
+      <w:r>
+        <w:t>________________________________________________________________</w:t>
+      </w:r>
+    </w:p>
+    <w:p>
+      <w:r>
+        <w:t>________________________________________________________________</w:t>
+      </w:r>
+    </w:p>
+    <w:p>
+      <w:r>
+        <w:t>________________________________________________________________</w:t>
+      </w:r>
+    </w:p>
+    <w:p>
+      <w:r>
+        <w:t>________________________________________________________________</w:t>
+      </w:r>
+    </w:p>
+    <w:p>
+      <w:r>
+        <w:t>________________________________________________________________</w:t>
+      </w:r>
+    </w:p>
+    <w:p>
+      <w:r>
+        <w:t>________________________________________________________________</w:t>
+      </w:r>
+    </w:p>
+    <w:p>
+      <w:pPr>
+        <w:pStyle w:val="Heading1"/>
+      </w:pPr>
+      <w:r>
+        <w:t>17. Extension · Versioned experiments — W1 Record a run</w:t>
+      </w:r>
+    </w:p>
+    <w:p>
+      <w:r>
+        <w:t>Retained extension task with its own values and teacher key.</w:t>
+      </w:r>
+    </w:p>
+    <w:p>
+      <w:pPr>
+        <w:pStyle w:val="Heading2"/>
+      </w:pPr>
+      <w:r>
+        <w:t>Extension question and evidence</w:t>
+      </w:r>
+    </w:p>
+    <w:p>
+      <w:pPr>
+        <w:pStyle w:val="ListBullet"/>
+      </w:pPr>
+      <w:r>
+        <w:t>List five items needed to reproduce a scoring run.</w:t>
+      </w:r>
+    </w:p>
+    <w:p>
+      <w:pPr>
+        <w:pStyle w:val="Heading3"/>
+      </w:pPr>
+      <w:r>
+        <w:t>My reasoning and evidence</w:t>
+      </w:r>
+    </w:p>
+    <w:p>
+      <w:r>
+        <w:t>________________________________________________________________</w:t>
+      </w:r>
+    </w:p>
+    <w:p>
+      <w:r>
+        <w:t>________________________________________________________________</w:t>
+      </w:r>
+    </w:p>
+    <w:p>
+      <w:r>
+        <w:t>________________________________________________________________</w:t>
+      </w:r>
+    </w:p>
+    <w:p>
+      <w:r>
+        <w:t>________________________________________________________________</w:t>
+      </w:r>
+    </w:p>
+    <w:p>
+      <w:r>
+        <w:t>________________________________________________________________</w:t>
+      </w:r>
+    </w:p>
+    <w:p>
+      <w:r>
+        <w:t>________________________________________________________________</w:t>
+      </w:r>
+    </w:p>
+    <w:p>
+      <w:pPr>
+        <w:pStyle w:val="Heading1"/>
+      </w:pPr>
+      <w:r>
+        <w:t>18. Extension · Versioned experiments — W2 Compute a comparison</w:t>
+      </w:r>
+    </w:p>
+    <w:p>
+      <w:r>
+        <w:t>Retained extension task with its own values and teacher key.</w:t>
+      </w:r>
+    </w:p>
+    <w:p>
+      <w:pPr>
+        <w:pStyle w:val="Heading2"/>
+      </w:pPr>
+      <w:r>
+        <w:t>Extension question and evidence</w:t>
+      </w:r>
+    </w:p>
+    <w:p>
+      <w:pPr>
+        <w:pStyle w:val="ListBullet"/>
+      </w:pPr>
+      <w:r>
+        <w:t>A has fun 3 and learning 2. Score it under weights (2,1) and (1,2).</w:t>
+      </w:r>
+    </w:p>
+    <w:p>
+      <w:pPr>
+        <w:pStyle w:val="Heading3"/>
+      </w:pPr>
+      <w:r>
+        <w:t>My reasoning and evidence</w:t>
+      </w:r>
+    </w:p>
+    <w:p>
+      <w:r>
+        <w:t>________________________________________________________________</w:t>
+      </w:r>
+    </w:p>
+    <w:p>
+      <w:r>
+        <w:t>________________________________________________________________</w:t>
+      </w:r>
+    </w:p>
+    <w:p>
+      <w:r>
+        <w:t>________________________________________________________________</w:t>
+      </w:r>
+    </w:p>
+    <w:p>
+      <w:r>
+        <w:t>________________________________________________________________</w:t>
+      </w:r>
+    </w:p>
+    <w:p>
+      <w:r>
+        <w:t>________________________________________________________________</w:t>
+      </w:r>
+    </w:p>
+    <w:p>
+      <w:r>
+        <w:t>________________________________________________________________</w:t>
+      </w:r>
+    </w:p>
+    <w:p>
+      <w:pPr>
+        <w:pStyle w:val="Heading1"/>
+      </w:pPr>
+      <w:r>
+        <w:t>19. Extension · Versioned experiments — W3 Repair an experiment</w:t>
+      </w:r>
+    </w:p>
+    <w:p>
+      <w:r>
+        <w:t>Retained extension task with its own values and teacher key.</w:t>
+      </w:r>
+    </w:p>
+    <w:p>
+      <w:pPr>
+        <w:pStyle w:val="Heading2"/>
+      </w:pPr>
+      <w:r>
+        <w:t>Extension question and evidence</w:t>
+      </w:r>
+    </w:p>
+    <w:p>
+      <w:pPr>
+        <w:pStyle w:val="ListBullet"/>
+      </w:pPr>
+      <w:r>
+        <w:t>A learner changes weights, input ratings and the time limit together. Why is attribution difficult?</w:t>
+      </w:r>
+    </w:p>
+    <w:p>
+      <w:pPr>
+        <w:pStyle w:val="Heading3"/>
+      </w:pPr>
+      <w:r>
+        <w:t>My reasoning and evidence</w:t>
+      </w:r>
+    </w:p>
+    <w:p>
+      <w:r>
+        <w:t>________________________________________________________________</w:t>
+      </w:r>
+    </w:p>
+    <w:p>
+      <w:r>
+        <w:t>________________________________________________________________</w:t>
+      </w:r>
+    </w:p>
+    <w:p>
+      <w:r>
+        <w:t>________________________________________________________________</w:t>
+      </w:r>
+    </w:p>
+    <w:p>
+      <w:r>
+        <w:t>________________________________________________________________</w:t>
+      </w:r>
+    </w:p>
+    <w:p>
+      <w:r>
+        <w:t>________________________________________________________________</w:t>
+      </w:r>
+    </w:p>
+    <w:p>
+      <w:r>
+        <w:t>________________________________________________________________</w:t>
+      </w:r>
+    </w:p>
+    <w:p>
+      <w:pPr>
+        <w:pStyle w:val="Heading1"/>
+      </w:pPr>
+      <w:r>
+        <w:t>20. Extension · Versioned experiments — W4 Design independently</w:t>
+      </w:r>
+    </w:p>
+    <w:p>
+      <w:r>
+        <w:t>Retained extension task with its own values and teacher key.</w:t>
+      </w:r>
+    </w:p>
+    <w:p>
+      <w:pPr>
+        <w:pStyle w:val="Heading2"/>
+      </w:pPr>
+      <w:r>
+        <w:t>Extension question and evidence</w:t>
+      </w:r>
+    </w:p>
+    <w:p>
+      <w:pPr>
+        <w:pStyle w:val="ListBullet"/>
+      </w:pPr>
+      <w:r>
+        <w:t>Plan two versions for C (fun 5, learning 1) and D (fun 2, learning 5), using weights (2,1) and (1,2). Record expected scores, ranks, fixed data and a separate final-case plan.</w:t>
+      </w:r>
+    </w:p>
+    <w:p>
+      <w:pPr>
+        <w:pStyle w:val="Heading3"/>
+      </w:pPr>
+      <w:r>
+        <w:t>My reasoning and evidence</w:t>
+      </w:r>
+    </w:p>
+    <w:p>
+      <w:r>
+        <w:t>________________________________________________________________</w:t>
+      </w:r>
+    </w:p>
+    <w:p>
+      <w:r>
+        <w:t>________________________________________________________________</w:t>
+      </w:r>
+    </w:p>
+    <w:p>
+      <w:r>
+        <w:t>________________________________________________________________</w:t>
+      </w:r>
+    </w:p>
+    <w:p>
+      <w:r>
+        <w:t>________________________________________________________________</w:t>
+      </w:r>
+    </w:p>
+    <w:p>
+      <w:r>
+        <w:t>________________________________________________________________</w:t>
+      </w:r>
+    </w:p>
+    <w:p>
+      <w:r>
+        <w:t>________________________________________________________________</w:t>
+      </w:r>
+    </w:p>
+    <w:p>
+      <w:r>
+        <w:t>________________________________________________________________</w:t>
+      </w:r>
+    </w:p>
+    <w:p>
+      <w:r>
+        <w:t>________________________________________________________________</w:t>
+      </w:r>
+    </w:p>
+    <w:p>
+      <w:pPr>
+        <w:pStyle w:val="Heading1"/>
+      </w:pPr>
+      <w:r>
+        <w:t>21. Extension · Versioned experiments — W5 Protect evaluation</w:t>
+      </w:r>
+    </w:p>
+    <w:p>
+      <w:r>
+        <w:t>Retained extension task with its own values and teacher key.</w:t>
+      </w:r>
+    </w:p>
+    <w:p>
+      <w:pPr>
+        <w:pStyle w:val="Heading2"/>
+      </w:pPr>
+      <w:r>
+        <w:t>Extension question and evidence</w:t>
+      </w:r>
+    </w:p>
+    <w:p>
+      <w:pPr>
+        <w:pStyle w:val="ListBullet"/>
+      </w:pPr>
+      <w:r>
+        <w:t>You revise the policy after reading final-case failures. Are those cases still untouched holdout evidence?</w:t>
+      </w:r>
+    </w:p>
+    <w:p>
+      <w:pPr>
+        <w:pStyle w:val="Heading3"/>
+      </w:pPr>
+      <w:r>
+        <w:t>My reasoning and evidence</w:t>
+      </w:r>
+    </w:p>
+    <w:p>
+      <w:r>
+        <w:t>________________________________________________________________</w:t>
+      </w:r>
+    </w:p>
+    <w:p>
+      <w:r>
+        <w:t>________________________________________________________________</w:t>
+      </w:r>
+    </w:p>
+    <w:p>
+      <w:r>
+        <w:t>________________________________________________________________</w:t>
+      </w:r>
+    </w:p>
+    <w:p>
+      <w:r>
+        <w:t>________________________________________________________________</w:t>
+      </w:r>
+    </w:p>
+    <w:p>
+      <w:r>
+        <w:t>________________________________________________________________</w:t>
+      </w:r>
+    </w:p>
+    <w:p>
+      <w:r>
+        <w:t>________________________________________________________________</w:t>
+      </w:r>
+    </w:p>
+    <w:p>
+      <w:pPr>
+        <w:pStyle w:val="Heading1"/>
+      </w:pPr>
+      <w:r>
+        <w:t>23. Extra practice · Pictured case</w:t>
+      </w:r>
+    </w:p>
+    <w:p>
+      <w:r>
+        <w:t>Keep this task’s complete inputs, stated rule and support record together.</w:t>
+      </w:r>
+    </w:p>
+    <w:p>
+      <w:pPr>
+        <w:pStyle w:val="Heading2"/>
+      </w:pPr>
+      <w:r>
+        <w:t>Task and evidence record</w:t>
+      </w:r>
+    </w:p>
+    <w:p>
+      <w:pPr>
+        <w:pStyle w:val="ListBullet"/>
+      </w:pPr>
+      <w:r>
+        <w:t>Record variation across declared seeds instead of selecting the prettiest run.</w:t>
+      </w:r>
+    </w:p>
+    <w:p>
+      <w:pPr>
+        <w:pStyle w:val="ListBullet"/>
+      </w:pPr>
+      <w:r>
+        <w:t>Same fixed validation set of10 cases; declared runs seed 4=6 correct, seed 5=8, seed 6=7. All three are reported.</w:t>
+      </w:r>
+    </w:p>
+    <w:p>
+      <w:pPr>
+        <w:pStyle w:val="ListBullet"/>
+      </w:pPr>
+      <w:r>
+        <w:t>All inputs and outcomes in this worked example are invented classroom data; no real model run is claimed.</w:t>
       </w:r>
     </w:p>
     <w:p>
@@ -2247,37 +2020,10 @@
     </w:p>
     <w:p>
       <w:pPr>
-        <w:spacing w:line="336" w:lineRule="auto" w:after="180"/>
-      </w:pPr>
-      <w:r>
-        <w:rPr>
-          <w:b w:val="0"/>
-        </w:rPr>
-        <w:t xml:space="preserve">What should accompany the mean </w:t>
-      </w:r>
-      <w:r>
-        <w:rPr>
-          <w:b/>
-        </w:rPr>
-        <w:t>70%</w:t>
-      </w:r>
-      <w:r>
-        <w:rPr>
-          <w:b w:val="0"/>
-        </w:rPr>
-        <w:t xml:space="preserve">? Point to the relevant step in the picture, then write the changed result and the rule or </w:t>
-      </w:r>
-      <w:r>
-        <w:rPr>
-          <w:b/>
-        </w:rPr>
-        <w:t>evidence</w:t>
-      </w:r>
-      <w:r>
-        <w:rPr>
-          <w:b w:val="0"/>
-        </w:rPr>
-        <w:t xml:space="preserve"> that supports it.</w:t>
+        <w:pStyle w:val="ListBullet"/>
+      </w:pPr>
+      <w:r>
+        <w:t>What should accompany the mean 70%? Point to the relevant step in the picture, then write the changed result and the rule or evidence that supports it.</w:t>
       </w:r>
     </w:p>
     <w:p>
@@ -2320,68 +2066,18 @@
     </w:p>
     <w:p>
       <w:pPr>
-        <w:pStyle w:val="Heading3"/>
-      </w:pPr>
-      <w:r>
-        <w:t>Record the help used</w:t>
-      </w:r>
-    </w:p>
-    <w:p>
-      <w:pPr>
-        <w:spacing w:line="336" w:lineRule="auto" w:after="180"/>
-        <w:shd w:fill="F1F6F8"/>
-      </w:pPr>
-      <w:r>
-        <w:rPr>
-          <w:b w:val="0"/>
-        </w:rPr>
-        <w:t xml:space="preserve">Support used: alone / hint / worked example. This record is practice </w:t>
-      </w:r>
-      <w:r>
-        <w:rPr>
-          <w:b/>
-        </w:rPr>
-        <w:t>evidence</w:t>
-      </w:r>
-      <w:r>
-        <w:rPr>
-          <w:b w:val="0"/>
-        </w:rPr>
-        <w:t>.</w:t>
-      </w:r>
-    </w:p>
-    <w:p>
-      <w:pPr>
-        <w:spacing w:line="336" w:lineRule="auto" w:after="180"/>
-      </w:pPr>
-      <w:r>
-        <w:rPr>
-          <w:b w:val="0"/>
-        </w:rPr>
-        <w:t xml:space="preserve">Project connection: For your Responsible Plant Classifier, save the </w:t>
-      </w:r>
-      <w:r>
-        <w:rPr>
-          <w:b/>
-        </w:rPr>
-        <w:t>input</w:t>
-      </w:r>
-      <w:r>
-        <w:rPr>
-          <w:b w:val="0"/>
-        </w:rPr>
-        <w:t>, procedure, observed result and limitation of this check.</w:t>
-      </w:r>
-    </w:p>
-    <w:p>
-      <w:pPr>
-        <w:spacing w:line="336" w:lineRule="auto" w:after="180"/>
-      </w:pPr>
-      <w:r>
-        <w:rPr>
-          <w:b w:val="0"/>
-        </w:rPr>
-        <w:t>Label this worked example as practice; use a different, previously unreviewed case when checking independent understanding.</w:t>
+        <w:pStyle w:val="ListBullet"/>
+      </w:pPr>
+      <w:r>
+        <w:t>Support used: alone / hint / worked example. This record is practice evidence.</w:t>
+      </w:r>
+    </w:p>
+    <w:p>
+      <w:pPr>
+        <w:pStyle w:val="ListBullet"/>
+      </w:pPr>
+      <w:r>
+        <w:t>Project connection: For your Responsible Plant Classifier, save the input, procedure, observed result and limitation of this check. Label this worked example as practice; use a different, previously unreviewed case when checking independent understanding.</w:t>
       </w:r>
     </w:p>
     <w:p>
@@ -2389,80 +2085,44 @@
         <w:pStyle w:val="Heading1"/>
       </w:pPr>
       <w:r>
-        <w:t>24. Project portfolio milestone</w:t>
-      </w:r>
-    </w:p>
-    <w:p>
-      <w:r>
-        <w:t>Keep this week’s input, deciding step, result and limit together in the Responsible Plant Classifier record.</w:t>
-      </w:r>
-    </w:p>
-    <w:p>
-      <w:pPr>
-        <w:spacing w:line="336" w:lineRule="auto" w:after="180"/>
-      </w:pPr>
-      <w:r>
-        <w:rPr>
-          <w:b w:val="0"/>
-        </w:rPr>
+        <w:t>24. Reference · Project portfolio milestone</w:t>
+      </w:r>
+    </w:p>
+    <w:p>
+      <w:r>
+        <w:t>Keep this task’s complete inputs, stated rule and support record together.</w:t>
+      </w:r>
+    </w:p>
+    <w:p>
+      <w:pPr>
+        <w:pStyle w:val="Heading2"/>
+      </w:pPr>
+      <w:r>
+        <w:t>Task and evidence record</w:t>
+      </w:r>
+    </w:p>
+    <w:p>
+      <w:pPr>
+        <w:pStyle w:val="ListBullet"/>
+      </w:pPr>
+      <w:r>
         <w:t>Project: Responsible Plant Classifier</w:t>
       </w:r>
     </w:p>
     <w:p>
       <w:pPr>
-        <w:spacing w:line="336" w:lineRule="auto" w:after="180"/>
-      </w:pPr>
-      <w:r>
-        <w:rPr>
-          <w:b w:val="0"/>
-        </w:rPr>
-        <w:t xml:space="preserve">Current milestone: Prepare the demonstration. Gather reproducible instructions, </w:t>
-      </w:r>
-      <w:r>
-        <w:rPr>
-          <w:b/>
-        </w:rPr>
-        <w:t>evidence</w:t>
-      </w:r>
-      <w:r>
-        <w:rPr>
-          <w:b w:val="0"/>
-        </w:rPr>
-        <w:t>, access checks and remaining limitations.</w:t>
-      </w:r>
-    </w:p>
-    <w:p>
-      <w:pPr>
-        <w:spacing w:line="336" w:lineRule="auto" w:after="180"/>
-      </w:pPr>
-      <w:r>
-        <w:rPr>
-          <w:b w:val="0"/>
-        </w:rPr>
-        <w:t xml:space="preserve">For your Responsible Plant Classifier, save the </w:t>
-      </w:r>
-      <w:r>
-        <w:rPr>
-          <w:b/>
-        </w:rPr>
-        <w:t>input</w:t>
-      </w:r>
-      <w:r>
-        <w:rPr>
-          <w:b w:val="0"/>
-        </w:rPr>
-        <w:t>, procedure, observed result and limitation of this check.</w:t>
-      </w:r>
-    </w:p>
-    <w:p>
-      <w:pPr>
-        <w:spacing w:line="336" w:lineRule="auto" w:after="180"/>
-      </w:pPr>
-      <w:r>
-        <w:rPr>
-          <w:b w:val="0"/>
-        </w:rPr>
-        <w:t>Label this worked example as practice; use a different, previously unreviewed case when checking independent understanding.</w:t>
+        <w:pStyle w:val="ListBullet"/>
+      </w:pPr>
+      <w:r>
+        <w:t>Current milestone: Prepare the demonstration. Gather reproducible instructions, evidence, access checks and remaining limitations.</w:t>
+      </w:r>
+    </w:p>
+    <w:p>
+      <w:pPr>
+        <w:pStyle w:val="ListBullet"/>
+      </w:pPr>
+      <w:r>
+        <w:t>For your Responsible Plant Classifier, save the input, procedure, observed result and limitation of this check. Label this worked example as practice; use a different, previously unreviewed case when checking independent understanding.</w:t>
       </w:r>
     </w:p>
     <w:tbl>
@@ -2619,12 +2279,632 @@
         <w:pStyle w:val="Heading1"/>
       </w:pPr>
       <w:r>
-        <w:t>25. Supported practice and learning evidence</w:t>
-      </w:r>
-    </w:p>
-    <w:p>
-      <w:r>
-        <w:t>Try the supported questions before comparing with hints and feedback. Record what you repaired and the evidence you retained.</w:t>
+        <w:t>25. Extra practice · Predict, check and repair</w:t>
+      </w:r>
+    </w:p>
+    <w:p>
+      <w:r>
+        <w:t>Keep supported feedback separate from the reserved independent case.</w:t>
+      </w:r>
+    </w:p>
+    <w:p>
+      <w:pPr>
+        <w:pStyle w:val="Heading2"/>
+      </w:pPr>
+      <w:r>
+        <w:t>First supported question and hint</w:t>
+      </w:r>
+    </w:p>
+    <w:p>
+      <w:pPr>
+        <w:pStyle w:val="ListBullet"/>
+      </w:pPr>
+      <w:r>
+        <w:t>Record variation across declared seeds instead of selecting the prettiest run.</w:t>
+      </w:r>
+    </w:p>
+    <w:p>
+      <w:pPr>
+        <w:pStyle w:val="Heading3"/>
+      </w:pPr>
+      <w:r>
+        <w:t>Practice 1: explain the deciding evidence</w:t>
+      </w:r>
+    </w:p>
+    <w:p>
+      <w:pPr>
+        <w:pStyle w:val="ListBullet"/>
+      </w:pPr>
+      <w:r>
+        <w:t>Which labelled step matches this detail? Record data version, split, code, settings and seeds, not just the winning80%.</w:t>
+      </w:r>
+    </w:p>
+    <w:p>
+      <w:pPr>
+        <w:pStyle w:val="ListBullet"/>
+      </w:pPr>
+      <w:r>
+        <w:t>1. Preserve context</w:t>
+      </w:r>
+    </w:p>
+    <w:p>
+      <w:pPr>
+        <w:pStyle w:val="ListBullet"/>
+      </w:pPr>
+      <w:r>
+        <w:t>2. Keep run identities</w:t>
+      </w:r>
+    </w:p>
+    <w:p>
+      <w:pPr>
+        <w:pStyle w:val="ListBullet"/>
+      </w:pPr>
+      <w:r>
+        <w:t>3. Summarise variation</w:t>
+      </w:r>
+    </w:p>
+    <w:p>
+      <w:pPr>
+        <w:pStyle w:val="Heading3"/>
+      </w:pPr>
+      <w:r>
+        <w:t>My selected conclusion, deciding fact and explanation</w:t>
+      </w:r>
+    </w:p>
+    <w:p>
+      <w:r>
+        <w:t>________________________________________________________________</w:t>
+      </w:r>
+    </w:p>
+    <w:p>
+      <w:r>
+        <w:t>________________________________________________________________</w:t>
+      </w:r>
+    </w:p>
+    <w:p>
+      <w:r>
+        <w:t>________________________________________________________________</w:t>
+      </w:r>
+    </w:p>
+    <w:p>
+      <w:r>
+        <w:t>________________________________________________________________</w:t>
+      </w:r>
+    </w:p>
+    <w:p>
+      <w:r>
+        <w:t>________________________________________________________________</w:t>
+      </w:r>
+    </w:p>
+    <w:p>
+      <w:pPr>
+        <w:pStyle w:val="ListBullet"/>
+      </w:pPr>
+      <w:r>
+        <w:t>Hint if needed: Read the steps in the pictorial case. Match the supplied detail to the stage that performs or records it.</w:t>
+      </w:r>
+    </w:p>
+    <w:p>
+      <w:pPr>
+        <w:pStyle w:val="Heading2"/>
+      </w:pPr>
+      <w:r>
+        <w:t>Check the first explanation · reference / check after trying</w:t>
+      </w:r>
+    </w:p>
+    <w:p>
+      <w:pPr>
+        <w:spacing w:line="336" w:lineRule="auto" w:after="180"/>
+      </w:pPr>
+      <w:r>
+        <w:rPr>
+          <w:b w:val="0"/>
+        </w:rPr>
+        <w:t xml:space="preserve">After your attempt, compare with the supported explanation: Preserve context Record </w:t>
+      </w:r>
+      <w:r>
+        <w:rPr>
+          <w:b/>
+        </w:rPr>
+        <w:t>data version</w:t>
+      </w:r>
+      <w:r>
+        <w:rPr>
+          <w:b w:val="0"/>
+        </w:rPr>
+        <w:t xml:space="preserve">, split, code, settings and </w:t>
+      </w:r>
+      <w:r>
+        <w:rPr>
+          <w:b/>
+        </w:rPr>
+        <w:t>seed</w:t>
+      </w:r>
+      <w:r>
+        <w:rPr>
+          <w:b w:val="0"/>
+        </w:rPr>
+        <w:t>s, not just the winning</w:t>
+      </w:r>
+      <w:r>
+        <w:rPr>
+          <w:b/>
+        </w:rPr>
+        <w:t>80%</w:t>
+      </w:r>
+      <w:r>
+        <w:rPr>
+          <w:b w:val="0"/>
+        </w:rPr>
+        <w:t>. Read the picture in order.</w:t>
+      </w:r>
+    </w:p>
+    <w:p>
+      <w:pPr>
+        <w:spacing w:line="336" w:lineRule="auto" w:after="180"/>
+      </w:pPr>
+      <w:r>
+        <w:rPr>
+          <w:b w:val="0"/>
+        </w:rPr>
+        <w:t xml:space="preserve">Record </w:t>
+      </w:r>
+      <w:r>
+        <w:rPr>
+          <w:b/>
+        </w:rPr>
+        <w:t>data version</w:t>
+      </w:r>
+      <w:r>
+        <w:rPr>
+          <w:b w:val="0"/>
+        </w:rPr>
+        <w:t xml:space="preserve">, split, code, settings and </w:t>
+      </w:r>
+      <w:r>
+        <w:rPr>
+          <w:b/>
+        </w:rPr>
+        <w:t>seed</w:t>
+      </w:r>
+      <w:r>
+        <w:rPr>
+          <w:b w:val="0"/>
+        </w:rPr>
+        <w:t>s, not just the winning</w:t>
+      </w:r>
+      <w:r>
+        <w:rPr>
+          <w:b/>
+        </w:rPr>
+        <w:t>80%</w:t>
+      </w:r>
+      <w:r>
+        <w:rPr>
+          <w:b w:val="0"/>
+        </w:rPr>
+        <w:t xml:space="preserve">. The arrows show which recorded </w:t>
+      </w:r>
+      <w:r>
+        <w:rPr>
+          <w:b/>
+        </w:rPr>
+        <w:t>input</w:t>
+      </w:r>
+      <w:r>
+        <w:rPr>
+          <w:b w:val="0"/>
+        </w:rPr>
+        <w:t xml:space="preserve"> or intermediate result each decision uses.</w:t>
+      </w:r>
+    </w:p>
+    <w:p>
+      <w:pPr>
+        <w:spacing w:line="336" w:lineRule="auto" w:after="180"/>
+      </w:pPr>
+      <w:r>
+        <w:rPr>
+          <w:b w:val="0"/>
+        </w:rPr>
+        <w:t>Explain the deciding step aloud before checking the changed case; pointing to the final answer alone does not show how it follows.</w:t>
+      </w:r>
+    </w:p>
+    <w:p>
+      <w:pPr>
+        <w:pStyle w:val="Heading2"/>
+      </w:pPr>
+      <w:r>
+        <w:t>Changed-case question and hint</w:t>
+      </w:r>
+    </w:p>
+    <w:p>
+      <w:pPr>
+        <w:pStyle w:val="Heading3"/>
+      </w:pPr>
+      <w:r>
+        <w:t>Practice 2: explain the deciding evidence</w:t>
+      </w:r>
+    </w:p>
+    <w:p>
+      <w:pPr>
+        <w:pStyle w:val="ListBullet"/>
+      </w:pPr>
+      <w:r>
+        <w:t>Changed-case practice: The report deletes the 60% run. Which conclusion is supported by the supplied facts?</w:t>
+      </w:r>
+    </w:p>
+    <w:p>
+      <w:pPr>
+        <w:pStyle w:val="ListBullet"/>
+      </w:pPr>
+      <w:r>
+        <w:t>1. The remaining mean rises to75%, but the reported comparison becomes selectively incomplete.</w:t>
+      </w:r>
+    </w:p>
+    <w:p>
+      <w:pPr>
+        <w:pStyle w:val="ListBullet"/>
+      </w:pPr>
+      <w:r>
+        <w:t>2. This one example guarantees correct results for every future input.</w:t>
+      </w:r>
+    </w:p>
+    <w:p>
+      <w:pPr>
+        <w:pStyle w:val="ListBullet"/>
+      </w:pPr>
+      <w:r>
+        <w:t>3. We can decide the result without examining the changed input or the procedure.</w:t>
+      </w:r>
+    </w:p>
+    <w:p>
+      <w:pPr>
+        <w:pStyle w:val="Heading3"/>
+      </w:pPr>
+      <w:r>
+        <w:t>My selected conclusion, deciding fact and explanation</w:t>
+      </w:r>
+    </w:p>
+    <w:p>
+      <w:r>
+        <w:t>________________________________________________________________</w:t>
+      </w:r>
+    </w:p>
+    <w:p>
+      <w:r>
+        <w:t>________________________________________________________________</w:t>
+      </w:r>
+    </w:p>
+    <w:p>
+      <w:r>
+        <w:t>________________________________________________________________</w:t>
+      </w:r>
+    </w:p>
+    <w:p>
+      <w:r>
+        <w:t>________________________________________________________________</w:t>
+      </w:r>
+    </w:p>
+    <w:p>
+      <w:r>
+        <w:t>________________________________________________________________</w:t>
+      </w:r>
+    </w:p>
+    <w:p>
+      <w:pPr>
+        <w:pStyle w:val="ListBullet"/>
+      </w:pPr>
+      <w:r>
+        <w:t>Hint if needed: Use the changed condition and the deciding step in the pictorial trace. The answer must say what follows from those facts.</w:t>
+      </w:r>
+    </w:p>
+    <w:p>
+      <w:pPr>
+        <w:pStyle w:val="Heading2"/>
+      </w:pPr>
+      <w:r>
+        <w:t>Check the changed explanation · reference / check after trying</w:t>
+      </w:r>
+    </w:p>
+    <w:p>
+      <w:pPr>
+        <w:spacing w:line="336" w:lineRule="auto" w:after="180"/>
+      </w:pPr>
+      <w:r>
+        <w:rPr>
+          <w:b w:val="0"/>
+        </w:rPr>
+        <w:t>After your attempt, compare with the supported explanation: The remaining mean rises to75%, but the reported comparison becomes selectively incomplete.</w:t>
+      </w:r>
+    </w:p>
+    <w:p>
+      <w:pPr>
+        <w:spacing w:line="336" w:lineRule="auto" w:after="180"/>
+      </w:pPr>
+      <w:r>
+        <w:rPr>
+          <w:b w:val="0"/>
+        </w:rPr>
+        <w:t xml:space="preserve">Removing an unfavourable declared run changes the </w:t>
+      </w:r>
+      <w:r>
+        <w:rPr>
+          <w:b/>
+        </w:rPr>
+        <w:t>evidence</w:t>
+      </w:r>
+      <w:r>
+        <w:rPr>
+          <w:b w:val="0"/>
+        </w:rPr>
+        <w:t xml:space="preserve"> rather than improving the method.</w:t>
+      </w:r>
+    </w:p>
+    <w:p>
+      <w:pPr>
+        <w:pStyle w:val="Heading2"/>
+      </w:pPr>
+      <w:r>
+        <w:t>Repair and keep the record</w:t>
+      </w:r>
+    </w:p>
+    <w:p>
+      <w:pPr>
+        <w:spacing w:line="336" w:lineRule="auto" w:after="180"/>
+      </w:pPr>
+      <w:r>
+        <w:rPr>
+          <w:b w:val="0"/>
+        </w:rPr>
+        <w:t>Review Metrics Match Consequences (ai-4/25). Goal: Apply a declared score threshold including equality. Short practice: Which labels determine the false-alarm count at threshold 0.4?</w:t>
+      </w:r>
+    </w:p>
+    <w:p>
+      <w:pPr>
+        <w:spacing w:line="336" w:lineRule="auto" w:after="180"/>
+      </w:pPr>
+      <w:r>
+        <w:rPr>
+          <w:b w:val="0"/>
+        </w:rPr>
+        <w:t xml:space="preserve">Point to the relevant step in the picture, then write the changed result and the rule or </w:t>
+      </w:r>
+      <w:r>
+        <w:rPr>
+          <w:b/>
+        </w:rPr>
+        <w:t>evidence</w:t>
+      </w:r>
+      <w:r>
+        <w:rPr>
+          <w:b w:val="0"/>
+        </w:rPr>
+        <w:t xml:space="preserve"> that supports it.. Return to this week and explain what you changed.</w:t>
+      </w:r>
+    </w:p>
+    <w:p>
+      <w:pPr>
+        <w:spacing w:line="336" w:lineRule="auto" w:after="180"/>
+      </w:pPr>
+      <w:r>
+        <w:rPr>
+          <w:b w:val="0"/>
+        </w:rPr>
+        <w:t xml:space="preserve">Review Hold Out Test Data (ai-4/23). Goal: Freeze the full evaluation procedure before testing. Short practice: What is needed for an honest final claim about the revised </w:t>
+      </w:r>
+      <w:r>
+        <w:rPr>
+          <w:b/>
+        </w:rPr>
+        <w:t>version</w:t>
+      </w:r>
+      <w:r>
+        <w:rPr>
+          <w:b w:val="0"/>
+        </w:rPr>
+        <w:t>?</w:t>
+      </w:r>
+    </w:p>
+    <w:p>
+      <w:pPr>
+        <w:spacing w:line="336" w:lineRule="auto" w:after="180"/>
+      </w:pPr>
+      <w:r>
+        <w:rPr>
+          <w:b w:val="0"/>
+        </w:rPr>
+        <w:t xml:space="preserve">Point to the relevant step in the picture, then write the changed result and the rule or </w:t>
+      </w:r>
+      <w:r>
+        <w:rPr>
+          <w:b/>
+        </w:rPr>
+        <w:t>evidence</w:t>
+      </w:r>
+      <w:r>
+        <w:rPr>
+          <w:b w:val="0"/>
+        </w:rPr>
+        <w:t xml:space="preserve"> that supports it.. Return to this week and explain what you changed.</w:t>
+      </w:r>
+    </w:p>
+    <w:p>
+      <w:pPr>
+        <w:spacing w:line="336" w:lineRule="auto" w:after="180"/>
+      </w:pPr>
+      <w:r>
+        <w:rPr>
+          <w:b w:val="0"/>
+        </w:rPr>
+        <w:t xml:space="preserve">Review Mean, Median, and Baselines (ai-4/20). Goal: Fit mean and median constant baselines on </w:t>
+      </w:r>
+      <w:r>
+        <w:rPr>
+          <w:b/>
+        </w:rPr>
+        <w:t>training</w:t>
+      </w:r>
+      <w:r>
+        <w:rPr>
+          <w:b w:val="0"/>
+        </w:rPr>
+        <w:t xml:space="preserve"> targets. Short practice: Does either original baseline win under evaluation MAE?</w:t>
+      </w:r>
+    </w:p>
+    <w:p>
+      <w:pPr>
+        <w:spacing w:line="336" w:lineRule="auto" w:after="180"/>
+      </w:pPr>
+      <w:r>
+        <w:rPr>
+          <w:b w:val="0"/>
+        </w:rPr>
+        <w:t xml:space="preserve">Point to the relevant step in the picture, then write the changed result and the rule or </w:t>
+      </w:r>
+      <w:r>
+        <w:rPr>
+          <w:b/>
+        </w:rPr>
+        <w:t>evidence</w:t>
+      </w:r>
+      <w:r>
+        <w:rPr>
+          <w:b w:val="0"/>
+        </w:rPr>
+        <w:t xml:space="preserve"> that supports it.. Return to this week and explain what you changed.</w:t>
+      </w:r>
+    </w:p>
+    <w:p>
+      <w:pPr>
+        <w:spacing w:line="336" w:lineRule="auto" w:after="180"/>
+      </w:pPr>
+      <w:r>
+        <w:rPr>
+          <w:b w:val="0"/>
+        </w:rPr>
+        <w:t xml:space="preserve">The browser lab lets you edit the supported Python examples already included in this lesson. Predict first, run, inspect the actual </w:t>
+      </w:r>
+      <w:r>
+        <w:rPr>
+          <w:b/>
+        </w:rPr>
+        <w:t>output</w:t>
+      </w:r>
+      <w:r>
+        <w:rPr>
+          <w:b w:val="0"/>
+        </w:rPr>
+        <w:t xml:space="preserve"> or error, change one </w:t>
+      </w:r>
+      <w:r>
+        <w:rPr>
+          <w:b/>
+        </w:rPr>
+        <w:t>input</w:t>
+      </w:r>
+      <w:r>
+        <w:rPr>
+          <w:b w:val="0"/>
+        </w:rPr>
+        <w:t>, then run again.</w:t>
+      </w:r>
+    </w:p>
+    <w:p>
+      <w:pPr>
+        <w:spacing w:line="336" w:lineRule="auto" w:after="180"/>
+      </w:pPr>
+      <w:r>
+        <w:rPr>
+          <w:b w:val="0"/>
+        </w:rPr>
+        <w:t xml:space="preserve">Keep code, </w:t>
+      </w:r>
+      <w:r>
+        <w:rPr>
+          <w:b/>
+        </w:rPr>
+        <w:t>prediction</w:t>
+      </w:r>
+      <w:r>
+        <w:rPr>
+          <w:b w:val="0"/>
+        </w:rPr>
+        <w:t>s, actual results and a reasoned revision together. On paper, label your result as a trace rather than an execution.</w:t>
+      </w:r>
+    </w:p>
+    <w:p>
+      <w:pPr>
+        <w:spacing w:line="336" w:lineRule="auto" w:after="180"/>
+      </w:pPr>
+      <w:r>
+        <w:rPr>
+          <w:b w:val="0"/>
+        </w:rPr>
+        <w:t xml:space="preserve">Use Download completed work in the hosted lesson to export your answers, reflections, practice feedback and code-run </w:t>
+      </w:r>
+      <w:r>
+        <w:rPr>
+          <w:b/>
+        </w:rPr>
+        <w:t>evidence</w:t>
+      </w:r>
+      <w:r>
+        <w:rPr>
+          <w:b w:val="0"/>
+        </w:rPr>
+        <w:t>. Open the HTML copy to read or print it.</w:t>
+      </w:r>
+    </w:p>
+    <w:p>
+      <w:pPr>
+        <w:spacing w:line="336" w:lineRule="auto" w:after="180"/>
+      </w:pPr>
+      <w:r>
+        <w:rPr>
+          <w:b w:val="0"/>
+        </w:rPr>
+        <w:t>Drafts stay in this browser when storage is available; clear drafts on a shared device.</w:t>
+      </w:r>
+    </w:p>
+    <w:p>
+      <w:pPr>
+        <w:pStyle w:val="Heading3"/>
+      </w:pPr>
+      <w:r>
+        <w:t>What I repaired, the evidence I kept and the next test</w:t>
+      </w:r>
+    </w:p>
+    <w:p>
+      <w:r>
+        <w:t>________________________________________________________________</w:t>
+      </w:r>
+    </w:p>
+    <w:p>
+      <w:r>
+        <w:t>________________________________________________________________</w:t>
+      </w:r>
+    </w:p>
+    <w:p>
+      <w:r>
+        <w:t>________________________________________________________________</w:t>
+      </w:r>
+    </w:p>
+    <w:p>
+      <w:r>
+        <w:t>________________________________________________________________</w:t>
+      </w:r>
+    </w:p>
+    <w:p>
+      <w:r>
+        <w:t>________________________________________________________________</w:t>
+      </w:r>
+    </w:p>
+    <w:p>
+      <w:pPr>
+        <w:pStyle w:val="Heading2"/>
+      </w:pPr>
+      <w:r>
+        <w:t>Earlier wording, alternatives and picture transcripts · reference / check after trying</w:t>
       </w:r>
     </w:p>
     <w:p>
@@ -2640,116 +2920,10 @@
     </w:p>
     <w:p>
       <w:pPr>
-        <w:spacing w:line="336" w:lineRule="auto" w:after="180"/>
-      </w:pPr>
-      <w:r>
-        <w:rPr>
-          <w:b w:val="0"/>
-        </w:rPr>
-        <w:t xml:space="preserve">Record variation across declared </w:t>
-      </w:r>
-      <w:r>
-        <w:rPr>
-          <w:b/>
-        </w:rPr>
-        <w:t>seed</w:t>
-      </w:r>
-      <w:r>
-        <w:rPr>
-          <w:b w:val="0"/>
-        </w:rPr>
-        <w:t>s instead of selecting the prettiest run.</w:t>
-      </w:r>
-    </w:p>
-    <w:p>
-      <w:pPr>
         <w:pStyle w:val="Heading3"/>
       </w:pPr>
       <w:r>
-        <w:t>Practice 1: explain the deciding evidence</w:t>
-      </w:r>
-    </w:p>
-    <w:p>
-      <w:pPr>
-        <w:spacing w:line="336" w:lineRule="auto" w:after="180"/>
-      </w:pPr>
-      <w:r>
-        <w:rPr>
-          <w:b w:val="0"/>
-        </w:rPr>
-        <w:t xml:space="preserve">Which labelled step matches this detail? Record </w:t>
-      </w:r>
-      <w:r>
-        <w:rPr>
-          <w:b/>
-        </w:rPr>
-        <w:t>data version</w:t>
-      </w:r>
-      <w:r>
-        <w:rPr>
-          <w:b w:val="0"/>
-        </w:rPr>
-        <w:t xml:space="preserve">, split, code, settings and </w:t>
-      </w:r>
-      <w:r>
-        <w:rPr>
-          <w:b/>
-        </w:rPr>
-        <w:t>seed</w:t>
-      </w:r>
-      <w:r>
-        <w:rPr>
-          <w:b w:val="0"/>
-        </w:rPr>
-        <w:t>s, not just the winning</w:t>
-      </w:r>
-      <w:r>
-        <w:rPr>
-          <w:b/>
-        </w:rPr>
-        <w:t>80%</w:t>
-      </w:r>
-      <w:r>
-        <w:rPr>
-          <w:b w:val="0"/>
-        </w:rPr>
-        <w:t>.</w:t>
-      </w:r>
-    </w:p>
-    <w:p>
-      <w:pPr>
-        <w:spacing w:line="336" w:lineRule="auto" w:after="180"/>
-        <w:shd w:fill="F4F9FC"/>
-      </w:pPr>
-      <w:r>
-        <w:rPr>
-          <w:b w:val="0"/>
-        </w:rPr>
-        <w:t>1. Preserve context</w:t>
-      </w:r>
-    </w:p>
-    <w:p>
-      <w:pPr>
-        <w:spacing w:line="336" w:lineRule="auto" w:after="180"/>
-        <w:shd w:fill="F4F9FC"/>
-      </w:pPr>
-      <w:r>
-        <w:rPr>
-          <w:b w:val="0"/>
-        </w:rPr>
-        <w:t>2. Keep run identities</w:t>
-      </w:r>
-    </w:p>
-    <w:p>
-      <w:pPr>
-        <w:spacing w:line="336" w:lineRule="auto" w:after="180"/>
-        <w:shd w:fill="F4F9FC"/>
-      </w:pPr>
-      <w:r>
-        <w:rPr>
-          <w:b w:val="0"/>
-        </w:rPr>
-        <w:t>3. Summarise variation</w:t>
+        <w:t>Repair a missing building block</w:t>
       </w:r>
     </w:p>
     <w:p>
@@ -2757,32 +2931,7 @@
         <w:pStyle w:val="Heading3"/>
       </w:pPr>
       <w:r>
-        <w:t>My selected conclusion, deciding fact and explanation</w:t>
-      </w:r>
-    </w:p>
-    <w:p>
-      <w:r>
-        <w:t>________________________________________________________________</w:t>
-      </w:r>
-    </w:p>
-    <w:p>
-      <w:r>
-        <w:t>________________________________________________________________</w:t>
-      </w:r>
-    </w:p>
-    <w:p>
-      <w:r>
-        <w:t>________________________________________________________________</w:t>
-      </w:r>
-    </w:p>
-    <w:p>
-      <w:r>
-        <w:t>________________________________________________________________</w:t>
-      </w:r>
-    </w:p>
-    <w:p>
-      <w:r>
-        <w:t>________________________________________________________________</w:t>
+        <w:t>Predict, run and debug</w:t>
       </w:r>
     </w:p>
     <w:p>
@@ -2790,637 +2939,25 @@
         <w:pStyle w:val="Heading3"/>
       </w:pPr>
       <w:r>
-        <w:t>Hint · try first</w:t>
-      </w:r>
-    </w:p>
-    <w:p>
-      <w:pPr>
-        <w:spacing w:line="336" w:lineRule="auto" w:after="180"/>
-        <w:shd w:fill="F1F6F8"/>
-      </w:pPr>
-      <w:r>
-        <w:rPr>
-          <w:b w:val="0"/>
-        </w:rPr>
-        <w:t>Hint if needed: Read the steps in the pictorial case. Match the supplied detail to the stage that performs or records it.</w:t>
-      </w:r>
-    </w:p>
-    <w:p>
-      <w:pPr>
-        <w:pStyle w:val="Heading3"/>
-      </w:pPr>
-      <w:r>
-        <w:t>Feedback · compare after trying</w:t>
-      </w:r>
-    </w:p>
-    <w:p>
-      <w:pPr>
-        <w:spacing w:line="336" w:lineRule="auto" w:after="180"/>
-        <w:shd w:fill="F1F6FC"/>
-      </w:pPr>
-      <w:r>
-        <w:rPr>
-          <w:b w:val="0"/>
-        </w:rPr>
-        <w:t xml:space="preserve">After your attempt, compare with the supported explanation: Preserve context Record </w:t>
-      </w:r>
-      <w:r>
-        <w:rPr>
-          <w:b/>
-        </w:rPr>
-        <w:t>data version</w:t>
-      </w:r>
-      <w:r>
-        <w:rPr>
-          <w:b w:val="0"/>
-        </w:rPr>
-        <w:t xml:space="preserve">, split, code, settings and </w:t>
-      </w:r>
-      <w:r>
-        <w:rPr>
-          <w:b/>
-        </w:rPr>
-        <w:t>seed</w:t>
-      </w:r>
-      <w:r>
-        <w:rPr>
-          <w:b w:val="0"/>
-        </w:rPr>
-        <w:t>s, not just the winning</w:t>
-      </w:r>
-      <w:r>
-        <w:rPr>
-          <w:b/>
-        </w:rPr>
-        <w:t>80%</w:t>
-      </w:r>
-      <w:r>
-        <w:rPr>
-          <w:b w:val="0"/>
-        </w:rPr>
-        <w:t>. Read the picture in order.</w:t>
-      </w:r>
-    </w:p>
-    <w:p>
-      <w:pPr>
-        <w:spacing w:line="336" w:lineRule="auto" w:after="180"/>
-        <w:shd w:fill="F1F6FC"/>
-      </w:pPr>
-      <w:r>
-        <w:rPr>
-          <w:b w:val="0"/>
-        </w:rPr>
-        <w:t xml:space="preserve">Record </w:t>
-      </w:r>
-      <w:r>
-        <w:rPr>
-          <w:b/>
-        </w:rPr>
-        <w:t>data version</w:t>
-      </w:r>
-      <w:r>
-        <w:rPr>
-          <w:b w:val="0"/>
-        </w:rPr>
-        <w:t xml:space="preserve">, split, code, settings and </w:t>
-      </w:r>
-      <w:r>
-        <w:rPr>
-          <w:b/>
-        </w:rPr>
-        <w:t>seed</w:t>
-      </w:r>
-      <w:r>
-        <w:rPr>
-          <w:b w:val="0"/>
-        </w:rPr>
-        <w:t>s, not just the winning</w:t>
-      </w:r>
-      <w:r>
-        <w:rPr>
-          <w:b/>
-        </w:rPr>
-        <w:t>80%</w:t>
-      </w:r>
-      <w:r>
-        <w:rPr>
-          <w:b w:val="0"/>
-        </w:rPr>
-        <w:t xml:space="preserve">. The arrows show which recorded </w:t>
-      </w:r>
-      <w:r>
-        <w:rPr>
-          <w:b/>
-        </w:rPr>
-        <w:t>input</w:t>
-      </w:r>
-      <w:r>
-        <w:rPr>
-          <w:b w:val="0"/>
-        </w:rPr>
-        <w:t xml:space="preserve"> or intermediate result each decision uses.</w:t>
-      </w:r>
-    </w:p>
-    <w:p>
-      <w:pPr>
-        <w:spacing w:line="336" w:lineRule="auto" w:after="180"/>
-        <w:shd w:fill="F1F6FC"/>
-      </w:pPr>
-      <w:r>
-        <w:rPr>
-          <w:b w:val="0"/>
-        </w:rPr>
-        <w:t>Explain the deciding step aloud before checking the changed case; pointing to the final answer alone does not show how it follows.</w:t>
-      </w:r>
-    </w:p>
-    <w:p>
-      <w:pPr>
-        <w:pStyle w:val="Heading3"/>
-      </w:pPr>
-      <w:r>
-        <w:t>Practice 2: explain the deciding evidence</w:t>
-      </w:r>
-    </w:p>
-    <w:p>
-      <w:pPr>
-        <w:pStyle w:val="Heading3"/>
-      </w:pPr>
-      <w:r>
-        <w:t>Changed case · predict first</w:t>
-      </w:r>
-    </w:p>
-    <w:p>
-      <w:pPr>
-        <w:spacing w:line="336" w:lineRule="auto" w:after="180"/>
-        <w:shd w:fill="F5F1FB"/>
-      </w:pPr>
-      <w:r>
-        <w:rPr>
-          <w:b w:val="0"/>
-        </w:rPr>
-        <w:t xml:space="preserve">Changed-case practice: The report deletes the </w:t>
-      </w:r>
-      <w:r>
-        <w:rPr>
-          <w:b/>
-        </w:rPr>
-        <w:t>60%</w:t>
-      </w:r>
-      <w:r>
-        <w:rPr>
-          <w:b w:val="0"/>
-        </w:rPr>
-        <w:t xml:space="preserve"> run. Which conclusion is supported by the supplied facts?</w:t>
-      </w:r>
-    </w:p>
-    <w:p>
-      <w:pPr>
-        <w:spacing w:line="336" w:lineRule="auto" w:after="180"/>
-        <w:shd w:fill="F4F9FC"/>
-      </w:pPr>
-      <w:r>
-        <w:rPr>
-          <w:b w:val="0"/>
-        </w:rPr>
-        <w:t>1. The remaining mean rises to75%, but the reported comparison becomes selectively incomplete.</w:t>
-      </w:r>
-    </w:p>
-    <w:p>
-      <w:pPr>
-        <w:spacing w:line="336" w:lineRule="auto" w:after="180"/>
-        <w:shd w:fill="F4F9FC"/>
-      </w:pPr>
-      <w:r>
-        <w:rPr>
-          <w:b w:val="0"/>
-        </w:rPr>
-        <w:t xml:space="preserve">2. This one example guarantees correct results for every future </w:t>
-      </w:r>
-      <w:r>
-        <w:rPr>
-          <w:b/>
-        </w:rPr>
-        <w:t>input</w:t>
-      </w:r>
-      <w:r>
-        <w:rPr>
-          <w:b w:val="0"/>
-        </w:rPr>
-        <w:t>.</w:t>
-      </w:r>
-    </w:p>
-    <w:p>
-      <w:pPr>
-        <w:spacing w:line="336" w:lineRule="auto" w:after="180"/>
-        <w:shd w:fill="F4F9FC"/>
-      </w:pPr>
-      <w:r>
-        <w:rPr>
-          <w:b w:val="0"/>
-        </w:rPr>
-        <w:t xml:space="preserve">3. We can decide the result without examining the changed </w:t>
-      </w:r>
-      <w:r>
-        <w:rPr>
-          <w:b/>
-        </w:rPr>
-        <w:t>input</w:t>
-      </w:r>
-      <w:r>
-        <w:rPr>
-          <w:b w:val="0"/>
-        </w:rPr>
-        <w:t xml:space="preserve"> or the procedure.</w:t>
-      </w:r>
-    </w:p>
-    <w:p>
-      <w:pPr>
-        <w:pStyle w:val="Heading3"/>
-      </w:pPr>
-      <w:r>
-        <w:t>My selected conclusion, deciding fact and explanation</w:t>
-      </w:r>
-    </w:p>
-    <w:p>
-      <w:r>
-        <w:t>________________________________________________________________</w:t>
-      </w:r>
-    </w:p>
-    <w:p>
-      <w:r>
-        <w:t>________________________________________________________________</w:t>
-      </w:r>
-    </w:p>
-    <w:p>
-      <w:r>
-        <w:t>________________________________________________________________</w:t>
-      </w:r>
-    </w:p>
-    <w:p>
-      <w:r>
-        <w:t>________________________________________________________________</w:t>
-      </w:r>
-    </w:p>
-    <w:p>
-      <w:r>
-        <w:t>________________________________________________________________</w:t>
-      </w:r>
-    </w:p>
-    <w:p>
-      <w:pPr>
-        <w:pStyle w:val="Heading3"/>
-      </w:pPr>
-      <w:r>
-        <w:t>Hint · try first</w:t>
-      </w:r>
-    </w:p>
-    <w:p>
-      <w:pPr>
-        <w:spacing w:line="336" w:lineRule="auto" w:after="180"/>
-        <w:shd w:fill="F1F6F8"/>
-      </w:pPr>
-      <w:r>
-        <w:rPr>
-          <w:b w:val="0"/>
-        </w:rPr>
-        <w:t>Hint if needed: Use the changed condition and the deciding step in the pictorial trace. The answer must say what follows from those facts.</w:t>
-      </w:r>
-    </w:p>
-    <w:p>
-      <w:pPr>
-        <w:pStyle w:val="Heading3"/>
-      </w:pPr>
-      <w:r>
-        <w:t>Feedback · compare after trying</w:t>
-      </w:r>
-    </w:p>
-    <w:p>
-      <w:pPr>
-        <w:spacing w:line="336" w:lineRule="auto" w:after="180"/>
-        <w:shd w:fill="F1F6FC"/>
-      </w:pPr>
-      <w:r>
-        <w:rPr>
-          <w:b w:val="0"/>
-        </w:rPr>
-        <w:t>After your attempt, compare with the supported explanation: The remaining mean rises to75%, but the reported comparison becomes selectively incomplete.</w:t>
-      </w:r>
-    </w:p>
-    <w:p>
-      <w:pPr>
-        <w:spacing w:line="336" w:lineRule="auto" w:after="180"/>
-        <w:shd w:fill="F1F6FC"/>
-      </w:pPr>
-      <w:r>
-        <w:rPr>
-          <w:b w:val="0"/>
-        </w:rPr>
-        <w:t xml:space="preserve">Removing an unfavourable declared run changes the </w:t>
-      </w:r>
-      <w:r>
-        <w:rPr>
-          <w:b/>
-        </w:rPr>
-        <w:t>evidence</w:t>
-      </w:r>
-      <w:r>
-        <w:rPr>
-          <w:b w:val="0"/>
-        </w:rPr>
-        <w:t xml:space="preserve"> rather than improving the method.</w:t>
-      </w:r>
-    </w:p>
-    <w:p>
-      <w:pPr>
-        <w:pStyle w:val="Heading3"/>
-      </w:pPr>
-      <w:r>
-        <w:t>Repair a missing building block</w:t>
-      </w:r>
-    </w:p>
-    <w:p>
-      <w:pPr>
-        <w:spacing w:line="336" w:lineRule="auto" w:after="180"/>
-      </w:pPr>
-      <w:r>
-        <w:rPr>
-          <w:b w:val="0"/>
-        </w:rPr>
-        <w:t>Review Metrics Match Consequences (ai-4/25). Goal: Apply a declared score threshold including equality. Short practice: Which labels determine the false-alarm count at threshold 0.4?</w:t>
-      </w:r>
-    </w:p>
-    <w:p>
-      <w:pPr>
-        <w:spacing w:line="336" w:lineRule="auto" w:after="180"/>
-      </w:pPr>
-      <w:r>
-        <w:rPr>
-          <w:b w:val="0"/>
-        </w:rPr>
-        <w:t xml:space="preserve">Point to the relevant step in the picture, then write the changed result and the rule or </w:t>
-      </w:r>
-      <w:r>
-        <w:rPr>
-          <w:b/>
-        </w:rPr>
-        <w:t>evidence</w:t>
-      </w:r>
-      <w:r>
-        <w:rPr>
-          <w:b w:val="0"/>
-        </w:rPr>
-        <w:t xml:space="preserve"> that supports it.. Return to this week and explain what you changed.</w:t>
-      </w:r>
-    </w:p>
-    <w:p>
-      <w:pPr>
-        <w:spacing w:line="336" w:lineRule="auto" w:after="180"/>
-      </w:pPr>
-      <w:r>
-        <w:rPr>
-          <w:b w:val="0"/>
-        </w:rPr>
-        <w:t xml:space="preserve">Review Hold Out Test Data (ai-4/23). Goal: Freeze the full evaluation procedure before testing. Short practice: What is needed for an honest final claim about the revised </w:t>
-      </w:r>
-      <w:r>
-        <w:rPr>
-          <w:b/>
-        </w:rPr>
-        <w:t>version</w:t>
-      </w:r>
-      <w:r>
-        <w:rPr>
-          <w:b w:val="0"/>
-        </w:rPr>
-        <w:t>?</w:t>
-      </w:r>
-    </w:p>
-    <w:p>
-      <w:pPr>
-        <w:spacing w:line="336" w:lineRule="auto" w:after="180"/>
-      </w:pPr>
-      <w:r>
-        <w:rPr>
-          <w:b w:val="0"/>
-        </w:rPr>
-        <w:t xml:space="preserve">Point to the relevant step in the picture, then write the changed result and the rule or </w:t>
-      </w:r>
-      <w:r>
-        <w:rPr>
-          <w:b/>
-        </w:rPr>
-        <w:t>evidence</w:t>
-      </w:r>
-      <w:r>
-        <w:rPr>
-          <w:b w:val="0"/>
-        </w:rPr>
-        <w:t xml:space="preserve"> that supports it.. Return to this week and explain what you changed.</w:t>
-      </w:r>
-    </w:p>
-    <w:p>
-      <w:pPr>
-        <w:spacing w:line="336" w:lineRule="auto" w:after="180"/>
-      </w:pPr>
-      <w:r>
-        <w:rPr>
-          <w:b w:val="0"/>
-        </w:rPr>
-        <w:t xml:space="preserve">Review Mean, Median, and Baselines (ai-4/20). Goal: Fit mean and median constant baselines on </w:t>
-      </w:r>
-      <w:r>
-        <w:rPr>
-          <w:b/>
-        </w:rPr>
-        <w:t>training</w:t>
-      </w:r>
-      <w:r>
-        <w:rPr>
-          <w:b w:val="0"/>
-        </w:rPr>
-        <w:t xml:space="preserve"> targets. Short practice: Does either original baseline win under evaluation MAE?</w:t>
-      </w:r>
-    </w:p>
-    <w:p>
-      <w:pPr>
-        <w:spacing w:line="336" w:lineRule="auto" w:after="180"/>
-      </w:pPr>
-      <w:r>
-        <w:rPr>
-          <w:b w:val="0"/>
-        </w:rPr>
-        <w:t xml:space="preserve">Point to the relevant step in the picture, then write the changed result and the rule or </w:t>
-      </w:r>
-      <w:r>
-        <w:rPr>
-          <w:b/>
-        </w:rPr>
-        <w:t>evidence</w:t>
-      </w:r>
-      <w:r>
-        <w:rPr>
-          <w:b w:val="0"/>
-        </w:rPr>
-        <w:t xml:space="preserve"> that supports it.. Return to this week and explain what you changed.</w:t>
-      </w:r>
-    </w:p>
-    <w:p>
-      <w:pPr>
-        <w:pStyle w:val="Heading3"/>
-      </w:pPr>
-      <w:r>
-        <w:t>Predict, run and debug</w:t>
-      </w:r>
-    </w:p>
-    <w:p>
-      <w:pPr>
-        <w:spacing w:line="336" w:lineRule="auto" w:after="180"/>
-      </w:pPr>
-      <w:r>
-        <w:rPr>
-          <w:b w:val="0"/>
-        </w:rPr>
-        <w:t xml:space="preserve">The browser lab lets you edit the supported Python examples already included in this lesson. Predict first, run, inspect the actual </w:t>
-      </w:r>
-      <w:r>
-        <w:rPr>
-          <w:b/>
-        </w:rPr>
-        <w:t>output</w:t>
-      </w:r>
-      <w:r>
-        <w:rPr>
-          <w:b w:val="0"/>
-        </w:rPr>
-        <w:t xml:space="preserve"> or error, change one </w:t>
-      </w:r>
-      <w:r>
-        <w:rPr>
-          <w:b/>
-        </w:rPr>
-        <w:t>input</w:t>
-      </w:r>
-      <w:r>
-        <w:rPr>
-          <w:b w:val="0"/>
-        </w:rPr>
-        <w:t>, then run again.</w:t>
-      </w:r>
-    </w:p>
-    <w:p>
-      <w:pPr>
-        <w:spacing w:line="336" w:lineRule="auto" w:after="180"/>
-      </w:pPr>
-      <w:r>
-        <w:rPr>
-          <w:b w:val="0"/>
-        </w:rPr>
-        <w:t xml:space="preserve">Keep code, </w:t>
-      </w:r>
-      <w:r>
-        <w:rPr>
-          <w:b/>
-        </w:rPr>
-        <w:t>prediction</w:t>
-      </w:r>
-      <w:r>
-        <w:rPr>
-          <w:b w:val="0"/>
-        </w:rPr>
-        <w:t>s, actual results and a reasoned revision together. On paper, label your result as a trace rather than an execution.</w:t>
-      </w:r>
-    </w:p>
-    <w:p>
-      <w:pPr>
-        <w:pStyle w:val="Heading3"/>
-      </w:pPr>
-      <w:r>
         <w:t>Keep your completed work</w:t>
       </w:r>
     </w:p>
     <w:p>
       <w:pPr>
-        <w:spacing w:line="336" w:lineRule="auto" w:after="180"/>
-      </w:pPr>
-      <w:r>
-        <w:rPr>
-          <w:b w:val="0"/>
-        </w:rPr>
-        <w:t xml:space="preserve">Use Download completed work in the hosted lesson to export your answers, reflections, practice feedback and code-run </w:t>
-      </w:r>
-      <w:r>
-        <w:rPr>
-          <w:b/>
-        </w:rPr>
-        <w:t>evidence</w:t>
-      </w:r>
-      <w:r>
-        <w:rPr>
-          <w:b w:val="0"/>
-        </w:rPr>
-        <w:t>. Open the HTML copy to read or print it.</w:t>
-      </w:r>
-    </w:p>
-    <w:p>
-      <w:pPr>
-        <w:spacing w:line="336" w:lineRule="auto" w:after="180"/>
-      </w:pPr>
-      <w:r>
-        <w:rPr>
-          <w:b w:val="0"/>
-        </w:rPr>
-        <w:t>Drafts stay in this browser when storage is available; clear drafts on a shared device.</w:t>
-      </w:r>
-    </w:p>
-    <w:p>
-      <w:pPr>
-        <w:pStyle w:val="Heading3"/>
-      </w:pPr>
-      <w:r>
-        <w:t>What I repaired, the evidence I kept and the next test</w:t>
-      </w:r>
-    </w:p>
-    <w:p>
-      <w:r>
-        <w:t>________________________________________________________________</w:t>
-      </w:r>
-    </w:p>
-    <w:p>
-      <w:r>
-        <w:t>________________________________________________________________</w:t>
-      </w:r>
-    </w:p>
-    <w:p>
-      <w:r>
-        <w:t>________________________________________________________________</w:t>
-      </w:r>
-    </w:p>
-    <w:p>
-      <w:r>
-        <w:t>________________________________________________________________</w:t>
-      </w:r>
-    </w:p>
-    <w:p>
-      <w:r>
-        <w:t>________________________________________________________________</w:t>
-      </w:r>
-    </w:p>
-    <w:p>
-      <w:pPr>
         <w:pStyle w:val="Heading1"/>
       </w:pPr>
       <w:r>
-        <w:t>26. Visual concept journey</w:t>
-      </w:r>
-    </w:p>
-    <w:p>
-      <w:r>
-        <w:t>Explain each Reproducible Experiments picture from its labels, then record a relevant limit.</w:t>
-      </w:r>
-    </w:p>
-    <w:p>
-      <w:pPr>
-        <w:pStyle w:val="Heading3"/>
+        <w:t>26. Reference · Six-picture response sheets</w:t>
+      </w:r>
+    </w:p>
+    <w:p>
+      <w:r>
+        <w:t>Choose the relevant picture instead of repeating every task.</w:t>
+      </w:r>
+    </w:p>
+    <w:p>
+      <w:pPr>
+        <w:pStyle w:val="Heading2"/>
       </w:pPr>
       <w:r>
         <w:t>01. Reproducible Experiments: the case</w:t>
@@ -3547,7 +3084,6 @@
     <w:p>
       <w:pPr>
         <w:spacing w:line="336" w:lineRule="auto" w:after="180"/>
-        <w:shd w:fill="F5F1FB"/>
       </w:pPr>
       <w:r>
         <w:rPr>
@@ -3586,7 +3122,7 @@
     </w:p>
     <w:p>
       <w:pPr>
-        <w:pStyle w:val="Heading3"/>
+        <w:pStyle w:val="Heading2"/>
       </w:pPr>
       <w:r>
         <w:t>02. Follow the deciding steps</w:t>
@@ -3726,7 +3262,6 @@
     <w:p>
       <w:pPr>
         <w:spacing w:line="336" w:lineRule="auto" w:after="180"/>
-        <w:shd w:fill="F5F1FB"/>
       </w:pPr>
       <w:r>
         <w:rPr>
@@ -3777,7 +3312,7 @@
     </w:p>
     <w:p>
       <w:pPr>
-        <w:pStyle w:val="Heading3"/>
+        <w:pStyle w:val="Heading2"/>
       </w:pPr>
       <w:r>
         <w:t>03. All declared seeds</w:t>
@@ -3881,7 +3416,6 @@
     <w:p>
       <w:pPr>
         <w:spacing w:line="336" w:lineRule="auto" w:after="180"/>
-        <w:shd w:fill="F5F1FB"/>
       </w:pPr>
       <w:r>
         <w:rPr>
@@ -3920,7 +3454,7 @@
     </w:p>
     <w:p>
       <w:pPr>
-        <w:pStyle w:val="Heading3"/>
+        <w:pStyle w:val="Heading2"/>
       </w:pPr>
       <w:r>
         <w:t>04. Change one thing. Trace what follows.</w:t>
@@ -4047,7 +3581,6 @@
     <w:p>
       <w:pPr>
         <w:spacing w:line="336" w:lineRule="auto" w:after="180"/>
-        <w:shd w:fill="F5F1FB"/>
       </w:pPr>
       <w:r>
         <w:rPr>
@@ -4086,7 +3619,7 @@
     </w:p>
     <w:p>
       <w:pPr>
-        <w:pStyle w:val="Heading3"/>
+        <w:pStyle w:val="Heading2"/>
       </w:pPr>
       <w:r>
         <w:t>05. Connect the explanation to its limit</w:t>
@@ -4224,7 +3757,6 @@
     <w:p>
       <w:pPr>
         <w:spacing w:line="336" w:lineRule="auto" w:after="180"/>
-        <w:shd w:fill="F5F1FB"/>
       </w:pPr>
       <w:r>
         <w:rPr>
@@ -4263,7 +3795,7 @@
     </w:p>
     <w:p>
       <w:pPr>
-        <w:pStyle w:val="Heading3"/>
+        <w:pStyle w:val="Heading2"/>
       </w:pPr>
       <w:r>
         <w:t>06. Make the idea visible in your project</w:t>
@@ -4389,7 +3921,6 @@
     <w:p>
       <w:pPr>
         <w:spacing w:line="336" w:lineRule="auto" w:after="180"/>
-        <w:shd w:fill="F5F1FB"/>
       </w:pPr>
       <w:r>
         <w:rPr>
@@ -4436,6 +3967,62 @@
     <w:p>
       <w:r>
         <w:t>________________________________________________________________</w:t>
+      </w:r>
+    </w:p>
+    <w:p>
+      <w:pPr>
+        <w:pStyle w:val="Heading2"/>
+      </w:pPr>
+      <w:r>
+        <w:t>Earlier wording, alternatives and picture transcripts · reference / check after trying</w:t>
+      </w:r>
+    </w:p>
+    <w:p>
+      <w:pPr>
+        <w:pStyle w:val="Heading3"/>
+      </w:pPr>
+      <w:r>
+        <w:t>01. Reproducible Experiments: the case</w:t>
+      </w:r>
+    </w:p>
+    <w:p>
+      <w:pPr>
+        <w:pStyle w:val="Heading3"/>
+      </w:pPr>
+      <w:r>
+        <w:t>02. Follow the deciding steps</w:t>
+      </w:r>
+    </w:p>
+    <w:p>
+      <w:pPr>
+        <w:pStyle w:val="Heading3"/>
+      </w:pPr>
+      <w:r>
+        <w:t>03. All declared seeds</w:t>
+      </w:r>
+    </w:p>
+    <w:p>
+      <w:pPr>
+        <w:pStyle w:val="Heading3"/>
+      </w:pPr>
+      <w:r>
+        <w:t>04. Change one thing. Trace what follows.</w:t>
+      </w:r>
+    </w:p>
+    <w:p>
+      <w:pPr>
+        <w:pStyle w:val="Heading3"/>
+      </w:pPr>
+      <w:r>
+        <w:t>05. Connect the explanation to its limit</w:t>
+      </w:r>
+    </w:p>
+    <w:p>
+      <w:pPr>
+        <w:pStyle w:val="Heading3"/>
+      </w:pPr>
+      <w:r>
+        <w:t>06. Make the idea visible in your project</w:t>
       </w:r>
     </w:p>
     <w:sectPr>
